--- a/docs/content/getting_started/getting_started_activity.docx
+++ b/docs/content/getting_started/getting_started_activity.docx
@@ -26,7 +26,7 @@
         <w:t xml:space="preserve">Bill Perry</w:t>
       </w:r>
     </w:p>
-    <w:bookmarkStart w:id="10" w:name="worksheet-getting-started"/>
+    <w:bookmarkStart w:id="15" w:name="worksheet-getting-started"/>
     <w:p>
       <w:pPr>
         <w:pStyle w:val="Heading1"/>
@@ -37,13 +37,37 @@
     </w:p>
     <w:p>
       <w:pPr>
+        <w:pStyle w:val="FirstParagraph"/>
+      </w:pPr>
+      <w:hyperlink r:id="rId9">
+        <w:r>
+          <w:rPr>
+            <w:rStyle w:val="Hyperlink"/>
+          </w:rPr>
+          <w:t xml:space="preserve">📥 Download the data (.csv)</w:t>
+        </w:r>
+      </w:hyperlink>
+      <w:r>
+        <w:t xml:space="preserve"> </w:t>
+      </w:r>
+      <w:hyperlink r:id="rId10">
+        <w:r>
+          <w:rPr>
+            <w:rStyle w:val="Hyperlink"/>
+          </w:rPr>
+          <w:t xml:space="preserve">📥 Download the data (.xlsx)</w:t>
+        </w:r>
+      </w:hyperlink>
+    </w:p>
+    <w:p>
+      <w:pPr>
         <w:pStyle w:val="Heading2"/>
       </w:pPr>
-      <w:bookmarkStart w:id="9" w:name="how-to-use-this-worksheet"/>
+      <w:bookmarkStart w:id="11" w:name="how-to-use-this-worksheet"/>
       <w:r>
         <w:t xml:space="preserve">How to use this worksheet</w:t>
       </w:r>
-      <w:bookmarkEnd w:id="9"/>
+      <w:bookmarkEnd w:id="11"/>
     </w:p>
     <w:p>
       <w:pPr>
@@ -133,6 +157,613 @@
         <w:t xml:space="preserve">are optional bonus material.</w:t>
       </w:r>
     </w:p>
+    <w:p>
+      <w:pPr>
+        <w:pStyle w:val="BlockText"/>
+      </w:pPr>
+      <w:r>
+        <w:rPr>
+          <w:b/>
+          <w:bCs/>
+        </w:rPr>
+        <w:t xml:space="preserve">Every grey</w:t>
+      </w:r>
+      <w:r>
+        <w:rPr>
+          <w:b/>
+          <w:bCs/>
+        </w:rPr>
+        <w:t xml:space="preserve"> </w:t>
+      </w:r>
+      <w:r>
+        <w:rPr>
+          <w:rStyle w:val="VerbatimChar"/>
+          <w:b/>
+          <w:bCs/>
+        </w:rPr>
+        <w:t xml:space="preserve">r</w:t>
+      </w:r>
+      <w:r>
+        <w:rPr>
+          <w:b/>
+          <w:bCs/>
+        </w:rPr>
+        <w:t xml:space="preserve"> </w:t>
+      </w:r>
+      <w:r>
+        <w:rPr>
+          <w:b/>
+          <w:bCs/>
+        </w:rPr>
+        <w:t xml:space="preserve">box below is code you type into an R script — not into the Console.</w:t>
+      </w:r>
+      <w:r>
+        <w:t xml:space="preserve"> </w:t>
+      </w:r>
+      <w:r>
+        <w:t xml:space="preserve">Before you start:</w:t>
+      </w:r>
+      <w:r>
+        <w:t xml:space="preserve"> </w:t>
+      </w:r>
+      <w:r>
+        <w:rPr>
+          <w:b/>
+          <w:bCs/>
+        </w:rPr>
+        <w:t xml:space="preserve">File → New File → R Script</w:t>
+      </w:r>
+      <w:r>
+        <w:t xml:space="preserve">, and save it as</w:t>
+      </w:r>
+      <w:r>
+        <w:t xml:space="preserve"> </w:t>
+      </w:r>
+      <w:r>
+        <w:rPr>
+          <w:rStyle w:val="VerbatimChar"/>
+        </w:rPr>
+        <w:t xml:space="preserve">01_getting_started.R</w:t>
+      </w:r>
+      <w:r>
+        <w:t xml:space="preserve"> </w:t>
+      </w:r>
+      <w:r>
+        <w:t xml:space="preserve">in your project’s</w:t>
+      </w:r>
+      <w:r>
+        <w:t xml:space="preserve"> </w:t>
+      </w:r>
+      <w:r>
+        <w:rPr>
+          <w:rStyle w:val="VerbatimChar"/>
+        </w:rPr>
+        <w:t xml:space="preserve">scripts/</w:t>
+      </w:r>
+      <w:r>
+        <w:t xml:space="preserve"> </w:t>
+      </w:r>
+      <w:r>
+        <w:t xml:space="preserve">folder. Then work down the worksheet, adding each block to the bottom of that one script, in order.</w:t>
+      </w:r>
+    </w:p>
+    <w:p>
+      <w:pPr>
+        <w:pStyle w:val="BlockText"/>
+      </w:pPr>
+      <w:r>
+        <w:rPr>
+          <w:b/>
+          <w:bCs/>
+        </w:rPr>
+        <w:t xml:space="preserve">Type the</w:t>
+      </w:r>
+      <w:r>
+        <w:rPr>
+          <w:b/>
+          <w:bCs/>
+        </w:rPr>
+        <w:t xml:space="preserve"> </w:t>
+      </w:r>
+      <w:r>
+        <w:rPr>
+          <w:rStyle w:val="VerbatimChar"/>
+          <w:b/>
+          <w:bCs/>
+        </w:rPr>
+        <w:t xml:space="preserve"># ── Part …</w:t>
+      </w:r>
+      <w:r>
+        <w:rPr>
+          <w:b/>
+          <w:bCs/>
+        </w:rPr>
+        <w:t xml:space="preserve"> </w:t>
+      </w:r>
+      <w:r>
+        <w:rPr>
+          <w:b/>
+          <w:bCs/>
+        </w:rPr>
+        <w:t xml:space="preserve">header comment at the top of each block, too.</w:t>
+      </w:r>
+      <w:r>
+        <w:t xml:space="preserve"> </w:t>
+      </w:r>
+      <w:r>
+        <w:t xml:space="preserve">Those comment lines are not decoration — they are how your script stays navigable, how you find your way back to a block that broke, and how I find your work when I read your script. A block with no header comment is a block I cannot place. In RStudio they also show up in the document outline (the</w:t>
+      </w:r>
+      <w:r>
+        <w:t xml:space="preserve"> </w:t>
+      </w:r>
+      <w:r>
+        <w:rPr>
+          <w:rStyle w:val="VerbatimChar"/>
+        </w:rPr>
+        <w:t xml:space="preserve">≡</w:t>
+      </w:r>
+      <w:r>
+        <w:t xml:space="preserve"> </w:t>
+      </w:r>
+      <w:r>
+        <w:t xml:space="preserve">button at the bottom-left of the editor) so you can jump straight to any part.</w:t>
+      </w:r>
+    </w:p>
+    <w:tbl>
+      <w:tblPr>
+        <w:tblStyle w:val="Table"/>
+        <w:tblLook w:firstRow="0" w:lastRow="0" w:firstColumn="0" w:lastColumn="0" w:noHBand="0" w:noVBand="0" w:val="0000"/>
+        <w:tblBorders>
+          <w:top w:val="single" w:sz="4" w:space="0" w:color="CC1914"/>
+          <w:left w:val="single" w:sz="24" w:space="0" w:color="CC1914"/>
+          <w:bottom w:val="single" w:sz="4" w:space="0" w:color="CC1914"/>
+          <w:right w:val="single" w:sz="4" w:space="0" w:color="CC1914"/>
+        </w:tblBorders>
+        <w:tblCellMar>
+          <w:left w:w="144" w:type="dxa"/>
+          <w:right w:w="144" w:type="dxa"/>
+        </w:tblCellMar>
+        <w:tblLook w:firstRow="0" w:lastRow="0" w:firstColumn="0" w:lastColumn="0" w:noHBand="0" w:noVBand="0" w:val="0000"/>
+      </w:tblPr>
+      <w:tr>
+        <w:trPr>
+          <w:cantSplit/>
+        </w:trPr>
+        <w:tc>
+          <w:tcPr>
+            <w:shd w:color="auto" w:fill="f7dddc" w:val="clear"/>
+            <w:tcMar>
+              <w:top w:w="92" w:type="dxa"/>
+              <w:bottom w:w="92" w:type="dxa"/>
+            </w:tcMar>
+          </w:tcPr>
+          <w:p>
+            <w:pPr>
+              <w:pStyle w:val="FirstParagraph"/>
+            </w:pPr>
+            <w:pPr>
+              <w:spacing w:before="0" w:after="0"/>
+              <w:textAlignment w:val="center"/>
+            </w:pPr>
+            <w:r>
+              <w:drawing>
+                <wp:inline>
+                  <wp:extent cx="152400" cy="152400"/>
+                  <wp:effectExtent b="0" l="0" r="0" t="0"/>
+                  <wp:docPr descr="" title="" id="13" name="Picture"/>
+                  <a:graphic>
+                    <a:graphicData uri="http://schemas.openxmlformats.org/drawingml/2006/picture">
+                      <pic:pic>
+                        <pic:nvPicPr>
+                          <pic:cNvPr descr="/Applications/Positron.app/Contents/Resources/app/quarto/share/formats/docx/important.png" id="14" name="Picture"/>
+                          <pic:cNvPicPr>
+                            <a:picLocks noChangeArrowheads="1" noChangeAspect="1"/>
+                          </pic:cNvPicPr>
+                        </pic:nvPicPr>
+                        <pic:blipFill>
+                          <a:blip r:embed="rId12"/>
+                          <a:stretch>
+                            <a:fillRect/>
+                          </a:stretch>
+                        </pic:blipFill>
+                        <pic:spPr bwMode="auto">
+                          <a:xfrm>
+                            <a:off x="0" y="0"/>
+                            <a:ext cx="152400" cy="152400"/>
+                          </a:xfrm>
+                          <a:prstGeom prst="rect">
+                            <a:avLst/>
+                          </a:prstGeom>
+                          <a:noFill/>
+                          <a:ln w="9525">
+                            <a:noFill/>
+                            <a:headEnd/>
+                            <a:tailEnd/>
+                          </a:ln>
+                        </pic:spPr>
+                      </pic:pic>
+                    </a:graphicData>
+                  </a:graphic>
+                </wp:inline>
+              </w:drawing>
+            </w:r>
+            <w:r>
+              <w:t xml:space="preserve"> </w:t>
+            </w:r>
+            <w:r>
+              <w:t xml:space="preserve"> </w:t>
+            </w:r>
+            <w:r>
+              <w:t xml:space="preserve">Column names in</w:t>
+            </w:r>
+            <w:r>
+              <w:t xml:space="preserve"> </w:t>
+            </w:r>
+            <w:r>
+              <w:rPr>
+                <w:rStyle w:val="VerbatimChar"/>
+              </w:rPr>
+              <w:t xml:space="preserve">pine_data.csv</w:t>
+            </w:r>
+            <w:r>
+              <w:t xml:space="preserve"> </w:t>
+            </w:r>
+            <w:r>
+              <w:t xml:space="preserve">/</w:t>
+            </w:r>
+            <w:r>
+              <w:t xml:space="preserve"> </w:t>
+            </w:r>
+            <w:r>
+              <w:rPr>
+                <w:rStyle w:val="VerbatimChar"/>
+              </w:rPr>
+              <w:t xml:space="preserve">pine_data.xlsx</w:t>
+            </w:r>
+          </w:p>
+        </w:tc>
+      </w:tr>
+      <w:tr>
+        <w:trPr>
+          <w:cantSplit/>
+        </w:trPr>
+        <w:tc>
+          <w:tcPr>
+            <w:tcMar>
+              <w:top w:w="108" w:type="dxa"/>
+              <w:bottom w:w="108" w:type="dxa"/>
+            </w:tcMar>
+          </w:tcPr>
+          <w:p>
+            <w:pPr>
+              <w:pStyle w:val="BodyText"/>
+            </w:pPr>
+            <w:pPr>
+              <w:spacing w:before="16"/>
+            </w:pPr>
+            <w:r>
+              <w:t xml:space="preserve">Both files hold the</w:t>
+            </w:r>
+            <w:r>
+              <w:t xml:space="preserve"> </w:t>
+            </w:r>
+            <w:r>
+              <w:rPr>
+                <w:b/>
+                <w:bCs/>
+              </w:rPr>
+              <w:t xml:space="preserve">same six columns, with exactly these names</w:t>
+            </w:r>
+            <w:r>
+              <w:t xml:space="preserve">. Type them</w:t>
+            </w:r>
+            <w:r>
+              <w:t xml:space="preserve"> </w:t>
+            </w:r>
+            <w:r>
+              <w:t xml:space="preserve">exactly as written — R is case-sensitive, and</w:t>
+            </w:r>
+            <w:r>
+              <w:t xml:space="preserve"> </w:t>
+            </w:r>
+            <w:r>
+              <w:rPr>
+                <w:rStyle w:val="VerbatimChar"/>
+              </w:rPr>
+              <w:t xml:space="preserve">Needle_Length</w:t>
+            </w:r>
+            <w:r>
+              <w:t xml:space="preserve"> </w:t>
+            </w:r>
+            <w:r>
+              <w:t xml:space="preserve">or</w:t>
+            </w:r>
+            <w:r>
+              <w:t xml:space="preserve"> </w:t>
+            </w:r>
+            <w:r>
+              <w:rPr>
+                <w:rStyle w:val="VerbatimChar"/>
+              </w:rPr>
+              <w:t xml:space="preserve">needle_length</w:t>
+            </w:r>
+            <w:r>
+              <w:t xml:space="preserve"> </w:t>
+            </w:r>
+            <w:r>
+              <w:t xml:space="preserve">will not work:</w:t>
+            </w:r>
+          </w:p>
+          <w:tbl>
+            <w:tblPr>
+              <w:tblStyle w:val="Table"/>
+              <w:tblW w:type="auto" w:w="0"/>
+              <w:tblLook w:firstRow="1" w:lastRow="0" w:firstColumn="0" w:lastColumn="0" w:noHBand="0" w:noVBand="0" w:val="0020"/>
+            </w:tblPr>
+            <w:tblGrid>
+              <w:gridCol w:w="3960"/>
+              <w:gridCol w:w="3960"/>
+            </w:tblGrid>
+            <w:tr>
+              <w:trPr>
+                <w:tblHeader w:val="on"/>
+              </w:trPr>
+              <w:tc>
+                <w:tcPr/>
+                <w:p>
+                  <w:pPr>
+                    <w:pStyle w:val="Compact"/>
+                  </w:pPr>
+                  <w:r>
+                    <w:t xml:space="preserve">Column</w:t>
+                  </w:r>
+                </w:p>
+              </w:tc>
+              <w:tc>
+                <w:tcPr/>
+                <w:p>
+                  <w:pPr>
+                    <w:pStyle w:val="Compact"/>
+                  </w:pPr>
+                  <w:r>
+                    <w:t xml:space="preserve">What it is</w:t>
+                  </w:r>
+                </w:p>
+              </w:tc>
+            </w:tr>
+            <w:tr>
+              <w:tc>
+                <w:tcPr/>
+                <w:p>
+                  <w:pPr>
+                    <w:pStyle w:val="Compact"/>
+                  </w:pPr>
+                  <w:r>
+                    <w:rPr>
+                      <w:rStyle w:val="VerbatimChar"/>
+                    </w:rPr>
+                    <w:t xml:space="preserve">source_file</w:t>
+                  </w:r>
+                </w:p>
+              </w:tc>
+              <w:tc>
+                <w:tcPr/>
+                <w:p>
+                  <w:pPr>
+                    <w:pStyle w:val="Compact"/>
+                  </w:pPr>
+                  <w:r>
+                    <w:t xml:space="preserve">the raw team file the row came from</w:t>
+                  </w:r>
+                </w:p>
+              </w:tc>
+            </w:tr>
+            <w:tr>
+              <w:tc>
+                <w:tcPr/>
+                <w:p>
+                  <w:pPr>
+                    <w:pStyle w:val="Compact"/>
+                  </w:pPr>
+                  <w:r>
+                    <w:rPr>
+                      <w:rStyle w:val="VerbatimChar"/>
+                    </w:rPr>
+                    <w:t xml:space="preserve">team</w:t>
+                  </w:r>
+                </w:p>
+              </w:tc>
+              <w:tc>
+                <w:tcPr/>
+                <w:p>
+                  <w:pPr>
+                    <w:pStyle w:val="Compact"/>
+                  </w:pPr>
+                  <w:r>
+                    <w:t xml:space="preserve">field team — one team =</w:t>
+                  </w:r>
+                  <w:r>
+                    <w:t xml:space="preserve"> </w:t>
+                  </w:r>
+                  <w:r>
+                    <w:rPr>
+                      <w:b/>
+                      <w:bCs/>
+                    </w:rPr>
+                    <w:t xml:space="preserve">one tree</w:t>
+                  </w:r>
+                </w:p>
+              </w:tc>
+            </w:tr>
+            <w:tr>
+              <w:tc>
+                <w:tcPr/>
+                <w:p>
+                  <w:pPr>
+                    <w:pStyle w:val="Compact"/>
+                  </w:pPr>
+                  <w:r>
+                    <w:rPr>
+                      <w:rStyle w:val="VerbatimChar"/>
+                    </w:rPr>
+                    <w:t xml:space="preserve">replicate</w:t>
+                  </w:r>
+                </w:p>
+              </w:tc>
+              <w:tc>
+                <w:tcPr/>
+                <w:p>
+                  <w:pPr>
+                    <w:pStyle w:val="Compact"/>
+                  </w:pPr>
+                  <w:r>
+                    <w:t xml:space="preserve">needle number within a tree side (1-8)</w:t>
+                  </w:r>
+                </w:p>
+              </w:tc>
+            </w:tr>
+            <w:tr>
+              <w:tc>
+                <w:tcPr/>
+                <w:p>
+                  <w:pPr>
+                    <w:pStyle w:val="Compact"/>
+                  </w:pPr>
+                  <w:r>
+                    <w:rPr>
+                      <w:rStyle w:val="VerbatimChar"/>
+                    </w:rPr>
+                    <w:t xml:space="preserve">side</w:t>
+                  </w:r>
+                </w:p>
+              </w:tc>
+              <w:tc>
+                <w:tcPr/>
+                <w:p>
+                  <w:pPr>
+                    <w:pStyle w:val="Compact"/>
+                  </w:pPr>
+                  <w:r>
+                    <w:t xml:space="preserve">sun exposure —</w:t>
+                  </w:r>
+                  <w:r>
+                    <w:t xml:space="preserve"> </w:t>
+                  </w:r>
+                  <w:r>
+                    <w:rPr>
+                      <w:rStyle w:val="VerbatimChar"/>
+                    </w:rPr>
+                    <w:t xml:space="preserve">"shady"</w:t>
+                  </w:r>
+                  <w:r>
+                    <w:t xml:space="preserve"> </w:t>
+                  </w:r>
+                  <w:r>
+                    <w:t xml:space="preserve">or</w:t>
+                  </w:r>
+                  <w:r>
+                    <w:t xml:space="preserve"> </w:t>
+                  </w:r>
+                  <w:r>
+                    <w:rPr>
+                      <w:rStyle w:val="VerbatimChar"/>
+                    </w:rPr>
+                    <w:t xml:space="preserve">"sunny"</w:t>
+                  </w:r>
+                </w:p>
+              </w:tc>
+            </w:tr>
+            <w:tr>
+              <w:tc>
+                <w:tcPr/>
+                <w:p>
+                  <w:pPr>
+                    <w:pStyle w:val="Compact"/>
+                  </w:pPr>
+                  <w:r>
+                    <w:rPr>
+                      <w:rStyle w:val="VerbatimChar"/>
+                    </w:rPr>
+                    <w:t xml:space="preserve">needle_length_mm</w:t>
+                  </w:r>
+                </w:p>
+              </w:tc>
+              <w:tc>
+                <w:tcPr/>
+                <w:p>
+                  <w:pPr>
+                    <w:pStyle w:val="Compact"/>
+                  </w:pPr>
+                  <w:r>
+                    <w:t xml:space="preserve">needle length, millimetres</w:t>
+                  </w:r>
+                </w:p>
+              </w:tc>
+            </w:tr>
+            <w:tr>
+              <w:tc>
+                <w:tcPr/>
+                <w:p>
+                  <w:pPr>
+                    <w:pStyle w:val="Compact"/>
+                  </w:pPr>
+                  <w:r>
+                    <w:rPr>
+                      <w:rStyle w:val="VerbatimChar"/>
+                    </w:rPr>
+                    <w:t xml:space="preserve">needle_width_mm</w:t>
+                  </w:r>
+                </w:p>
+              </w:tc>
+              <w:tc>
+                <w:tcPr/>
+                <w:p>
+                  <w:pPr>
+                    <w:pStyle w:val="Compact"/>
+                  </w:pPr>
+                  <w:r>
+                    <w:t xml:space="preserve">needle width, millimetres</w:t>
+                  </w:r>
+                </w:p>
+              </w:tc>
+            </w:tr>
+          </w:tbl>
+          <w:p>
+            <w:pPr>
+              <w:pStyle w:val="BodyText"/>
+            </w:pPr>
+            <w:pPr>
+              <w:spacing w:after="16"/>
+            </w:pPr>
+            <w:r>
+              <w:t xml:space="preserve">After you read the file in, run</w:t>
+            </w:r>
+            <w:r>
+              <w:t xml:space="preserve"> </w:t>
+            </w:r>
+            <w:r>
+              <w:rPr>
+                <w:rStyle w:val="VerbatimChar"/>
+              </w:rPr>
+              <w:t xml:space="preserve">names(pine_df)</w:t>
+            </w:r>
+            <w:r>
+              <w:t xml:space="preserve"> </w:t>
+            </w:r>
+            <w:r>
+              <w:t xml:space="preserve">and check the names on your</w:t>
+            </w:r>
+            <w:r>
+              <w:t xml:space="preserve"> </w:t>
+            </w:r>
+            <w:r>
+              <w:t xml:space="preserve">screen against this table before you write any other code.</w:t>
+            </w:r>
+          </w:p>
+          <w:p/>
+        </w:tc>
+      </w:tr>
+    </w:tbl>
     <w:p>
       <w:r>
         <w:pict>
@@ -140,8 +771,8 @@
         </w:pict>
       </w:r>
     </w:p>
-    <w:bookmarkEnd w:id="10"/>
-    <w:bookmarkStart w:id="13" w:name="part-1-todays-question"/>
+    <w:bookmarkEnd w:id="15"/>
+    <w:bookmarkStart w:id="18" w:name="part-1-todays-question"/>
     <w:p>
       <w:pPr>
         <w:pStyle w:val="Heading1"/>
@@ -150,7 +781,7 @@
         <w:t xml:space="preserve">Part 1 · Today’s question</w:t>
       </w:r>
     </w:p>
-    <w:bookmarkStart w:id="11" w:name="recap"/>
+    <w:bookmarkStart w:id="16" w:name="recap"/>
     <w:p>
       <w:pPr>
         <w:pStyle w:val="Heading3"/>
@@ -322,7 +953,7 @@
           <w:i/>
           <w:iCs/>
         </w:rPr>
-        <w:t xml:space="preserve">“I measured needles on three trees, all showed the sheltered side longer, so I expect a fourth tree to show the same pattern.”</w:t>
+        <w:t xml:space="preserve">“I measured needles on three trees, all showed the shady side longer, so I expect a fourth tree to show the same pattern.”</w:t>
       </w:r>
       <w:r>
         <w:t xml:space="preserve"> </w:t>
@@ -357,8 +988,8 @@
         <w:t xml:space="preserve">Why one tree isn't enough:</w:t>
       </w:r>
     </w:p>
-    <w:bookmarkEnd w:id="11"/>
-    <w:bookmarkStart w:id="12" w:name="field-collection-plan"/>
+    <w:bookmarkEnd w:id="16"/>
+    <w:bookmarkStart w:id="17" w:name="field-collection-plan"/>
     <w:p>
       <w:pPr>
         <w:pStyle w:val="Heading3"/>
@@ -437,7 +1068,7 @@
         <w:rPr>
           <w:rStyle w:val="VerbatimChar"/>
         </w:rPr>
-        <w:t xml:space="preserve">Label convention (n/s? shady/sunny?):</w:t>
+        <w:t xml:space="preserve">Label convention for the side column (shady / sunny):</w:t>
       </w:r>
     </w:p>
     <w:p>
@@ -447,9 +1078,9 @@
         </w:pict>
       </w:r>
     </w:p>
-    <w:bookmarkEnd w:id="12"/>
-    <w:bookmarkEnd w:id="13"/>
-    <w:bookmarkStart w:id="16" w:name="part-2-build-your-project-folder"/>
+    <w:bookmarkEnd w:id="17"/>
+    <w:bookmarkEnd w:id="18"/>
+    <w:bookmarkStart w:id="21" w:name="part-2-build-your-project-folder"/>
     <w:p>
       <w:pPr>
         <w:pStyle w:val="Heading1"/>
@@ -458,7 +1089,7 @@
         <w:t xml:space="preserve">Part 2 · Build your project folder</w:t>
       </w:r>
     </w:p>
-    <w:bookmarkStart w:id="14" w:name="why-a-project-folder"/>
+    <w:bookmarkStart w:id="19" w:name="why-a-project-folder"/>
     <w:p>
       <w:pPr>
         <w:pStyle w:val="Heading3"/>
@@ -504,8 +1135,8 @@
         <w:t xml:space="preserve">to it — no more hunting for where a file went.</w:t>
       </w:r>
     </w:p>
-    <w:bookmarkEnd w:id="14"/>
-    <w:bookmarkStart w:id="15" w:name="create-the-folder-structure"/>
+    <w:bookmarkEnd w:id="19"/>
+    <w:bookmarkStart w:id="20" w:name="create-the-folder-structure"/>
     <w:p>
       <w:pPr>
         <w:pStyle w:val="Heading3"/>
@@ -595,7 +1226,7 @@
         <w:rPr>
           <w:rStyle w:val="VerbatimChar"/>
         </w:rPr>
-        <w:t xml:space="preserve">pine_needles.csv</w:t>
+        <w:t xml:space="preserve">pine_data.csv</w:t>
       </w:r>
       <w:r>
         <w:t xml:space="preserve"> </w:t>
@@ -697,9 +1328,9 @@
         </w:pict>
       </w:r>
     </w:p>
-    <w:bookmarkEnd w:id="15"/>
-    <w:bookmarkEnd w:id="16"/>
-    <w:bookmarkStart w:id="27" w:name="part-3-enter-your-data-in-excel"/>
+    <w:bookmarkEnd w:id="20"/>
+    <w:bookmarkEnd w:id="21"/>
+    <w:bookmarkStart w:id="32" w:name="part-3-enter-your-data-in-excel"/>
     <w:p>
       <w:pPr>
         <w:pStyle w:val="Heading1"/>
@@ -716,7 +1347,7 @@
         <w:t xml:space="preserve">Before R ever sees your numbers, they have to get from your field notes into a spreadsheet. How you do that now determines how much pain you’re in later — so we do it deliberately.</w:t>
       </w:r>
     </w:p>
-    <w:bookmarkStart w:id="17" w:name="set-up-your-header-row-first"/>
+    <w:bookmarkStart w:id="22" w:name="set-up-your-header-row-first"/>
     <w:p>
       <w:pPr>
         <w:pStyle w:val="Heading3"/>
@@ -1077,7 +1708,7 @@
         <w:rPr>
           <w:rStyle w:val="VerbatimChar"/>
         </w:rPr>
-        <w:t xml:space="preserve">length_mm</w:t>
+        <w:t xml:space="preserve">needle_length_mm</w:t>
       </w:r>
       <w:r>
         <w:t xml:space="preserve"> </w:t>
@@ -1086,8 +1717,8 @@
         <w:t xml:space="preserve">look equally clear to a human — only one of them is a header R can use without a fight. Spaces, parentheses, and units in the header text all cause problems later.</w:t>
       </w:r>
     </w:p>
-    <w:bookmarkEnd w:id="17"/>
-    <w:bookmarkStart w:id="21" w:name="one-row-one-measurement"/>
+    <w:bookmarkEnd w:id="22"/>
+    <w:bookmarkStart w:id="26" w:name="one-row-one-measurement"/>
     <w:p>
       <w:pPr>
         <w:pStyle w:val="Heading3"/>
@@ -1117,7 +1748,7 @@
         <w:t xml:space="preserve"> </w:t>
       </w:r>
       <w:r>
-        <w:t xml:space="preserve">Not one row per tree with six length columns crammed in — one row</w:t>
+        <w:t xml:space="preserve">Not one row per tree with eight length columns crammed in — one row</w:t>
       </w:r>
       <w:r>
         <w:t xml:space="preserve"> </w:t>
@@ -1139,7 +1770,7 @@
         <w:rPr>
           <w:rStyle w:val="VerbatimChar"/>
         </w:rPr>
-        <w:t xml:space="preserve">tree_no</w:t>
+        <w:t xml:space="preserve">team</w:t>
       </w:r>
       <w:r>
         <w:t xml:space="preserve">,</w:t>
@@ -1151,7 +1782,7 @@
         <w:rPr>
           <w:rStyle w:val="VerbatimChar"/>
         </w:rPr>
-        <w:t xml:space="preserve">n_s</w:t>
+        <w:t xml:space="preserve">side</w:t>
       </w:r>
       <w:r>
         <w:t xml:space="preserve">, and</w:t>
@@ -1163,28 +1794,13 @@
         <w:rPr>
           <w:rStyle w:val="VerbatimChar"/>
         </w:rPr>
-        <w:t xml:space="preserve">sun</w:t>
+        <w:t xml:space="preserve">replicate</w:t>
       </w:r>
       <w:r>
         <w:t xml:space="preserve"> </w:t>
       </w:r>
       <w:r>
         <w:t xml:space="preserve">repeated on every row that needle belongs to. Yes, that means typing</w:t>
-      </w:r>
-      <w:r>
-        <w:t xml:space="preserve"> </w:t>
-      </w:r>
-      <w:r>
-        <w:rPr>
-          <w:rStyle w:val="VerbatimChar"/>
-        </w:rPr>
-        <w:t xml:space="preserve">n</w:t>
-      </w:r>
-      <w:r>
-        <w:t xml:space="preserve"> </w:t>
-      </w:r>
-      <w:r>
-        <w:t xml:space="preserve">and</w:t>
       </w:r>
       <w:r>
         <w:t xml:space="preserve"> </w:t>
@@ -1243,18 +1859,18 @@
                 <wp:inline>
                   <wp:extent cx="152400" cy="152400"/>
                   <wp:effectExtent b="0" l="0" r="0" t="0"/>
-                  <wp:docPr descr="" title="" id="19" name="Picture"/>
+                  <wp:docPr descr="" title="" id="24" name="Picture"/>
                   <a:graphic>
                     <a:graphicData uri="http://schemas.openxmlformats.org/drawingml/2006/picture">
                       <pic:pic>
                         <pic:nvPicPr>
-                          <pic:cNvPr descr="/Applications/Positron.app/Contents/Resources/app/quarto/share/formats/docx/warning.png" id="20" name="Picture"/>
+                          <pic:cNvPr descr="/Applications/Positron.app/Contents/Resources/app/quarto/share/formats/docx/warning.png" id="25" name="Picture"/>
                           <pic:cNvPicPr>
                             <a:picLocks noChangeArrowheads="1" noChangeAspect="1"/>
                           </pic:cNvPicPr>
                         </pic:nvPicPr>
                         <pic:blipFill>
-                          <a:blip r:embed="rId18"/>
+                          <a:blip r:embed="rId23"/>
                           <a:stretch>
                             <a:fillRect/>
                           </a:stretch>
@@ -1495,7 +2111,7 @@
               <w:rPr>
                 <w:rStyle w:val="VerbatimChar"/>
               </w:rPr>
-              <w:t xml:space="preserve">sun</w:t>
+              <w:t xml:space="preserve">sunny</w:t>
             </w:r>
             <w:r>
               <w:t xml:space="preserve"> </w:t>
@@ -1530,8 +2146,8 @@
         </w:tc>
       </w:tr>
     </w:tbl>
-    <w:bookmarkEnd w:id="21"/>
-    <w:bookmarkStart w:id="25" w:name="enter-your-groups-data"/>
+    <w:bookmarkEnd w:id="26"/>
+    <w:bookmarkStart w:id="30" w:name="enter-your-groups-data"/>
     <w:p>
       <w:pPr>
         <w:pStyle w:val="Heading3"/>
@@ -1671,18 +2287,18 @@
                 <wp:inline>
                   <wp:extent cx="152400" cy="152400"/>
                   <wp:effectExtent b="0" l="0" r="0" t="0"/>
-                  <wp:docPr descr="" title="" id="23" name="Picture"/>
+                  <wp:docPr descr="" title="" id="28" name="Picture"/>
                   <a:graphic>
                     <a:graphicData uri="http://schemas.openxmlformats.org/drawingml/2006/picture">
                       <pic:pic>
                         <pic:nvPicPr>
-                          <pic:cNvPr descr="/Applications/Positron.app/Contents/Resources/app/quarto/share/formats/docx/tip.png" id="24" name="Picture"/>
+                          <pic:cNvPr descr="/Applications/Positron.app/Contents/Resources/app/quarto/share/formats/docx/tip.png" id="29" name="Picture"/>
                           <pic:cNvPicPr>
                             <a:picLocks noChangeArrowheads="1" noChangeAspect="1"/>
                           </pic:cNvPicPr>
                         </pic:nvPicPr>
                         <pic:blipFill>
-                          <a:blip r:embed="rId22"/>
+                          <a:blip r:embed="rId27"/>
                           <a:stretch>
                             <a:fillRect/>
                           </a:stretch>
@@ -1891,8 +2507,8 @@
         </w:tc>
       </w:tr>
     </w:tbl>
-    <w:bookmarkEnd w:id="25"/>
-    <w:bookmarkStart w:id="26" w:name="save-it-both-formats"/>
+    <w:bookmarkEnd w:id="30"/>
+    <w:bookmarkStart w:id="31" w:name="save-it-both-formats"/>
     <w:p>
       <w:pPr>
         <w:pStyle w:val="Heading3"/>
@@ -2044,7 +2660,7 @@
         <w:rPr>
           <w:rStyle w:val="VerbatimChar"/>
         </w:rPr>
-        <w:t xml:space="preserve">pine_needles.csv</w:t>
+        <w:t xml:space="preserve">pine_data.csv</w:t>
       </w:r>
       <w:r>
         <w:t xml:space="preserve"> </w:t>
@@ -2111,9 +2727,9 @@
         </w:pict>
       </w:r>
     </w:p>
-    <w:bookmarkEnd w:id="26"/>
-    <w:bookmarkEnd w:id="27"/>
-    <w:bookmarkStart w:id="28" w:name="part-4-orient-yourself-in-positron"/>
+    <w:bookmarkEnd w:id="31"/>
+    <w:bookmarkEnd w:id="32"/>
+    <w:bookmarkStart w:id="33" w:name="part-4-orient-yourself-in-positron"/>
     <w:p>
       <w:pPr>
         <w:pStyle w:val="Heading1"/>
@@ -2425,8 +3041,8 @@
         </w:pict>
       </w:r>
     </w:p>
-    <w:bookmarkEnd w:id="28"/>
-    <w:bookmarkStart w:id="31" w:name="X1563e2f34802f34eb6beac4d84528fd0fb900da"/>
+    <w:bookmarkEnd w:id="33"/>
+    <w:bookmarkStart w:id="36" w:name="X1563e2f34802f34eb6beac4d84528fd0fb900da"/>
     <w:p>
       <w:pPr>
         <w:pStyle w:val="Heading1"/>
@@ -2453,6 +3069,15 @@
       </w:pPr>
       <w:r>
         <w:rPr>
+          <w:rStyle w:val="CommentTok"/>
+        </w:rPr>
+        <w:t xml:space="preserve"># ── Part 5.1 · R as a calculator, and storing values ────────────────────</w:t>
+      </w:r>
+      <w:r>
+        <w:br/>
+      </w:r>
+      <w:r>
+        <w:rPr>
           <w:rStyle w:val="DecValTok"/>
         </w:rPr>
         <w:t xml:space="preserve">3</w:t>
@@ -2724,6 +3349,15 @@
       </w:pPr>
       <w:r>
         <w:rPr>
+          <w:rStyle w:val="CommentTok"/>
+        </w:rPr>
+        <w:t xml:space="preserve"># ── Part 5.2 · R as a calculator, and storing values ────────────────────</w:t>
+      </w:r>
+      <w:r>
+        <w:br/>
+      </w:r>
+      <w:r>
+        <w:rPr>
           <w:rStyle w:val="NormalTok"/>
         </w:rPr>
         <w:t xml:space="preserve">x </w:t>
@@ -2928,6 +3562,15 @@
       <w:pPr>
         <w:pStyle w:val="SourceCode"/>
       </w:pPr>
+      <w:r>
+        <w:rPr>
+          <w:rStyle w:val="CommentTok"/>
+        </w:rPr>
+        <w:t xml:space="preserve"># ── Part 5.3 · R as a calculator, and storing values ────────────────────</w:t>
+      </w:r>
+      <w:r>
+        <w:br/>
+      </w:r>
       <w:r>
         <w:rPr>
           <w:rStyle w:val="CommentTok"/>
@@ -2976,18 +3619,18 @@
                 <wp:inline>
                   <wp:extent cx="152400" cy="152400"/>
                   <wp:effectExtent b="0" l="0" r="0" t="0"/>
-                  <wp:docPr descr="" title="" id="29" name="Picture"/>
+                  <wp:docPr descr="" title="" id="34" name="Picture"/>
                   <a:graphic>
                     <a:graphicData uri="http://schemas.openxmlformats.org/drawingml/2006/picture">
                       <pic:pic>
                         <pic:nvPicPr>
-                          <pic:cNvPr descr="/Applications/Positron.app/Contents/Resources/app/quarto/share/formats/docx/tip.png" id="30" name="Picture"/>
+                          <pic:cNvPr descr="/Applications/Positron.app/Contents/Resources/app/quarto/share/formats/docx/tip.png" id="35" name="Picture"/>
                           <pic:cNvPicPr>
                             <a:picLocks noChangeArrowheads="1" noChangeAspect="1"/>
                           </pic:cNvPicPr>
                         </pic:nvPicPr>
                         <pic:blipFill>
-                          <a:blip r:embed="rId22"/>
+                          <a:blip r:embed="rId27"/>
                           <a:stretch>
                             <a:fillRect/>
                           </a:stretch>
@@ -3098,8 +3741,8 @@
         </w:pict>
       </w:r>
     </w:p>
-    <w:bookmarkEnd w:id="31"/>
-    <w:bookmarkStart w:id="32" w:name="part-6-naming-things-well"/>
+    <w:bookmarkEnd w:id="36"/>
+    <w:bookmarkStart w:id="37" w:name="part-6-naming-things-well"/>
     <w:p>
       <w:pPr>
         <w:pStyle w:val="Heading1"/>
@@ -3156,7 +3799,7 @@
         <w:rPr>
           <w:rStyle w:val="VerbatimChar"/>
         </w:rPr>
-        <w:t xml:space="preserve">length_mm</w:t>
+        <w:t xml:space="preserve">needle_length_mm</w:t>
       </w:r>
       <w:r>
         <w:t xml:space="preserve"> </w:t>
@@ -3171,7 +3814,7 @@
         <w:rPr>
           <w:rStyle w:val="VerbatimChar"/>
         </w:rPr>
-        <w:t xml:space="preserve">Length_mm</w:t>
+        <w:t xml:space="preserve">Needle_Length_mm</w:t>
       </w:r>
       <w:r>
         <w:t xml:space="preserve">). Use</w:t>
@@ -3239,7 +3882,7 @@
         <w:rPr>
           <w:rStyle w:val="VerbatimChar"/>
         </w:rPr>
-        <w:t xml:space="preserve">Length_mm         Y / N</w:t>
+        <w:t xml:space="preserve">Needle_Length_mm  Y / N</w:t>
       </w:r>
       <w:r>
         <w:br/>
@@ -3257,7 +3900,7 @@
         <w:rPr>
           <w:rStyle w:val="VerbatimChar"/>
         </w:rPr>
-        <w:t xml:space="preserve">n_s               Y / N</w:t>
+        <w:t xml:space="preserve">side              Y / N</w:t>
       </w:r>
     </w:p>
     <w:p>
@@ -3267,8 +3910,8 @@
         </w:pict>
       </w:r>
     </w:p>
-    <w:bookmarkEnd w:id="32"/>
-    <w:bookmarkStart w:id="33" w:name="part-7-comments"/>
+    <w:bookmarkEnd w:id="37"/>
+    <w:bookmarkStart w:id="38" w:name="part-7-comments"/>
     <w:p>
       <w:pPr>
         <w:pStyle w:val="Heading1"/>
@@ -3316,6 +3959,15 @@
       <w:pPr>
         <w:pStyle w:val="SourceCode"/>
       </w:pPr>
+      <w:r>
+        <w:rPr>
+          <w:rStyle w:val="CommentTok"/>
+        </w:rPr>
+        <w:t xml:space="preserve"># ── Part 7.1 · Comments ─────────────────────────────────────────────────</w:t>
+      </w:r>
+      <w:r>
+        <w:br/>
+      </w:r>
       <w:r>
         <w:rPr>
           <w:rStyle w:val="CommentTok"/>
@@ -3475,8 +4127,8 @@
         </w:pict>
       </w:r>
     </w:p>
-    <w:bookmarkEnd w:id="33"/>
-    <w:bookmarkStart w:id="34" w:name="part-8-functions-and-arguments"/>
+    <w:bookmarkEnd w:id="38"/>
+    <w:bookmarkStart w:id="39" w:name="part-8-functions-and-arguments"/>
     <w:p>
       <w:pPr>
         <w:pStyle w:val="Heading1"/>
@@ -3555,6 +4207,15 @@
       </w:pPr>
       <w:r>
         <w:rPr>
+          <w:rStyle w:val="CommentTok"/>
+        </w:rPr>
+        <w:t xml:space="preserve"># ── Part 8.1 · Functions and arguments ──────────────────────────────────</w:t>
+      </w:r>
+      <w:r>
+        <w:br/>
+      </w:r>
+      <w:r>
+        <w:rPr>
           <w:rStyle w:val="FunctionTok"/>
         </w:rPr>
         <w:t xml:space="preserve">sqrt</w:t>
@@ -3809,6 +4470,15 @@
       <w:pPr>
         <w:pStyle w:val="SourceCode"/>
       </w:pPr>
+      <w:r>
+        <w:rPr>
+          <w:rStyle w:val="CommentTok"/>
+        </w:rPr>
+        <w:t xml:space="preserve"># ── Part 8.2 · Functions and arguments ──────────────────────────────────</w:t>
+      </w:r>
+      <w:r>
+        <w:br/>
+      </w:r>
       <w:r>
         <w:rPr>
           <w:rStyle w:val="CommentTok"/>
@@ -3823,8 +4493,8 @@
         </w:pict>
       </w:r>
     </w:p>
-    <w:bookmarkEnd w:id="34"/>
-    <w:bookmarkStart w:id="37" w:name="part-9-vectors-and-data-types"/>
+    <w:bookmarkEnd w:id="39"/>
+    <w:bookmarkStart w:id="42" w:name="part-9-vectors-and-data-types"/>
     <w:p>
       <w:pPr>
         <w:pStyle w:val="Heading1"/>
@@ -3890,9 +4560,18 @@
       </w:pPr>
       <w:r>
         <w:rPr>
-          <w:rStyle w:val="NormalTok"/>
-        </w:rPr>
-        <w:t xml:space="preserve">length_mm </w:t>
+          <w:rStyle w:val="CommentTok"/>
+        </w:rPr>
+        <w:t xml:space="preserve"># ── Part 9.1 · Vectors and data types ───────────────────────────────────</w:t>
+      </w:r>
+      <w:r>
+        <w:br/>
+      </w:r>
+      <w:r>
+        <w:rPr>
+          <w:rStyle w:val="NormalTok"/>
+        </w:rPr>
+        <w:t xml:space="preserve">needle_length_mm </w:t>
       </w:r>
       <w:r>
         <w:rPr>
@@ -4051,7 +4730,7 @@
         <w:rPr>
           <w:rStyle w:val="NormalTok"/>
         </w:rPr>
-        <w:t xml:space="preserve">(length_mm)   </w:t>
+        <w:t xml:space="preserve">(needle_length_mm)   </w:t>
       </w:r>
       <w:r>
         <w:rPr>
@@ -4072,7 +4751,7 @@
         <w:rPr>
           <w:rStyle w:val="NormalTok"/>
         </w:rPr>
-        <w:t xml:space="preserve">(length_mm)    </w:t>
+        <w:t xml:space="preserve">(needle_length_mm)    </w:t>
       </w:r>
       <w:r>
         <w:rPr>
@@ -4242,6 +4921,15 @@
       <w:pPr>
         <w:pStyle w:val="SourceCode"/>
       </w:pPr>
+      <w:r>
+        <w:rPr>
+          <w:rStyle w:val="CommentTok"/>
+        </w:rPr>
+        <w:t xml:space="preserve"># ── Part 9.2 · Vectors and data types ───────────────────────────────────</w:t>
+      </w:r>
+      <w:r>
+        <w:br/>
+      </w:r>
       <w:r>
         <w:rPr>
           <w:rStyle w:val="CommentTok"/>
@@ -4290,18 +4978,18 @@
                 <wp:inline>
                   <wp:extent cx="152400" cy="152400"/>
                   <wp:effectExtent b="0" l="0" r="0" t="0"/>
-                  <wp:docPr descr="" title="" id="35" name="Picture"/>
+                  <wp:docPr descr="" title="" id="40" name="Picture"/>
                   <a:graphic>
                     <a:graphicData uri="http://schemas.openxmlformats.org/drawingml/2006/picture">
                       <pic:pic>
                         <pic:nvPicPr>
-                          <pic:cNvPr descr="/Applications/Positron.app/Contents/Resources/app/quarto/share/formats/docx/tip.png" id="36" name="Picture"/>
+                          <pic:cNvPr descr="/Applications/Positron.app/Contents/Resources/app/quarto/share/formats/docx/tip.png" id="41" name="Picture"/>
                           <pic:cNvPicPr>
                             <a:picLocks noChangeArrowheads="1" noChangeAspect="1"/>
                           </pic:cNvPicPr>
                         </pic:nvPicPr>
                         <pic:blipFill>
-                          <a:blip r:embed="rId22"/>
+                          <a:blip r:embed="rId27"/>
                           <a:stretch>
                             <a:fillRect/>
                           </a:stretch>
@@ -4412,8 +5100,8 @@
         </w:pict>
       </w:r>
     </w:p>
-    <w:bookmarkEnd w:id="37"/>
-    <w:bookmarkStart w:id="38" w:name="part-10-packages-and-libraries"/>
+    <w:bookmarkEnd w:id="42"/>
+    <w:bookmarkStart w:id="43" w:name="part-10-packages-and-libraries"/>
     <w:p>
       <w:pPr>
         <w:pStyle w:val="Heading1"/>
@@ -4443,6 +5131,15 @@
       </w:pPr>
       <w:r>
         <w:rPr>
+          <w:rStyle w:val="CommentTok"/>
+        </w:rPr>
+        <w:t xml:space="preserve"># Console only — do NOT put this line in your script</w:t>
+      </w:r>
+      <w:r>
+        <w:br/>
+      </w:r>
+      <w:r>
+        <w:rPr>
           <w:rStyle w:val="FunctionTok"/>
         </w:rPr>
         <w:t xml:space="preserve">install.packages</w:t>
@@ -4504,7 +5201,7 @@
         <w:rPr>
           <w:rStyle w:val="CommentTok"/>
         </w:rPr>
-        <w:t xml:space="preserve"># ── Packages ──────────────────────────────</w:t>
+        <w:t xml:space="preserve"># ── Part 10.2 · Packages and libraries ──────────────────────────────────</w:t>
       </w:r>
       <w:r>
         <w:br/>
@@ -4574,8 +5271,8 @@
         </w:pict>
       </w:r>
     </w:p>
-    <w:bookmarkEnd w:id="38"/>
-    <w:bookmarkStart w:id="41" w:name="part-11-load-the-pine-needle-data"/>
+    <w:bookmarkEnd w:id="43"/>
+    <w:bookmarkStart w:id="46" w:name="part-11-load-the-pine-needle-data"/>
     <w:p>
       <w:pPr>
         <w:pStyle w:val="Heading1"/>
@@ -4584,7 +5281,7 @@
         <w:t xml:space="preserve">Part 11 · Load the pine needle data</w:t>
       </w:r>
     </w:p>
-    <w:bookmarkStart w:id="39" w:name="create-your-script"/>
+    <w:bookmarkStart w:id="44" w:name="create-your-script"/>
     <w:p>
       <w:pPr>
         <w:pStyle w:val="Heading3"/>
@@ -4655,7 +5352,7 @@
         <w:rPr>
           <w:rStyle w:val="CommentTok"/>
         </w:rPr>
-        <w:t xml:space="preserve"># ── Load data ─────────────────────────────</w:t>
+        <w:t xml:space="preserve"># ── Part 11.1 · Load the pine needle data ───────────────────────────────</w:t>
       </w:r>
       <w:r>
         <w:br/>
@@ -4694,7 +5391,7 @@
         <w:rPr>
           <w:rStyle w:val="StringTok"/>
         </w:rPr>
-        <w:t xml:space="preserve">"data/pine_needles.csv"</w:t>
+        <w:t xml:space="preserve">"data/pine_data.csv"</w:t>
       </w:r>
       <w:r>
         <w:rPr>
@@ -4760,8 +5457,8 @@
         <w:t xml:space="preserve">to your project folder — it works on anyone’s computer, not just yours.</w:t>
       </w:r>
     </w:p>
-    <w:bookmarkEnd w:id="39"/>
-    <w:bookmarkStart w:id="40" w:name="always-look-before-you-trust-it"/>
+    <w:bookmarkEnd w:id="44"/>
+    <w:bookmarkStart w:id="45" w:name="always-look-before-you-trust-it"/>
     <w:p>
       <w:pPr>
         <w:pStyle w:val="Heading3"/>
@@ -4788,6 +5485,15 @@
       </w:pPr>
       <w:r>
         <w:rPr>
+          <w:rStyle w:val="CommentTok"/>
+        </w:rPr>
+        <w:t xml:space="preserve"># ── Part 11.2 · Load the pine needle data ───────────────────────────────</w:t>
+      </w:r>
+      <w:r>
+        <w:br/>
+      </w:r>
+      <w:r>
+        <w:rPr>
           <w:rStyle w:val="FunctionTok"/>
         </w:rPr>
         <w:t xml:space="preserve">head</w:t>
@@ -4909,7 +5615,7 @@
         <w:rPr>
           <w:rStyle w:val="VerbatimChar"/>
         </w:rPr>
-        <w:t xml:space="preserve">Type of n_s:        Values in sun:</w:t>
+        <w:t xml:space="preserve">Type of side:       Values in side:</w:t>
       </w:r>
     </w:p>
     <w:p>
@@ -4933,34 +5639,56 @@
         <w:t xml:space="preserve"> </w:t>
       </w:r>
       <w:r>
-        <w:t xml:space="preserve">Look closely at</w:t>
-      </w:r>
-      <w:r>
-        <w:t xml:space="preserve"> </w:t>
-      </w:r>
-      <w:r>
-        <w:rPr>
-          <w:rStyle w:val="VerbatimChar"/>
-        </w:rPr>
-        <w:t xml:space="preserve">n_s</w:t>
-      </w:r>
-      <w:r>
-        <w:t xml:space="preserve"> </w:t>
-      </w:r>
-      <w:r>
-        <w:t xml:space="preserve">and</w:t>
-      </w:r>
-      <w:r>
-        <w:t xml:space="preserve"> </w:t>
-      </w:r>
-      <w:r>
-        <w:rPr>
-          <w:rStyle w:val="VerbatimChar"/>
-        </w:rPr>
-        <w:t xml:space="preserve">sun</w:t>
-      </w:r>
-      <w:r>
-        <w:t xml:space="preserve">. Do they ever disagree (n paired with sunny, or s paired with shady)? Why might a dataset include two columns that encode the same grouping?</w:t>
+        <w:t xml:space="preserve">The file has 64 rows. But how many</w:t>
+      </w:r>
+      <w:r>
+        <w:t xml:space="preserve"> </w:t>
+      </w:r>
+      <w:r>
+        <w:rPr>
+          <w:b/>
+          <w:bCs/>
+        </w:rPr>
+        <w:t xml:space="preserve">trees</w:t>
+      </w:r>
+      <w:r>
+        <w:t xml:space="preserve"> </w:t>
+      </w:r>
+      <w:r>
+        <w:t xml:space="preserve">were actually sampled? (Hint: count the teams, and remember each team measured one tree.)</w:t>
+      </w:r>
+      <w:r>
+        <w:t xml:space="preserve"> </w:t>
+      </w:r>
+      <w:r>
+        <w:rPr>
+          <w:rStyle w:val="VerbatimChar"/>
+        </w:rPr>
+        <w:t xml:space="preserve">________________________</w:t>
+      </w:r>
+    </w:p>
+    <w:p>
+      <w:pPr>
+        <w:pStyle w:val="BodyText"/>
+      </w:pPr>
+      <w:r>
+        <w:t xml:space="preserve">✏️</w:t>
+      </w:r>
+      <w:r>
+        <w:t xml:space="preserve"> </w:t>
+      </w:r>
+      <w:r>
+        <w:rPr>
+          <w:b/>
+          <w:bCs/>
+        </w:rPr>
+        <w:t xml:space="preserve">Your turn:</w:t>
+      </w:r>
+      <w:r>
+        <w:t xml:space="preserve"> </w:t>
+      </w:r>
+      <w:r>
+        <w:t xml:space="preserve">If two needles come off the same branch of the same tree, are they really two independent pieces of evidence about sun exposure? Why or why not?</w:t>
       </w:r>
       <w:r>
         <w:t xml:space="preserve"> </w:t>
@@ -4979,9 +5707,9 @@
         </w:pict>
       </w:r>
     </w:p>
-    <w:bookmarkEnd w:id="40"/>
-    <w:bookmarkEnd w:id="41"/>
-    <w:bookmarkStart w:id="45" w:name="part-12-your-first-plot"/>
+    <w:bookmarkEnd w:id="45"/>
+    <w:bookmarkEnd w:id="46"/>
+    <w:bookmarkStart w:id="50" w:name="part-12-your-first-plot"/>
     <w:p>
       <w:pPr>
         <w:pStyle w:val="Heading1"/>
@@ -5088,6 +5816,15 @@
       </w:pPr>
       <w:r>
         <w:rPr>
+          <w:rStyle w:val="CommentTok"/>
+        </w:rPr>
+        <w:t xml:space="preserve"># ── Part 12.1 · Your first plot ─────────────────────────────────────────</w:t>
+      </w:r>
+      <w:r>
+        <w:br/>
+      </w:r>
+      <w:r>
+        <w:rPr>
           <w:rStyle w:val="FunctionTok"/>
         </w:rPr>
         <w:t xml:space="preserve">ggplot</w:t>
@@ -5120,7 +5857,7 @@
         <w:rPr>
           <w:rStyle w:val="NormalTok"/>
         </w:rPr>
-        <w:t xml:space="preserve"> n_s, </w:t>
+        <w:t xml:space="preserve"> side, </w:t>
       </w:r>
       <w:r>
         <w:rPr>
@@ -5132,7 +5869,7 @@
         <w:rPr>
           <w:rStyle w:val="NormalTok"/>
         </w:rPr>
-        <w:t xml:space="preserve"> length_mm)) </w:t>
+        <w:t xml:space="preserve"> needle_length_mm)) </w:t>
       </w:r>
       <w:r>
         <w:rPr>
@@ -5217,7 +5954,7 @@
         <w:t xml:space="preserve">of a line, never the start.</w:t>
       </w:r>
     </w:p>
-    <w:bookmarkStart w:id="44" w:name="improve-it-one-layer-at-a-time"/>
+    <w:bookmarkStart w:id="49" w:name="improve-it-one-layer-at-a-time"/>
     <w:p>
       <w:pPr>
         <w:pStyle w:val="Heading3"/>
@@ -5244,6 +5981,15 @@
       </w:pPr>
       <w:r>
         <w:rPr>
+          <w:rStyle w:val="CommentTok"/>
+        </w:rPr>
+        <w:t xml:space="preserve"># ── Part 12.2 · Your first plot ─────────────────────────────────────────</w:t>
+      </w:r>
+      <w:r>
+        <w:br/>
+      </w:r>
+      <w:r>
+        <w:rPr>
           <w:rStyle w:val="FunctionTok"/>
         </w:rPr>
         <w:t xml:space="preserve">ggplot</w:t>
@@ -5276,7 +6022,7 @@
         <w:rPr>
           <w:rStyle w:val="NormalTok"/>
         </w:rPr>
-        <w:t xml:space="preserve"> sun, </w:t>
+        <w:t xml:space="preserve"> side, </w:t>
       </w:r>
       <w:r>
         <w:rPr>
@@ -5288,7 +6034,7 @@
         <w:rPr>
           <w:rStyle w:val="NormalTok"/>
         </w:rPr>
-        <w:t xml:space="preserve"> length_mm)) </w:t>
+        <w:t xml:space="preserve"> needle_length_mm)) </w:t>
       </w:r>
       <w:r>
         <w:rPr>
@@ -5564,7 +6310,7 @@
         <w:rPr>
           <w:rStyle w:val="VerbatimChar"/>
         </w:rPr>
-        <w:t xml:space="preserve">n_s</w:t>
+        <w:t xml:space="preserve">team</w:t>
       </w:r>
       <w:r>
         <w:t xml:space="preserve"> </w:t>
@@ -5579,7 +6325,7 @@
         <w:rPr>
           <w:rStyle w:val="VerbatimChar"/>
         </w:rPr>
-        <w:t xml:space="preserve">sun</w:t>
+        <w:t xml:space="preserve">side</w:t>
       </w:r>
       <w:r>
         <w:t xml:space="preserve"> </w:t>
@@ -5596,6 +6342,15 @@
         <w:rPr>
           <w:rStyle w:val="CommentTok"/>
         </w:rPr>
+        <w:t xml:space="preserve"># ── Part 12.3 · Your first plot ─────────────────────────────────────────</w:t>
+      </w:r>
+      <w:r>
+        <w:br/>
+      </w:r>
+      <w:r>
+        <w:rPr>
+          <w:rStyle w:val="CommentTok"/>
+        </w:rPr>
         <w:t xml:space="preserve"># Write your modified code here:</w:t>
       </w:r>
     </w:p>
@@ -5604,7 +6359,55 @@
         <w:pStyle w:val="FirstParagraph"/>
       </w:pPr>
       <w:r>
-        <w:t xml:space="preserve">What pattern do you see — does the sheltered or exposed side tend to have longer needles?</w:t>
+        <w:t xml:space="preserve">What pattern do you see — does the shady or sunny side tend to have longer needles?</w:t>
+      </w:r>
+      <w:r>
+        <w:t xml:space="preserve"> </w:t>
+      </w:r>
+      <w:r>
+        <w:rPr>
+          <w:rStyle w:val="VerbatimChar"/>
+        </w:rPr>
+        <w:t xml:space="preserve">________________________</w:t>
+      </w:r>
+    </w:p>
+    <w:p>
+      <w:pPr>
+        <w:pStyle w:val="BodyText"/>
+      </w:pPr>
+      <w:r>
+        <w:t xml:space="preserve">✏️</w:t>
+      </w:r>
+      <w:r>
+        <w:t xml:space="preserve"> </w:t>
+      </w:r>
+      <w:r>
+        <w:rPr>
+          <w:b/>
+          <w:bCs/>
+        </w:rPr>
+        <w:t xml:space="preserve">Your turn:</w:t>
+      </w:r>
+      <w:r>
+        <w:t xml:space="preserve"> </w:t>
+      </w:r>
+      <w:r>
+        <w:t xml:space="preserve">In your</w:t>
+      </w:r>
+      <w:r>
+        <w:t xml:space="preserve"> </w:t>
+      </w:r>
+      <w:r>
+        <w:rPr>
+          <w:rStyle w:val="VerbatimChar"/>
+        </w:rPr>
+        <w:t xml:space="preserve">team</w:t>
+      </w:r>
+      <w:r>
+        <w:t xml:space="preserve"> </w:t>
+      </w:r>
+      <w:r>
+        <w:t xml:space="preserve">plot, how much do the four teams differ from one another compared with how much the two sides differ?</w:t>
       </w:r>
       <w:r>
         <w:t xml:space="preserve"> </w:t>
@@ -5657,18 +6460,18 @@
                 <wp:inline>
                   <wp:extent cx="152400" cy="152400"/>
                   <wp:effectExtent b="0" l="0" r="0" t="0"/>
-                  <wp:docPr descr="" title="" id="42" name="Picture"/>
+                  <wp:docPr descr="" title="" id="47" name="Picture"/>
                   <a:graphic>
                     <a:graphicData uri="http://schemas.openxmlformats.org/drawingml/2006/picture">
                       <pic:pic>
                         <pic:nvPicPr>
-                          <pic:cNvPr descr="/Applications/Positron.app/Contents/Resources/app/quarto/share/formats/docx/tip.png" id="43" name="Picture"/>
+                          <pic:cNvPr descr="/Applications/Positron.app/Contents/Resources/app/quarto/share/formats/docx/tip.png" id="48" name="Picture"/>
                           <pic:cNvPicPr>
                             <a:picLocks noChangeArrowheads="1" noChangeAspect="1"/>
                           </pic:cNvPicPr>
                         </pic:nvPicPr>
                         <pic:blipFill>
-                          <a:blip r:embed="rId22"/>
+                          <a:blip r:embed="rId27"/>
                           <a:stretch>
                             <a:fillRect/>
                           </a:stretch>
@@ -5771,7 +6574,7 @@
               <w:rPr>
                 <w:rStyle w:val="VerbatimChar"/>
               </w:rPr>
-              <w:t xml:space="preserve">color = group</w:t>
+              <w:t xml:space="preserve">color = team</w:t>
             </w:r>
             <w:r>
               <w:t xml:space="preserve"> </w:t>
@@ -5806,9 +6609,9 @@
         </w:pict>
       </w:r>
     </w:p>
-    <w:bookmarkEnd w:id="44"/>
-    <w:bookmarkEnd w:id="45"/>
-    <w:bookmarkStart w:id="46" w:name="part-13-save-your-plot"/>
+    <w:bookmarkEnd w:id="49"/>
+    <w:bookmarkEnd w:id="50"/>
+    <w:bookmarkStart w:id="51" w:name="part-13-save-your-plot"/>
     <w:p>
       <w:pPr>
         <w:pStyle w:val="Heading1"/>
@@ -5835,6 +6638,15 @@
       </w:pPr>
       <w:r>
         <w:rPr>
+          <w:rStyle w:val="CommentTok"/>
+        </w:rPr>
+        <w:t xml:space="preserve"># ── Part 13.1 · Save your plot ──────────────────────────────────────────</w:t>
+      </w:r>
+      <w:r>
+        <w:br/>
+      </w:r>
+      <w:r>
+        <w:rPr>
           <w:rStyle w:val="NormalTok"/>
         </w:rPr>
         <w:t xml:space="preserve">needle_plot </w:t>
@@ -5885,7 +6697,7 @@
         <w:rPr>
           <w:rStyle w:val="NormalTok"/>
         </w:rPr>
-        <w:t xml:space="preserve"> sun, </w:t>
+        <w:t xml:space="preserve"> side, </w:t>
       </w:r>
       <w:r>
         <w:rPr>
@@ -5897,7 +6709,7 @@
         <w:rPr>
           <w:rStyle w:val="NormalTok"/>
         </w:rPr>
-        <w:t xml:space="preserve"> length_mm)) </w:t>
+        <w:t xml:space="preserve"> needle_length_mm)) </w:t>
       </w:r>
       <w:r>
         <w:rPr>
@@ -6384,8 +7196,8 @@
         </w:pict>
       </w:r>
     </w:p>
-    <w:bookmarkEnd w:id="46"/>
-    <w:bookmarkStart w:id="50" w:name="part-14-review-and-checkpoint"/>
+    <w:bookmarkEnd w:id="51"/>
+    <w:bookmarkStart w:id="55" w:name="part-14-review-and-checkpoint"/>
     <w:p>
       <w:pPr>
         <w:pStyle w:val="Heading1"/>
@@ -6800,18 +7612,18 @@
                 <wp:inline>
                   <wp:extent cx="152400" cy="152400"/>
                   <wp:effectExtent b="0" l="0" r="0" t="0"/>
-                  <wp:docPr descr="" title="" id="48" name="Picture"/>
+                  <wp:docPr descr="" title="" id="53" name="Picture"/>
                   <a:graphic>
                     <a:graphicData uri="http://schemas.openxmlformats.org/drawingml/2006/picture">
                       <pic:pic>
                         <pic:nvPicPr>
-                          <pic:cNvPr descr="/Applications/Positron.app/Contents/Resources/app/quarto/share/formats/docx/note.png" id="49" name="Picture"/>
+                          <pic:cNvPr descr="/Applications/Positron.app/Contents/Resources/app/quarto/share/formats/docx/note.png" id="54" name="Picture"/>
                           <pic:cNvPicPr>
                             <a:picLocks noChangeArrowheads="1" noChangeAspect="1"/>
                           </pic:cNvPicPr>
                         </pic:nvPicPr>
                         <pic:blipFill>
-                          <a:blip r:embed="rId47"/>
+                          <a:blip r:embed="rId52"/>
                           <a:stretch>
                             <a:fillRect/>
                           </a:stretch>
@@ -6945,8 +7757,8 @@
         </w:pict>
       </w:r>
     </w:p>
-    <w:bookmarkEnd w:id="50"/>
-    <w:bookmarkStart w:id="55" w:name="X78579d1a359bdd8772e104d92e0e0610dcd281b"/>
+    <w:bookmarkEnd w:id="55"/>
+    <w:bookmarkStart w:id="60" w:name="X78579d1a359bdd8772e104d92e0e0610dcd281b"/>
     <w:p>
       <w:pPr>
         <w:pStyle w:val="Heading1"/>
@@ -6978,13 +7790,13 @@
         <w:t xml:space="preserve">can do.</w:t>
       </w:r>
     </w:p>
-    <w:bookmarkStart w:id="51" w:name="histograms-split-by-group"/>
+    <w:bookmarkStart w:id="56" w:name="histograms-split-by-team"/>
     <w:p>
       <w:pPr>
         <w:pStyle w:val="Heading3"/>
       </w:pPr>
       <w:r>
-        <w:t xml:space="preserve">Histograms, split by group</w:t>
+        <w:t xml:space="preserve">Histograms, split by team</w:t>
       </w:r>
     </w:p>
     <w:p>
@@ -7005,6 +7817,15 @@
       </w:pPr>
       <w:r>
         <w:rPr>
+          <w:rStyle w:val="CommentTok"/>
+        </w:rPr>
+        <w:t xml:space="preserve"># ── Part 15.1 · Going further ───────────────────────────────────────────</w:t>
+      </w:r>
+      <w:r>
+        <w:br/>
+      </w:r>
+      <w:r>
+        <w:rPr>
           <w:rStyle w:val="FunctionTok"/>
         </w:rPr>
         <w:t xml:space="preserve">ggplot</w:t>
@@ -7037,7 +7858,7 @@
         <w:rPr>
           <w:rStyle w:val="NormalTok"/>
         </w:rPr>
-        <w:t xml:space="preserve"> length_mm, </w:t>
+        <w:t xml:space="preserve"> needle_length_mm, </w:t>
       </w:r>
       <w:r>
         <w:rPr>
@@ -7049,7 +7870,7 @@
         <w:rPr>
           <w:rStyle w:val="NormalTok"/>
         </w:rPr>
-        <w:t xml:space="preserve"> sun)) </w:t>
+        <w:t xml:space="preserve"> side)) </w:t>
       </w:r>
       <w:r>
         <w:rPr>
@@ -7283,14 +8104,14 @@
         <w:t xml:space="preserve">________________________</w:t>
       </w:r>
     </w:p>
-    <w:bookmarkEnd w:id="51"/>
-    <w:bookmarkStart w:id="52" w:name="facets-one-panel-per-group"/>
+    <w:bookmarkEnd w:id="56"/>
+    <w:bookmarkStart w:id="57" w:name="facets-one-panel-per-team"/>
     <w:p>
       <w:pPr>
         <w:pStyle w:val="Heading3"/>
       </w:pPr>
       <w:r>
-        <w:t xml:space="preserve">Facets — one panel per group</w:t>
+        <w:t xml:space="preserve">Facets — one panel per team</w:t>
       </w:r>
     </w:p>
     <w:p>
@@ -7299,6 +8120,15 @@
       </w:pPr>
       <w:r>
         <w:rPr>
+          <w:rStyle w:val="CommentTok"/>
+        </w:rPr>
+        <w:t xml:space="preserve"># ── Part 15.2 · Going further ───────────────────────────────────────────</w:t>
+      </w:r>
+      <w:r>
+        <w:br/>
+      </w:r>
+      <w:r>
+        <w:rPr>
           <w:rStyle w:val="FunctionTok"/>
         </w:rPr>
         <w:t xml:space="preserve">ggplot</w:t>
@@ -7331,7 +8161,7 @@
         <w:rPr>
           <w:rStyle w:val="NormalTok"/>
         </w:rPr>
-        <w:t xml:space="preserve"> length_mm)) </w:t>
+        <w:t xml:space="preserve"> needle_length_mm)) </w:t>
       </w:r>
       <w:r>
         <w:rPr>
@@ -7469,11 +8299,11 @@
         <w:rPr>
           <w:rStyle w:val="NormalTok"/>
         </w:rPr>
-        <w:t xml:space="preserve">group)</w:t>
-      </w:r>
-    </w:p>
-    <w:bookmarkEnd w:id="52"/>
-    <w:bookmarkStart w:id="53" w:name="violin-plots"/>
+        <w:t xml:space="preserve">team)</w:t>
+      </w:r>
+    </w:p>
+    <w:bookmarkEnd w:id="57"/>
+    <w:bookmarkStart w:id="58" w:name="violin-plots"/>
     <w:p>
       <w:pPr>
         <w:pStyle w:val="Heading3"/>
@@ -7488,6 +8318,15 @@
       </w:pPr>
       <w:r>
         <w:rPr>
+          <w:rStyle w:val="CommentTok"/>
+        </w:rPr>
+        <w:t xml:space="preserve"># ── Part 15.3 · Going further ───────────────────────────────────────────</w:t>
+      </w:r>
+      <w:r>
+        <w:br/>
+      </w:r>
+      <w:r>
+        <w:rPr>
           <w:rStyle w:val="FunctionTok"/>
         </w:rPr>
         <w:t xml:space="preserve">ggplot</w:t>
@@ -7520,7 +8359,7 @@
         <w:rPr>
           <w:rStyle w:val="NormalTok"/>
         </w:rPr>
-        <w:t xml:space="preserve"> sun, </w:t>
+        <w:t xml:space="preserve"> side, </w:t>
       </w:r>
       <w:r>
         <w:rPr>
@@ -7532,7 +8371,7 @@
         <w:rPr>
           <w:rStyle w:val="NormalTok"/>
         </w:rPr>
-        <w:t xml:space="preserve"> length_mm, </w:t>
+        <w:t xml:space="preserve"> needle_length_mm, </w:t>
       </w:r>
       <w:r>
         <w:rPr>
@@ -7544,7 +8383,7 @@
         <w:rPr>
           <w:rStyle w:val="NormalTok"/>
         </w:rPr>
-        <w:t xml:space="preserve"> sun)) </w:t>
+        <w:t xml:space="preserve"> side)) </w:t>
       </w:r>
       <w:r>
         <w:rPr>
@@ -7724,8 +8563,8 @@
         <w:t xml:space="preserve">)</w:t>
       </w:r>
     </w:p>
-    <w:bookmarkEnd w:id="53"/>
-    <w:bookmarkStart w:id="54" w:name="themes-change-the-look"/>
+    <w:bookmarkEnd w:id="58"/>
+    <w:bookmarkStart w:id="59" w:name="themes-change-the-look"/>
     <w:p>
       <w:pPr>
         <w:pStyle w:val="Heading3"/>
@@ -7746,6 +8585,15 @@
       <w:pPr>
         <w:pStyle w:val="SourceCode"/>
       </w:pPr>
+      <w:r>
+        <w:rPr>
+          <w:rStyle w:val="CommentTok"/>
+        </w:rPr>
+        <w:t xml:space="preserve"># ── Part 15.4 · Going further ───────────────────────────────────────────</w:t>
+      </w:r>
+      <w:r>
+        <w:br/>
+      </w:r>
       <w:r>
         <w:rPr>
           <w:rStyle w:val="SpecialCharTok"/>
@@ -7865,9 +8713,9 @@
         </w:pict>
       </w:r>
     </w:p>
-    <w:bookmarkEnd w:id="54"/>
-    <w:bookmarkEnd w:id="55"/>
-    <w:bookmarkStart w:id="56" w:name="X970ef8e44a72b051900e5951f7952ab34f9e7c0"/>
+    <w:bookmarkEnd w:id="59"/>
+    <w:bookmarkEnd w:id="60"/>
+    <w:bookmarkStart w:id="61" w:name="X970ef8e44a72b051900e5951f7952ab34f9e7c0"/>
     <w:p>
       <w:pPr>
         <w:pStyle w:val="Heading1"/>
@@ -7902,7 +8750,7 @@
         <w:rPr>
           <w:rStyle w:val="VerbatimChar"/>
         </w:rPr>
-        <w:t xml:space="preserve">│   └── pine_needles.csv               &lt;- never touch this</w:t>
+        <w:t xml:space="preserve">│   └── pine_data.csv               &lt;- never touch this</w:t>
       </w:r>
       <w:r>
         <w:br/>
@@ -8154,8 +9002,8 @@
         </w:pict>
       </w:r>
     </w:p>
-    <w:bookmarkEnd w:id="56"/>
-    <w:bookmarkStart w:id="57" w:name="getting-unstuck"/>
+    <w:bookmarkEnd w:id="61"/>
+    <w:bookmarkStart w:id="62" w:name="getting-unstuck"/>
     <w:p>
       <w:pPr>
         <w:pStyle w:val="Heading1"/>
@@ -8348,7 +9196,7 @@
         </w:pict>
       </w:r>
     </w:p>
-    <w:bookmarkEnd w:id="57"/>
+    <w:bookmarkEnd w:id="62"/>
     <w:sectPr>
       <w:pgSz w:h="15840" w:w="12240"/>
       <w:pgMar w:bottom="1440" w:footer="720" w:gutter="0" w:header="720" w:left="1440" w:right="1440" w:top="1440"/>

--- a/docs/content/getting_started/getting_started_activity.docx
+++ b/docs/content/getting_started/getting_started_activity.docx
@@ -1080,7 +1080,7 @@
     </w:p>
     <w:bookmarkEnd w:id="17"/>
     <w:bookmarkEnd w:id="18"/>
-    <w:bookmarkStart w:id="21" w:name="part-2-build-your-project-folder"/>
+    <w:bookmarkStart w:id="22" w:name="part-2-build-your-project-folder"/>
     <w:p>
       <w:pPr>
         <w:pStyle w:val="Heading1"/>
@@ -1089,7 +1089,7 @@
         <w:t xml:space="preserve">Part 2 · Build your project folder</w:t>
       </w:r>
     </w:p>
-    <w:bookmarkStart w:id="19" w:name="why-a-project-folder"/>
+    <w:bookmarkStart w:id="20" w:name="why-a-project-folder"/>
     <w:p>
       <w:pPr>
         <w:pStyle w:val="Heading3"/>
@@ -1135,8 +1135,40 @@
         <w:t xml:space="preserve">to it — no more hunting for where a file went.</w:t>
       </w:r>
     </w:p>
-    <w:bookmarkEnd w:id="19"/>
-    <w:bookmarkStart w:id="20" w:name="create-the-folder-structure"/>
+    <w:p>
+      <w:pPr>
+        <w:pStyle w:val="BlockText"/>
+      </w:pPr>
+      <w:r>
+        <w:t xml:space="preserve">📖</w:t>
+      </w:r>
+      <w:r>
+        <w:t xml:space="preserve"> </w:t>
+      </w:r>
+      <w:r>
+        <w:rPr>
+          <w:b/>
+          <w:bCs/>
+        </w:rPr>
+        <w:t xml:space="preserve">Read more:</w:t>
+      </w:r>
+      <w:r>
+        <w:t xml:space="preserve"> </w:t>
+      </w:r>
+      <w:hyperlink r:id="rId19">
+        <w:r>
+          <w:rPr>
+            <w:rStyle w:val="Hyperlink"/>
+          </w:rPr>
+          <w:t xml:space="preserve">R4DS §6 — Workflow: scripts and projects</w:t>
+        </w:r>
+      </w:hyperlink>
+      <w:r>
+        <w:t xml:space="preserve">, and Gotelli &amp; Ellison Ch. 8 (Managing and Curating Data) on Canvas.</w:t>
+      </w:r>
+    </w:p>
+    <w:bookmarkEnd w:id="20"/>
+    <w:bookmarkStart w:id="21" w:name="create-the-folder-structure"/>
     <w:p>
       <w:pPr>
         <w:pStyle w:val="Heading3"/>
@@ -1328,9 +1360,9 @@
         </w:pict>
       </w:r>
     </w:p>
-    <w:bookmarkEnd w:id="20"/>
     <w:bookmarkEnd w:id="21"/>
-    <w:bookmarkStart w:id="32" w:name="part-3-enter-your-data-in-excel"/>
+    <w:bookmarkEnd w:id="22"/>
+    <w:bookmarkStart w:id="33" w:name="part-3-enter-your-data-in-excel"/>
     <w:p>
       <w:pPr>
         <w:pStyle w:val="Heading1"/>
@@ -1347,7 +1379,7 @@
         <w:t xml:space="preserve">Before R ever sees your numbers, they have to get from your field notes into a spreadsheet. How you do that now determines how much pain you’re in later — so we do it deliberately.</w:t>
       </w:r>
     </w:p>
-    <w:bookmarkStart w:id="22" w:name="set-up-your-header-row-first"/>
+    <w:bookmarkStart w:id="23" w:name="set-up-your-header-row-first"/>
     <w:p>
       <w:pPr>
         <w:pStyle w:val="Heading3"/>
@@ -1717,8 +1749,8 @@
         <w:t xml:space="preserve">look equally clear to a human — only one of them is a header R can use without a fight. Spaces, parentheses, and units in the header text all cause problems later.</w:t>
       </w:r>
     </w:p>
-    <w:bookmarkEnd w:id="22"/>
-    <w:bookmarkStart w:id="26" w:name="one-row-one-measurement"/>
+    <w:bookmarkEnd w:id="23"/>
+    <w:bookmarkStart w:id="27" w:name="one-row-one-measurement"/>
     <w:p>
       <w:pPr>
         <w:pStyle w:val="Heading3"/>
@@ -1859,18 +1891,18 @@
                 <wp:inline>
                   <wp:extent cx="152400" cy="152400"/>
                   <wp:effectExtent b="0" l="0" r="0" t="0"/>
-                  <wp:docPr descr="" title="" id="24" name="Picture"/>
+                  <wp:docPr descr="" title="" id="25" name="Picture"/>
                   <a:graphic>
                     <a:graphicData uri="http://schemas.openxmlformats.org/drawingml/2006/picture">
                       <pic:pic>
                         <pic:nvPicPr>
-                          <pic:cNvPr descr="/Applications/Positron.app/Contents/Resources/app/quarto/share/formats/docx/warning.png" id="25" name="Picture"/>
+                          <pic:cNvPr descr="/Applications/Positron.app/Contents/Resources/app/quarto/share/formats/docx/warning.png" id="26" name="Picture"/>
                           <pic:cNvPicPr>
                             <a:picLocks noChangeArrowheads="1" noChangeAspect="1"/>
                           </pic:cNvPicPr>
                         </pic:nvPicPr>
                         <pic:blipFill>
-                          <a:blip r:embed="rId23"/>
+                          <a:blip r:embed="rId24"/>
                           <a:stretch>
                             <a:fillRect/>
                           </a:stretch>
@@ -2146,8 +2178,8 @@
         </w:tc>
       </w:tr>
     </w:tbl>
-    <w:bookmarkEnd w:id="26"/>
-    <w:bookmarkStart w:id="30" w:name="enter-your-groups-data"/>
+    <w:bookmarkEnd w:id="27"/>
+    <w:bookmarkStart w:id="31" w:name="enter-your-groups-data"/>
     <w:p>
       <w:pPr>
         <w:pStyle w:val="Heading3"/>
@@ -2287,18 +2319,18 @@
                 <wp:inline>
                   <wp:extent cx="152400" cy="152400"/>
                   <wp:effectExtent b="0" l="0" r="0" t="0"/>
-                  <wp:docPr descr="" title="" id="28" name="Picture"/>
+                  <wp:docPr descr="" title="" id="29" name="Picture"/>
                   <a:graphic>
                     <a:graphicData uri="http://schemas.openxmlformats.org/drawingml/2006/picture">
                       <pic:pic>
                         <pic:nvPicPr>
-                          <pic:cNvPr descr="/Applications/Positron.app/Contents/Resources/app/quarto/share/formats/docx/tip.png" id="29" name="Picture"/>
+                          <pic:cNvPr descr="/Applications/Positron.app/Contents/Resources/app/quarto/share/formats/docx/tip.png" id="30" name="Picture"/>
                           <pic:cNvPicPr>
                             <a:picLocks noChangeArrowheads="1" noChangeAspect="1"/>
                           </pic:cNvPicPr>
                         </pic:nvPicPr>
                         <pic:blipFill>
-                          <a:blip r:embed="rId27"/>
+                          <a:blip r:embed="rId28"/>
                           <a:stretch>
                             <a:fillRect/>
                           </a:stretch>
@@ -2507,8 +2539,8 @@
         </w:tc>
       </w:tr>
     </w:tbl>
-    <w:bookmarkEnd w:id="30"/>
-    <w:bookmarkStart w:id="31" w:name="save-it-both-formats"/>
+    <w:bookmarkEnd w:id="31"/>
+    <w:bookmarkStart w:id="32" w:name="save-it-both-formats"/>
     <w:p>
       <w:pPr>
         <w:pStyle w:val="Heading3"/>
@@ -2727,9 +2759,9 @@
         </w:pict>
       </w:r>
     </w:p>
-    <w:bookmarkEnd w:id="31"/>
     <w:bookmarkEnd w:id="32"/>
-    <w:bookmarkStart w:id="33" w:name="part-4-orient-yourself-in-positron"/>
+    <w:bookmarkEnd w:id="33"/>
+    <w:bookmarkStart w:id="34" w:name="part-4-orient-yourself-in-positron"/>
     <w:p>
       <w:pPr>
         <w:pStyle w:val="Heading1"/>
@@ -3041,8 +3073,8 @@
         </w:pict>
       </w:r>
     </w:p>
-    <w:bookmarkEnd w:id="33"/>
-    <w:bookmarkStart w:id="36" w:name="X1563e2f34802f34eb6beac4d84528fd0fb900da"/>
+    <w:bookmarkEnd w:id="34"/>
+    <w:bookmarkStart w:id="37" w:name="X1563e2f34802f34eb6beac4d84528fd0fb900da"/>
     <w:p>
       <w:pPr>
         <w:pStyle w:val="Heading1"/>
@@ -3619,18 +3651,18 @@
                 <wp:inline>
                   <wp:extent cx="152400" cy="152400"/>
                   <wp:effectExtent b="0" l="0" r="0" t="0"/>
-                  <wp:docPr descr="" title="" id="34" name="Picture"/>
+                  <wp:docPr descr="" title="" id="35" name="Picture"/>
                   <a:graphic>
                     <a:graphicData uri="http://schemas.openxmlformats.org/drawingml/2006/picture">
                       <pic:pic>
                         <pic:nvPicPr>
-                          <pic:cNvPr descr="/Applications/Positron.app/Contents/Resources/app/quarto/share/formats/docx/tip.png" id="35" name="Picture"/>
+                          <pic:cNvPr descr="/Applications/Positron.app/Contents/Resources/app/quarto/share/formats/docx/tip.png" id="36" name="Picture"/>
                           <pic:cNvPicPr>
                             <a:picLocks noChangeArrowheads="1" noChangeAspect="1"/>
                           </pic:cNvPicPr>
                         </pic:nvPicPr>
                         <pic:blipFill>
-                          <a:blip r:embed="rId27"/>
+                          <a:blip r:embed="rId28"/>
                           <a:stretch>
                             <a:fillRect/>
                           </a:stretch>
@@ -3741,8 +3773,8 @@
         </w:pict>
       </w:r>
     </w:p>
-    <w:bookmarkEnd w:id="36"/>
-    <w:bookmarkStart w:id="37" w:name="part-6-naming-things-well"/>
+    <w:bookmarkEnd w:id="37"/>
+    <w:bookmarkStart w:id="38" w:name="part-6-naming-things-well"/>
     <w:p>
       <w:pPr>
         <w:pStyle w:val="Heading1"/>
@@ -3910,8 +3942,8 @@
         </w:pict>
       </w:r>
     </w:p>
-    <w:bookmarkEnd w:id="37"/>
-    <w:bookmarkStart w:id="38" w:name="part-7-comments"/>
+    <w:bookmarkEnd w:id="38"/>
+    <w:bookmarkStart w:id="39" w:name="part-7-comments"/>
     <w:p>
       <w:pPr>
         <w:pStyle w:val="Heading1"/>
@@ -4127,8 +4159,8 @@
         </w:pict>
       </w:r>
     </w:p>
-    <w:bookmarkEnd w:id="38"/>
-    <w:bookmarkStart w:id="39" w:name="part-8-functions-and-arguments"/>
+    <w:bookmarkEnd w:id="39"/>
+    <w:bookmarkStart w:id="40" w:name="part-8-functions-and-arguments"/>
     <w:p>
       <w:pPr>
         <w:pStyle w:val="Heading1"/>
@@ -4493,8 +4525,8 @@
         </w:pict>
       </w:r>
     </w:p>
-    <w:bookmarkEnd w:id="39"/>
-    <w:bookmarkStart w:id="42" w:name="part-9-vectors-and-data-types"/>
+    <w:bookmarkEnd w:id="40"/>
+    <w:bookmarkStart w:id="43" w:name="part-9-vectors-and-data-types"/>
     <w:p>
       <w:pPr>
         <w:pStyle w:val="Heading1"/>
@@ -4978,18 +5010,18 @@
                 <wp:inline>
                   <wp:extent cx="152400" cy="152400"/>
                   <wp:effectExtent b="0" l="0" r="0" t="0"/>
-                  <wp:docPr descr="" title="" id="40" name="Picture"/>
+                  <wp:docPr descr="" title="" id="41" name="Picture"/>
                   <a:graphic>
                     <a:graphicData uri="http://schemas.openxmlformats.org/drawingml/2006/picture">
                       <pic:pic>
                         <pic:nvPicPr>
-                          <pic:cNvPr descr="/Applications/Positron.app/Contents/Resources/app/quarto/share/formats/docx/tip.png" id="41" name="Picture"/>
+                          <pic:cNvPr descr="/Applications/Positron.app/Contents/Resources/app/quarto/share/formats/docx/tip.png" id="42" name="Picture"/>
                           <pic:cNvPicPr>
                             <a:picLocks noChangeArrowheads="1" noChangeAspect="1"/>
                           </pic:cNvPicPr>
                         </pic:nvPicPr>
                         <pic:blipFill>
-                          <a:blip r:embed="rId27"/>
+                          <a:blip r:embed="rId28"/>
                           <a:stretch>
                             <a:fillRect/>
                           </a:stretch>
@@ -5100,8 +5132,8 @@
         </w:pict>
       </w:r>
     </w:p>
-    <w:bookmarkEnd w:id="42"/>
-    <w:bookmarkStart w:id="43" w:name="part-10-packages-and-libraries"/>
+    <w:bookmarkEnd w:id="43"/>
+    <w:bookmarkStart w:id="46" w:name="part-10-packages-and-libraries"/>
     <w:p>
       <w:pPr>
         <w:pStyle w:val="Heading1"/>
@@ -5262,6 +5294,55 @@
           <w:rStyle w:val="VerbatimChar"/>
         </w:rPr>
         <w:t xml:space="preserve">________________________</w:t>
+      </w:r>
+    </w:p>
+    <w:p>
+      <w:pPr>
+        <w:pStyle w:val="BlockText"/>
+      </w:pPr>
+      <w:r>
+        <w:t xml:space="preserve">📖</w:t>
+      </w:r>
+      <w:r>
+        <w:t xml:space="preserve"> </w:t>
+      </w:r>
+      <w:r>
+        <w:rPr>
+          <w:b/>
+          <w:bCs/>
+        </w:rPr>
+        <w:t xml:space="preserve">Read more:</w:t>
+      </w:r>
+      <w:r>
+        <w:t xml:space="preserve"> </w:t>
+      </w:r>
+      <w:hyperlink r:id="rId44">
+        <w:r>
+          <w:rPr>
+            <w:rStyle w:val="Hyperlink"/>
+          </w:rPr>
+          <w:t xml:space="preserve">R4DS §2 — Workflow: basics</w:t>
+        </w:r>
+      </w:hyperlink>
+      <w:r>
+        <w:t xml:space="preserve"> </w:t>
+      </w:r>
+      <w:r>
+        <w:t xml:space="preserve">and</w:t>
+      </w:r>
+      <w:r>
+        <w:t xml:space="preserve"> </w:t>
+      </w:r>
+      <w:hyperlink r:id="rId45">
+        <w:r>
+          <w:rPr>
+            <w:rStyle w:val="Hyperlink"/>
+          </w:rPr>
+          <w:t xml:space="preserve">§4 — Workflow: code style</w:t>
+        </w:r>
+      </w:hyperlink>
+      <w:r>
+        <w:t xml:space="preserve">.</w:t>
       </w:r>
     </w:p>
     <w:p>
@@ -5271,8 +5352,8 @@
         </w:pict>
       </w:r>
     </w:p>
-    <w:bookmarkEnd w:id="43"/>
-    <w:bookmarkStart w:id="46" w:name="part-11-load-the-pine-needle-data"/>
+    <w:bookmarkEnd w:id="46"/>
+    <w:bookmarkStart w:id="50" w:name="part-11-load-the-pine-needle-data"/>
     <w:p>
       <w:pPr>
         <w:pStyle w:val="Heading1"/>
@@ -5281,7 +5362,7 @@
         <w:t xml:space="preserve">Part 11 · Load the pine needle data</w:t>
       </w:r>
     </w:p>
-    <w:bookmarkStart w:id="44" w:name="create-your-script"/>
+    <w:bookmarkStart w:id="48" w:name="create-your-script"/>
     <w:p>
       <w:pPr>
         <w:pStyle w:val="Heading3"/>
@@ -5457,8 +5538,40 @@
         <w:t xml:space="preserve">to your project folder — it works on anyone’s computer, not just yours.</w:t>
       </w:r>
     </w:p>
-    <w:bookmarkEnd w:id="44"/>
-    <w:bookmarkStart w:id="45" w:name="always-look-before-you-trust-it"/>
+    <w:p>
+      <w:pPr>
+        <w:pStyle w:val="BlockText"/>
+      </w:pPr>
+      <w:r>
+        <w:t xml:space="preserve">📖</w:t>
+      </w:r>
+      <w:r>
+        <w:t xml:space="preserve"> </w:t>
+      </w:r>
+      <w:r>
+        <w:rPr>
+          <w:b/>
+          <w:bCs/>
+        </w:rPr>
+        <w:t xml:space="preserve">Read more:</w:t>
+      </w:r>
+      <w:r>
+        <w:t xml:space="preserve"> </w:t>
+      </w:r>
+      <w:hyperlink r:id="rId47">
+        <w:r>
+          <w:rPr>
+            <w:rStyle w:val="Hyperlink"/>
+          </w:rPr>
+          <w:t xml:space="preserve">R4DS §7 — Data import</w:t>
+        </w:r>
+      </w:hyperlink>
+      <w:r>
+        <w:t xml:space="preserve">.</w:t>
+      </w:r>
+    </w:p>
+    <w:bookmarkEnd w:id="48"/>
+    <w:bookmarkStart w:id="49" w:name="always-look-before-you-trust-it"/>
     <w:p>
       <w:pPr>
         <w:pStyle w:val="Heading3"/>
@@ -5707,9 +5820,9 @@
         </w:pict>
       </w:r>
     </w:p>
-    <w:bookmarkEnd w:id="45"/>
-    <w:bookmarkEnd w:id="46"/>
-    <w:bookmarkStart w:id="50" w:name="part-12-your-first-plot"/>
+    <w:bookmarkEnd w:id="49"/>
+    <w:bookmarkEnd w:id="50"/>
+    <w:bookmarkStart w:id="55" w:name="part-12-your-first-plot"/>
     <w:p>
       <w:pPr>
         <w:pStyle w:val="Heading1"/>
@@ -5800,142 +5913,143 @@
     </w:p>
     <w:p>
       <w:pPr>
-        <w:pStyle w:val="BodyText"/>
-      </w:pPr>
+        <w:pStyle w:val="BlockText"/>
+      </w:pPr>
+      <w:r>
+        <w:t xml:space="preserve">📖</w:t>
+      </w:r>
+      <w:r>
+        <w:t xml:space="preserve"> </w:t>
+      </w:r>
       <w:r>
         <w:rPr>
           <w:b/>
           <w:bCs/>
         </w:rPr>
-        <w:t xml:space="preserve">▶ Run this — the simplest possible plot:</w:t>
-      </w:r>
-    </w:p>
-    <w:p>
-      <w:pPr>
-        <w:pStyle w:val="SourceCode"/>
-      </w:pPr>
-      <w:r>
-        <w:rPr>
-          <w:rStyle w:val="CommentTok"/>
-        </w:rPr>
-        <w:t xml:space="preserve"># ── Part 12.1 · Your first plot ─────────────────────────────────────────</w:t>
-      </w:r>
-      <w:r>
-        <w:br/>
-      </w:r>
-      <w:r>
-        <w:rPr>
-          <w:rStyle w:val="FunctionTok"/>
-        </w:rPr>
-        <w:t xml:space="preserve">ggplot</w:t>
-      </w:r>
-      <w:r>
-        <w:rPr>
-          <w:rStyle w:val="NormalTok"/>
-        </w:rPr>
-        <w:t xml:space="preserve">(pine_df, </w:t>
-      </w:r>
-      <w:r>
-        <w:rPr>
-          <w:rStyle w:val="FunctionTok"/>
-        </w:rPr>
-        <w:t xml:space="preserve">aes</w:t>
-      </w:r>
-      <w:r>
-        <w:rPr>
-          <w:rStyle w:val="NormalTok"/>
-        </w:rPr>
-        <w:t xml:space="preserve">(</w:t>
-      </w:r>
-      <w:r>
-        <w:rPr>
-          <w:rStyle w:val="AttributeTok"/>
-        </w:rPr>
-        <w:t xml:space="preserve">x =</w:t>
-      </w:r>
-      <w:r>
-        <w:rPr>
-          <w:rStyle w:val="NormalTok"/>
-        </w:rPr>
-        <w:t xml:space="preserve"> side, </w:t>
-      </w:r>
-      <w:r>
-        <w:rPr>
-          <w:rStyle w:val="AttributeTok"/>
-        </w:rPr>
-        <w:t xml:space="preserve">y =</w:t>
-      </w:r>
-      <w:r>
-        <w:rPr>
-          <w:rStyle w:val="NormalTok"/>
-        </w:rPr>
-        <w:t xml:space="preserve"> needle_length_mm)) </w:t>
-      </w:r>
-      <w:r>
-        <w:rPr>
-          <w:rStyle w:val="SpecialCharTok"/>
-        </w:rPr>
-        <w:t xml:space="preserve">+</w:t>
-      </w:r>
-      <w:r>
-        <w:br/>
-      </w:r>
-      <w:r>
-        <w:rPr>
-          <w:rStyle w:val="NormalTok"/>
-        </w:rPr>
-        <w:t xml:space="preserve">  </w:t>
-      </w:r>
-      <w:r>
-        <w:rPr>
-          <w:rStyle w:val="FunctionTok"/>
-        </w:rPr>
-        <w:t xml:space="preserve">geom_point</w:t>
-      </w:r>
-      <w:r>
-        <w:rPr>
-          <w:rStyle w:val="NormalTok"/>
-        </w:rPr>
-        <w:t xml:space="preserve">()</w:t>
-      </w:r>
-    </w:p>
-    <w:p>
-      <w:pPr>
-        <w:pStyle w:val="BlockText"/>
-      </w:pPr>
-      <w:r>
-        <w:t xml:space="preserve">⚠️</w:t>
-      </w:r>
-      <w:r>
-        <w:t xml:space="preserve"> </w:t>
-      </w:r>
+        <w:t xml:space="preserve">Read more:</w:t>
+      </w:r>
+      <w:r>
+        <w:t xml:space="preserve"> </w:t>
+      </w:r>
+      <w:hyperlink r:id="rId51">
+        <w:r>
+          <w:rPr>
+            <w:rStyle w:val="Hyperlink"/>
+          </w:rPr>
+          <w:t xml:space="preserve">R4DS §1 — Data visualization</w:t>
+        </w:r>
+      </w:hyperlink>
+      <w:r>
+        <w:t xml:space="preserve">. For why we plot before we test, see Whitlock &amp; Schluter Ch. 2 (Displaying Data) on Canvas.</w:t>
+      </w:r>
+    </w:p>
+    <w:p>
+      <w:pPr>
+        <w:pStyle w:val="FirstParagraph"/>
+      </w:pPr>
       <w:r>
         <w:rPr>
           <w:b/>
           <w:bCs/>
         </w:rPr>
-        <w:t xml:space="preserve">Watch out!</w:t>
-      </w:r>
-      <w:r>
-        <w:t xml:space="preserve"> </w:t>
-      </w:r>
-      <w:r>
-        <w:t xml:space="preserve">The</w:t>
-      </w:r>
-      <w:r>
-        <w:t xml:space="preserve"> </w:t>
-      </w:r>
-      <w:r>
-        <w:rPr>
-          <w:rStyle w:val="VerbatimChar"/>
+        <w:t xml:space="preserve">▶ Run this — the simplest possible plot:</w:t>
+      </w:r>
+    </w:p>
+    <w:p>
+      <w:pPr>
+        <w:pStyle w:val="SourceCode"/>
+      </w:pPr>
+      <w:r>
+        <w:rPr>
+          <w:rStyle w:val="CommentTok"/>
+        </w:rPr>
+        <w:t xml:space="preserve"># ── Part 12.1 · Your first plot ─────────────────────────────────────────</w:t>
+      </w:r>
+      <w:r>
+        <w:br/>
+      </w:r>
+      <w:r>
+        <w:rPr>
+          <w:rStyle w:val="FunctionTok"/>
+        </w:rPr>
+        <w:t xml:space="preserve">ggplot</w:t>
+      </w:r>
+      <w:r>
+        <w:rPr>
+          <w:rStyle w:val="NormalTok"/>
+        </w:rPr>
+        <w:t xml:space="preserve">(pine_df, </w:t>
+      </w:r>
+      <w:r>
+        <w:rPr>
+          <w:rStyle w:val="FunctionTok"/>
+        </w:rPr>
+        <w:t xml:space="preserve">aes</w:t>
+      </w:r>
+      <w:r>
+        <w:rPr>
+          <w:rStyle w:val="NormalTok"/>
+        </w:rPr>
+        <w:t xml:space="preserve">(</w:t>
+      </w:r>
+      <w:r>
+        <w:rPr>
+          <w:rStyle w:val="AttributeTok"/>
+        </w:rPr>
+        <w:t xml:space="preserve">x =</w:t>
+      </w:r>
+      <w:r>
+        <w:rPr>
+          <w:rStyle w:val="NormalTok"/>
+        </w:rPr>
+        <w:t xml:space="preserve"> side, </w:t>
+      </w:r>
+      <w:r>
+        <w:rPr>
+          <w:rStyle w:val="AttributeTok"/>
+        </w:rPr>
+        <w:t xml:space="preserve">y =</w:t>
+      </w:r>
+      <w:r>
+        <w:rPr>
+          <w:rStyle w:val="NormalTok"/>
+        </w:rPr>
+        <w:t xml:space="preserve"> needle_length_mm)) </w:t>
+      </w:r>
+      <w:r>
+        <w:rPr>
+          <w:rStyle w:val="SpecialCharTok"/>
         </w:rPr>
         <w:t xml:space="preserve">+</w:t>
       </w:r>
       <w:r>
-        <w:t xml:space="preserve"> </w:t>
-      </w:r>
-      <w:r>
-        <w:t xml:space="preserve">sits at the</w:t>
+        <w:br/>
+      </w:r>
+      <w:r>
+        <w:rPr>
+          <w:rStyle w:val="NormalTok"/>
+        </w:rPr>
+        <w:t xml:space="preserve">  </w:t>
+      </w:r>
+      <w:r>
+        <w:rPr>
+          <w:rStyle w:val="FunctionTok"/>
+        </w:rPr>
+        <w:t xml:space="preserve">geom_point</w:t>
+      </w:r>
+      <w:r>
+        <w:rPr>
+          <w:rStyle w:val="NormalTok"/>
+        </w:rPr>
+        <w:t xml:space="preserve">()</w:t>
+      </w:r>
+    </w:p>
+    <w:p>
+      <w:pPr>
+        <w:pStyle w:val="BlockText"/>
+      </w:pPr>
+      <w:r>
+        <w:t xml:space="preserve">⚠️</w:t>
       </w:r>
       <w:r>
         <w:t xml:space="preserve"> </w:t>
@@ -5945,6 +6059,37 @@
           <w:b/>
           <w:bCs/>
         </w:rPr>
+        <w:t xml:space="preserve">Watch out!</w:t>
+      </w:r>
+      <w:r>
+        <w:t xml:space="preserve"> </w:t>
+      </w:r>
+      <w:r>
+        <w:t xml:space="preserve">The</w:t>
+      </w:r>
+      <w:r>
+        <w:t xml:space="preserve"> </w:t>
+      </w:r>
+      <w:r>
+        <w:rPr>
+          <w:rStyle w:val="VerbatimChar"/>
+        </w:rPr>
+        <w:t xml:space="preserve">+</w:t>
+      </w:r>
+      <w:r>
+        <w:t xml:space="preserve"> </w:t>
+      </w:r>
+      <w:r>
+        <w:t xml:space="preserve">sits at the</w:t>
+      </w:r>
+      <w:r>
+        <w:t xml:space="preserve"> </w:t>
+      </w:r>
+      <w:r>
+        <w:rPr>
+          <w:b/>
+          <w:bCs/>
+        </w:rPr>
         <w:t xml:space="preserve">end</w:t>
       </w:r>
       <w:r>
@@ -5954,7 +6099,7 @@
         <w:t xml:space="preserve">of a line, never the start.</w:t>
       </w:r>
     </w:p>
-    <w:bookmarkStart w:id="49" w:name="improve-it-one-layer-at-a-time"/>
+    <w:bookmarkStart w:id="54" w:name="improve-it-one-layer-at-a-time"/>
     <w:p>
       <w:pPr>
         <w:pStyle w:val="Heading3"/>
@@ -6460,18 +6605,18 @@
                 <wp:inline>
                   <wp:extent cx="152400" cy="152400"/>
                   <wp:effectExtent b="0" l="0" r="0" t="0"/>
-                  <wp:docPr descr="" title="" id="47" name="Picture"/>
+                  <wp:docPr descr="" title="" id="52" name="Picture"/>
                   <a:graphic>
                     <a:graphicData uri="http://schemas.openxmlformats.org/drawingml/2006/picture">
                       <pic:pic>
                         <pic:nvPicPr>
-                          <pic:cNvPr descr="/Applications/Positron.app/Contents/Resources/app/quarto/share/formats/docx/tip.png" id="48" name="Picture"/>
+                          <pic:cNvPr descr="/Applications/Positron.app/Contents/Resources/app/quarto/share/formats/docx/tip.png" id="53" name="Picture"/>
                           <pic:cNvPicPr>
                             <a:picLocks noChangeArrowheads="1" noChangeAspect="1"/>
                           </pic:cNvPicPr>
                         </pic:nvPicPr>
                         <pic:blipFill>
-                          <a:blip r:embed="rId27"/>
+                          <a:blip r:embed="rId28"/>
                           <a:stretch>
                             <a:fillRect/>
                           </a:stretch>
@@ -6609,9 +6754,9 @@
         </w:pict>
       </w:r>
     </w:p>
-    <w:bookmarkEnd w:id="49"/>
-    <w:bookmarkEnd w:id="50"/>
-    <w:bookmarkStart w:id="51" w:name="part-13-save-your-plot"/>
+    <w:bookmarkEnd w:id="54"/>
+    <w:bookmarkEnd w:id="55"/>
+    <w:bookmarkStart w:id="56" w:name="part-13-save-your-plot"/>
     <w:p>
       <w:pPr>
         <w:pStyle w:val="Heading1"/>
@@ -7196,8 +7341,8 @@
         </w:pict>
       </w:r>
     </w:p>
-    <w:bookmarkEnd w:id="51"/>
-    <w:bookmarkStart w:id="55" w:name="part-14-review-and-checkpoint"/>
+    <w:bookmarkEnd w:id="56"/>
+    <w:bookmarkStart w:id="60" w:name="part-14-review-and-checkpoint"/>
     <w:p>
       <w:pPr>
         <w:pStyle w:val="Heading1"/>
@@ -7612,18 +7757,18 @@
                 <wp:inline>
                   <wp:extent cx="152400" cy="152400"/>
                   <wp:effectExtent b="0" l="0" r="0" t="0"/>
-                  <wp:docPr descr="" title="" id="53" name="Picture"/>
+                  <wp:docPr descr="" title="" id="58" name="Picture"/>
                   <a:graphic>
                     <a:graphicData uri="http://schemas.openxmlformats.org/drawingml/2006/picture">
                       <pic:pic>
                         <pic:nvPicPr>
-                          <pic:cNvPr descr="/Applications/Positron.app/Contents/Resources/app/quarto/share/formats/docx/note.png" id="54" name="Picture"/>
+                          <pic:cNvPr descr="/Applications/Positron.app/Contents/Resources/app/quarto/share/formats/docx/note.png" id="59" name="Picture"/>
                           <pic:cNvPicPr>
                             <a:picLocks noChangeArrowheads="1" noChangeAspect="1"/>
                           </pic:cNvPicPr>
                         </pic:nvPicPr>
                         <pic:blipFill>
-                          <a:blip r:embed="rId52"/>
+                          <a:blip r:embed="rId57"/>
                           <a:stretch>
                             <a:fillRect/>
                           </a:stretch>
@@ -7757,8 +7902,8 @@
         </w:pict>
       </w:r>
     </w:p>
-    <w:bookmarkEnd w:id="55"/>
-    <w:bookmarkStart w:id="60" w:name="X78579d1a359bdd8772e104d92e0e0610dcd281b"/>
+    <w:bookmarkEnd w:id="60"/>
+    <w:bookmarkStart w:id="65" w:name="X78579d1a359bdd8772e104d92e0e0610dcd281b"/>
     <w:p>
       <w:pPr>
         <w:pStyle w:val="Heading1"/>
@@ -7790,7 +7935,7 @@
         <w:t xml:space="preserve">can do.</w:t>
       </w:r>
     </w:p>
-    <w:bookmarkStart w:id="56" w:name="histograms-split-by-team"/>
+    <w:bookmarkStart w:id="61" w:name="histograms-split-by-team"/>
     <w:p>
       <w:pPr>
         <w:pStyle w:val="Heading3"/>
@@ -8104,8 +8249,8 @@
         <w:t xml:space="preserve">________________________</w:t>
       </w:r>
     </w:p>
-    <w:bookmarkEnd w:id="56"/>
-    <w:bookmarkStart w:id="57" w:name="facets-one-panel-per-team"/>
+    <w:bookmarkEnd w:id="61"/>
+    <w:bookmarkStart w:id="62" w:name="facets-one-panel-per-team"/>
     <w:p>
       <w:pPr>
         <w:pStyle w:val="Heading3"/>
@@ -8302,8 +8447,8 @@
         <w:t xml:space="preserve">team)</w:t>
       </w:r>
     </w:p>
-    <w:bookmarkEnd w:id="57"/>
-    <w:bookmarkStart w:id="58" w:name="violin-plots"/>
+    <w:bookmarkEnd w:id="62"/>
+    <w:bookmarkStart w:id="63" w:name="violin-plots"/>
     <w:p>
       <w:pPr>
         <w:pStyle w:val="Heading3"/>
@@ -8563,8 +8708,8 @@
         <w:t xml:space="preserve">)</w:t>
       </w:r>
     </w:p>
-    <w:bookmarkEnd w:id="58"/>
-    <w:bookmarkStart w:id="59" w:name="themes-change-the-look"/>
+    <w:bookmarkEnd w:id="63"/>
+    <w:bookmarkStart w:id="64" w:name="themes-change-the-look"/>
     <w:p>
       <w:pPr>
         <w:pStyle w:val="Heading3"/>
@@ -8713,9 +8858,9 @@
         </w:pict>
       </w:r>
     </w:p>
-    <w:bookmarkEnd w:id="59"/>
-    <w:bookmarkEnd w:id="60"/>
-    <w:bookmarkStart w:id="61" w:name="X970ef8e44a72b051900e5951f7952ab34f9e7c0"/>
+    <w:bookmarkEnd w:id="64"/>
+    <w:bookmarkEnd w:id="65"/>
+    <w:bookmarkStart w:id="66" w:name="X970ef8e44a72b051900e5951f7952ab34f9e7c0"/>
     <w:p>
       <w:pPr>
         <w:pStyle w:val="Heading1"/>
@@ -9002,14 +9147,14 @@
         </w:pict>
       </w:r>
     </w:p>
-    <w:bookmarkEnd w:id="61"/>
-    <w:bookmarkStart w:id="62" w:name="getting-unstuck"/>
+    <w:bookmarkEnd w:id="66"/>
+    <w:bookmarkStart w:id="69" w:name="readings"/>
     <w:p>
       <w:pPr>
         <w:pStyle w:val="Heading1"/>
       </w:pPr>
       <w:r>
-        <w:t xml:space="preserve">Getting unstuck</w:t>
+        <w:t xml:space="preserve">Readings</w:t>
       </w:r>
     </w:p>
     <w:p>
@@ -9017,7 +9162,30 @@
         <w:pStyle w:val="FirstParagraph"/>
       </w:pPr>
       <w:r>
-        <w:t xml:space="preserve">When code breaks — and it will, that is normal:</w:t>
+        <w:rPr>
+          <w:b/>
+          <w:bCs/>
+        </w:rPr>
+        <w:t xml:space="preserve">Before next class</w:t>
+      </w:r>
+      <w:r>
+        <w:t xml:space="preserve"> </w:t>
+      </w:r>
+      <w:r>
+        <w:t xml:space="preserve">— chapter PDFs are posted on</w:t>
+      </w:r>
+      <w:r>
+        <w:t xml:space="preserve"> </w:t>
+      </w:r>
+      <w:r>
+        <w:rPr>
+          <w:b/>
+          <w:bCs/>
+        </w:rPr>
+        <w:t xml:space="preserve">Canvas</w:t>
+      </w:r>
+      <w:r>
+        <w:t xml:space="preserve">:</w:t>
       </w:r>
     </w:p>
     <w:p>
@@ -9033,13 +9201,39 @@
           <w:b/>
           <w:bCs/>
         </w:rPr>
-        <w:t xml:space="preserve">Read the error message out loud.</w:t>
-      </w:r>
-      <w:r>
-        <w:t xml:space="preserve"> </w:t>
-      </w:r>
-      <w:r>
-        <w:t xml:space="preserve">R usually names the line and the problem.</w:t>
+        <w:t xml:space="preserve">Whitlock &amp; Schluter</w:t>
+      </w:r>
+      <w:r>
+        <w:t xml:space="preserve">,</w:t>
+      </w:r>
+      <w:r>
+        <w:t xml:space="preserve"> </w:t>
+      </w:r>
+      <w:r>
+        <w:rPr>
+          <w:i/>
+          <w:iCs/>
+        </w:rPr>
+        <w:t xml:space="preserve">The Analysis of Biological Data</w:t>
+      </w:r>
+      <w:r>
+        <w:t xml:space="preserve"> </w:t>
+      </w:r>
+      <w:r>
+        <w:t xml:space="preserve">—</w:t>
+      </w:r>
+      <w:r>
+        <w:t xml:space="preserve"> </w:t>
+      </w:r>
+      <w:r>
+        <w:rPr>
+          <w:b/>
+          <w:bCs/>
+        </w:rPr>
+        <w:t xml:space="preserve">Ch. 1</w:t>
+      </w:r>
+      <w:r>
+        <w:t xml:space="preserve">, Statistics and Samples (populations vs. samples, why we sample, sampling error)</w:t>
       </w:r>
     </w:p>
     <w:p>
@@ -9055,55 +9249,10 @@
           <w:b/>
           <w:bCs/>
         </w:rPr>
-        <w:t xml:space="preserve">Check the usual suspects:</w:t>
-      </w:r>
-      <w:r>
-        <w:t xml:space="preserve"> </w:t>
-      </w:r>
-      <w:r>
-        <w:t xml:space="preserve">did you run</w:t>
-      </w:r>
-      <w:r>
-        <w:t xml:space="preserve"> </w:t>
-      </w:r>
-      <w:r>
-        <w:rPr>
-          <w:rStyle w:val="VerbatimChar"/>
-        </w:rPr>
-        <w:t xml:space="preserve">library(tidyverse)</w:t>
-      </w:r>
-      <w:r>
-        <w:t xml:space="preserve">? Spelling? A missing</w:t>
-      </w:r>
-      <w:r>
-        <w:t xml:space="preserve"> </w:t>
-      </w:r>
-      <w:r>
-        <w:rPr>
-          <w:rStyle w:val="VerbatimChar"/>
-        </w:rPr>
-        <w:t xml:space="preserve">)</w:t>
-      </w:r>
-      <w:r>
-        <w:t xml:space="preserve"> </w:t>
-      </w:r>
-      <w:r>
-        <w:t xml:space="preserve">or a</w:t>
-      </w:r>
-      <w:r>
-        <w:t xml:space="preserve"> </w:t>
-      </w:r>
-      <w:r>
-        <w:rPr>
-          <w:rStyle w:val="VerbatimChar"/>
-        </w:rPr>
-        <w:t xml:space="preserve">+</w:t>
-      </w:r>
-      <w:r>
-        <w:t xml:space="preserve"> </w:t>
-      </w:r>
-      <w:r>
-        <w:t xml:space="preserve">at the</w:t>
+        <w:t xml:space="preserve">Gotelli &amp; Ellison</w:t>
+      </w:r>
+      <w:r>
+        <w:t xml:space="preserve">,</w:t>
       </w:r>
       <w:r>
         <w:t xml:space="preserve"> </w:t>
@@ -9113,13 +9262,38 @@
           <w:i/>
           <w:iCs/>
         </w:rPr>
-        <w:t xml:space="preserve">start</w:t>
-      </w:r>
-      <w:r>
-        <w:t xml:space="preserve"> </w:t>
-      </w:r>
-      <w:r>
-        <w:t xml:space="preserve">of a line?</w:t>
+        <w:t xml:space="preserve">A Primer of Ecological Statistics</w:t>
+      </w:r>
+      <w:r>
+        <w:t xml:space="preserve"> </w:t>
+      </w:r>
+      <w:r>
+        <w:t xml:space="preserve">—</w:t>
+      </w:r>
+      <w:r>
+        <w:t xml:space="preserve"> </w:t>
+      </w:r>
+      <w:r>
+        <w:rPr>
+          <w:b/>
+          <w:bCs/>
+        </w:rPr>
+        <w:t xml:space="preserve">Ch. 8</w:t>
+      </w:r>
+      <w:r>
+        <w:t xml:space="preserve">, Managing and Curating Data (raw data, metadata, project organization)</w:t>
+      </w:r>
+    </w:p>
+    <w:p>
+      <w:pPr>
+        <w:pStyle w:val="FirstParagraph"/>
+      </w:pPr>
+      <w:r>
+        <w:rPr>
+          <w:b/>
+          <w:bCs/>
+        </w:rPr>
+        <w:t xml:space="preserve">If you want more:</w:t>
       </w:r>
     </w:p>
     <w:p>
@@ -9127,20 +9301,11 @@
         <w:pStyle w:val="Compact"/>
         <w:numPr>
           <w:ilvl w:val="0"/>
-          <w:numId w:val="1014"/>
+          <w:numId w:val="1015"/>
         </w:numPr>
       </w:pPr>
       <w:r>
-        <w:rPr>
-          <w:rStyle w:val="VerbatimChar"/>
-        </w:rPr>
-        <w:t xml:space="preserve">?function_name</w:t>
-      </w:r>
-      <w:r>
-        <w:t xml:space="preserve"> </w:t>
-      </w:r>
-      <w:r>
-        <w:t xml:space="preserve">opens the built-in help page.</w:t>
+        <w:t xml:space="preserve">Whitlock &amp; Schluter, Ch. 2 — Displaying Data</w:t>
       </w:r>
     </w:p>
     <w:p>
@@ -9148,47 +9313,372 @@
         <w:pStyle w:val="Compact"/>
         <w:numPr>
           <w:ilvl w:val="0"/>
-          <w:numId w:val="1014"/>
+          <w:numId w:val="1015"/>
         </w:numPr>
+      </w:pPr>
+      <w:r>
+        <w:t xml:space="preserve">Gotelli &amp; Ellison, Ch. 4 — Framing and Testing Hypotheses</w:t>
+      </w:r>
+    </w:p>
+    <w:p>
+      <w:pPr>
+        <w:pStyle w:val="FirstParagraph"/>
       </w:pPr>
       <w:r>
         <w:rPr>
           <w:b/>
           <w:bCs/>
         </w:rPr>
-        <w:t xml:space="preserve">Bring the exact error</w:t>
-      </w:r>
-      <w:r>
-        <w:t xml:space="preserve"> </w:t>
-      </w:r>
-      <w:r>
-        <w:t xml:space="preserve">(copy-paste it) to class or office hours.</w:t>
-      </w:r>
-    </w:p>
-    <w:p>
-      <w:pPr>
-        <w:pStyle w:val="BlockText"/>
-      </w:pPr>
-      <w:r>
-        <w:t xml:space="preserve">💡</w:t>
-      </w:r>
-      <w:r>
-        <w:t xml:space="preserve"> </w:t>
-      </w:r>
-      <w:r>
-        <w:rPr>
-          <w:b/>
-          <w:bCs/>
-        </w:rPr>
-        <w:t xml:space="preserve">Key idea:</w:t>
-      </w:r>
-      <w:r>
-        <w:t xml:space="preserve"> </w:t>
-      </w:r>
-      <w:r>
-        <w:t xml:space="preserve">Every working scientist googles error messages daily. Getting stuck is not failing — it is the job.</w:t>
-      </w:r>
-    </w:p>
+        <w:t xml:space="preserve">R for Data Science (2nd ed.)</w:t>
+      </w:r>
+      <w:r>
+        <w:t xml:space="preserve"> </w:t>
+      </w:r>
+      <w:r>
+        <w:t xml:space="preserve">— free online at</w:t>
+      </w:r>
+      <w:r>
+        <w:t xml:space="preserve"> </w:t>
+      </w:r>
+      <w:hyperlink r:id="rId67">
+        <w:r>
+          <w:rPr>
+            <w:rStyle w:val="Hyperlink"/>
+          </w:rPr>
+          <w:t xml:space="preserve">r4ds.hadley.nz</w:t>
+        </w:r>
+      </w:hyperlink>
+      <w:r>
+        <w:t xml:space="preserve">. The chapters behind today’s worksheet:</w:t>
+      </w:r>
+    </w:p>
+    <w:tbl>
+      <w:tblPr>
+        <w:tblStyle w:val="Table"/>
+        <w:tblW w:type="pct" w:w="5000"/>
+        <w:tblLayout w:type="fixed"/>
+        <w:tblLook w:firstRow="1" w:lastRow="0" w:firstColumn="0" w:lastColumn="0" w:noHBand="0" w:noVBand="0" w:val="0020"/>
+      </w:tblPr>
+      <w:tblGrid>
+        <w:gridCol w:w="2160"/>
+        <w:gridCol w:w="1920"/>
+        <w:gridCol w:w="3840"/>
+      </w:tblGrid>
+      <w:tr>
+        <w:trPr>
+          <w:tblHeader w:val="on"/>
+        </w:trPr>
+        <w:tc>
+          <w:tcPr/>
+          <w:p>
+            <w:pPr>
+              <w:pStyle w:val="Compact"/>
+            </w:pPr>
+            <w:r>
+              <w:t xml:space="preserve">Chapter</w:t>
+            </w:r>
+          </w:p>
+        </w:tc>
+        <w:tc>
+          <w:tcPr/>
+          <w:p>
+            <w:pPr>
+              <w:pStyle w:val="Compact"/>
+            </w:pPr>
+            <w:r>
+              <w:t xml:space="preserve">Covers</w:t>
+            </w:r>
+          </w:p>
+        </w:tc>
+        <w:tc>
+          <w:tcPr/>
+          <w:p>
+            <w:pPr>
+              <w:pStyle w:val="Compact"/>
+            </w:pPr>
+            <w:r>
+              <w:t xml:space="preserve">Worksheet part</w:t>
+            </w:r>
+          </w:p>
+        </w:tc>
+      </w:tr>
+      <w:tr>
+        <w:tc>
+          <w:tcPr/>
+          <w:p>
+            <w:pPr>
+              <w:pStyle w:val="Compact"/>
+            </w:pPr>
+            <w:hyperlink r:id="rId51">
+              <w:r>
+                <w:rPr>
+                  <w:rStyle w:val="Hyperlink"/>
+                </w:rPr>
+                <w:t xml:space="preserve">§1 — Data visualization</w:t>
+              </w:r>
+            </w:hyperlink>
+          </w:p>
+        </w:tc>
+        <w:tc>
+          <w:tcPr/>
+          <w:p>
+            <w:pPr>
+              <w:pStyle w:val="Compact"/>
+            </w:pPr>
+            <w:r>
+              <w:rPr>
+                <w:rStyle w:val="VerbatimChar"/>
+              </w:rPr>
+              <w:t xml:space="preserve">ggplot()</w:t>
+            </w:r>
+            <w:r>
+              <w:t xml:space="preserve">,</w:t>
+            </w:r>
+            <w:r>
+              <w:t xml:space="preserve"> </w:t>
+            </w:r>
+            <w:r>
+              <w:rPr>
+                <w:rStyle w:val="VerbatimChar"/>
+              </w:rPr>
+              <w:t xml:space="preserve">aes()</w:t>
+            </w:r>
+            <w:r>
+              <w:t xml:space="preserve">, geoms</w:t>
+            </w:r>
+          </w:p>
+        </w:tc>
+        <w:tc>
+          <w:tcPr/>
+          <w:p>
+            <w:pPr>
+              <w:pStyle w:val="Compact"/>
+            </w:pPr>
+            <w:r>
+              <w:t xml:space="preserve">Parts 12, 15</w:t>
+            </w:r>
+          </w:p>
+        </w:tc>
+      </w:tr>
+      <w:tr>
+        <w:tc>
+          <w:tcPr/>
+          <w:p>
+            <w:pPr>
+              <w:pStyle w:val="Compact"/>
+            </w:pPr>
+            <w:hyperlink r:id="rId44">
+              <w:r>
+                <w:rPr>
+                  <w:rStyle w:val="Hyperlink"/>
+                </w:rPr>
+                <w:t xml:space="preserve">§2 — Workflow: basics</w:t>
+              </w:r>
+            </w:hyperlink>
+          </w:p>
+        </w:tc>
+        <w:tc>
+          <w:tcPr/>
+          <w:p>
+            <w:pPr>
+              <w:pStyle w:val="Compact"/>
+            </w:pPr>
+            <w:r>
+              <w:t xml:space="preserve">objects,</w:t>
+            </w:r>
+            <w:r>
+              <w:t xml:space="preserve"> </w:t>
+            </w:r>
+            <w:r>
+              <w:rPr>
+                <w:rStyle w:val="VerbatimChar"/>
+              </w:rPr>
+              <w:t xml:space="preserve">&lt;-</w:t>
+            </w:r>
+            <w:r>
+              <w:t xml:space="preserve">, functions</w:t>
+            </w:r>
+          </w:p>
+        </w:tc>
+        <w:tc>
+          <w:tcPr/>
+          <w:p>
+            <w:pPr>
+              <w:pStyle w:val="Compact"/>
+            </w:pPr>
+            <w:r>
+              <w:t xml:space="preserve">Parts 5-8</w:t>
+            </w:r>
+          </w:p>
+        </w:tc>
+      </w:tr>
+      <w:tr>
+        <w:tc>
+          <w:tcPr/>
+          <w:p>
+            <w:pPr>
+              <w:pStyle w:val="Compact"/>
+            </w:pPr>
+            <w:hyperlink r:id="rId45">
+              <w:r>
+                <w:rPr>
+                  <w:rStyle w:val="Hyperlink"/>
+                </w:rPr>
+                <w:t xml:space="preserve">§4 — Workflow: code style</w:t>
+              </w:r>
+            </w:hyperlink>
+          </w:p>
+        </w:tc>
+        <w:tc>
+          <w:tcPr/>
+          <w:p>
+            <w:pPr>
+              <w:pStyle w:val="Compact"/>
+            </w:pPr>
+            <w:r>
+              <w:t xml:space="preserve">naming things, comments</w:t>
+            </w:r>
+          </w:p>
+        </w:tc>
+        <w:tc>
+          <w:tcPr/>
+          <w:p>
+            <w:pPr>
+              <w:pStyle w:val="Compact"/>
+            </w:pPr>
+            <w:r>
+              <w:t xml:space="preserve">Parts 6-7</w:t>
+            </w:r>
+          </w:p>
+        </w:tc>
+      </w:tr>
+      <w:tr>
+        <w:tc>
+          <w:tcPr/>
+          <w:p>
+            <w:pPr>
+              <w:pStyle w:val="Compact"/>
+            </w:pPr>
+            <w:hyperlink r:id="rId19">
+              <w:r>
+                <w:rPr>
+                  <w:rStyle w:val="Hyperlink"/>
+                </w:rPr>
+                <w:t xml:space="preserve">§6 — Workflow: scripts and projects</w:t>
+              </w:r>
+            </w:hyperlink>
+          </w:p>
+        </w:tc>
+        <w:tc>
+          <w:tcPr/>
+          <w:p>
+            <w:pPr>
+              <w:pStyle w:val="Compact"/>
+            </w:pPr>
+            <w:r>
+              <w:t xml:space="preserve">scripts, project folders, relative paths</w:t>
+            </w:r>
+          </w:p>
+        </w:tc>
+        <w:tc>
+          <w:tcPr/>
+          <w:p>
+            <w:pPr>
+              <w:pStyle w:val="Compact"/>
+            </w:pPr>
+            <w:r>
+              <w:t xml:space="preserve">Parts 2, 11</w:t>
+            </w:r>
+          </w:p>
+        </w:tc>
+      </w:tr>
+      <w:tr>
+        <w:tc>
+          <w:tcPr/>
+          <w:p>
+            <w:pPr>
+              <w:pStyle w:val="Compact"/>
+            </w:pPr>
+            <w:hyperlink r:id="rId47">
+              <w:r>
+                <w:rPr>
+                  <w:rStyle w:val="Hyperlink"/>
+                </w:rPr>
+                <w:t xml:space="preserve">§7 — Data import</w:t>
+              </w:r>
+            </w:hyperlink>
+          </w:p>
+        </w:tc>
+        <w:tc>
+          <w:tcPr/>
+          <w:p>
+            <w:pPr>
+              <w:pStyle w:val="Compact"/>
+            </w:pPr>
+            <w:r>
+              <w:rPr>
+                <w:rStyle w:val="VerbatimChar"/>
+              </w:rPr>
+              <w:t xml:space="preserve">read_csv()</w:t>
+            </w:r>
+            <w:r>
+              <w:t xml:space="preserve">, checking what you loaded</w:t>
+            </w:r>
+          </w:p>
+        </w:tc>
+        <w:tc>
+          <w:tcPr/>
+          <w:p>
+            <w:pPr>
+              <w:pStyle w:val="Compact"/>
+            </w:pPr>
+            <w:r>
+              <w:t xml:space="preserve">Part 11</w:t>
+            </w:r>
+          </w:p>
+        </w:tc>
+      </w:tr>
+      <w:tr>
+        <w:tc>
+          <w:tcPr/>
+          <w:p>
+            <w:pPr>
+              <w:pStyle w:val="Compact"/>
+            </w:pPr>
+            <w:hyperlink r:id="rId68">
+              <w:r>
+                <w:rPr>
+                  <w:rStyle w:val="Hyperlink"/>
+                </w:rPr>
+                <w:t xml:space="preserve">§8 — Workflow: getting help</w:t>
+              </w:r>
+            </w:hyperlink>
+          </w:p>
+        </w:tc>
+        <w:tc>
+          <w:tcPr/>
+          <w:p>
+            <w:pPr>
+              <w:pStyle w:val="Compact"/>
+            </w:pPr>
+            <w:r>
+              <w:t xml:space="preserve">reading errors, asking good questions</w:t>
+            </w:r>
+          </w:p>
+        </w:tc>
+        <w:tc>
+          <w:tcPr/>
+          <w:p>
+            <w:pPr>
+              <w:pStyle w:val="Compact"/>
+            </w:pPr>
+            <w:r>
+              <w:t xml:space="preserve">Getting unstuck</w:t>
+            </w:r>
+          </w:p>
+        </w:tc>
+      </w:tr>
+    </w:tbl>
     <w:p>
       <w:r>
         <w:pict>
@@ -9196,7 +9686,236 @@
         </w:pict>
       </w:r>
     </w:p>
-    <w:bookmarkEnd w:id="62"/>
+    <w:bookmarkEnd w:id="69"/>
+    <w:bookmarkStart w:id="70" w:name="getting-unstuck"/>
+    <w:p>
+      <w:pPr>
+        <w:pStyle w:val="Heading1"/>
+      </w:pPr>
+      <w:r>
+        <w:t xml:space="preserve">Getting unstuck</w:t>
+      </w:r>
+    </w:p>
+    <w:p>
+      <w:pPr>
+        <w:pStyle w:val="FirstParagraph"/>
+      </w:pPr>
+      <w:r>
+        <w:t xml:space="preserve">When code breaks — and it will, that is normal:</w:t>
+      </w:r>
+    </w:p>
+    <w:p>
+      <w:pPr>
+        <w:pStyle w:val="Compact"/>
+        <w:numPr>
+          <w:ilvl w:val="0"/>
+          <w:numId w:val="1016"/>
+        </w:numPr>
+      </w:pPr>
+      <w:r>
+        <w:rPr>
+          <w:b/>
+          <w:bCs/>
+        </w:rPr>
+        <w:t xml:space="preserve">Read the error message out loud.</w:t>
+      </w:r>
+      <w:r>
+        <w:t xml:space="preserve"> </w:t>
+      </w:r>
+      <w:r>
+        <w:t xml:space="preserve">R usually names the line and the problem.</w:t>
+      </w:r>
+    </w:p>
+    <w:p>
+      <w:pPr>
+        <w:pStyle w:val="Compact"/>
+        <w:numPr>
+          <w:ilvl w:val="0"/>
+          <w:numId w:val="1016"/>
+        </w:numPr>
+      </w:pPr>
+      <w:r>
+        <w:rPr>
+          <w:b/>
+          <w:bCs/>
+        </w:rPr>
+        <w:t xml:space="preserve">Check the usual suspects:</w:t>
+      </w:r>
+      <w:r>
+        <w:t xml:space="preserve"> </w:t>
+      </w:r>
+      <w:r>
+        <w:t xml:space="preserve">did you run</w:t>
+      </w:r>
+      <w:r>
+        <w:t xml:space="preserve"> </w:t>
+      </w:r>
+      <w:r>
+        <w:rPr>
+          <w:rStyle w:val="VerbatimChar"/>
+        </w:rPr>
+        <w:t xml:space="preserve">library(tidyverse)</w:t>
+      </w:r>
+      <w:r>
+        <w:t xml:space="preserve">? Spelling? A missing</w:t>
+      </w:r>
+      <w:r>
+        <w:t xml:space="preserve"> </w:t>
+      </w:r>
+      <w:r>
+        <w:rPr>
+          <w:rStyle w:val="VerbatimChar"/>
+        </w:rPr>
+        <w:t xml:space="preserve">)</w:t>
+      </w:r>
+      <w:r>
+        <w:t xml:space="preserve"> </w:t>
+      </w:r>
+      <w:r>
+        <w:t xml:space="preserve">or a</w:t>
+      </w:r>
+      <w:r>
+        <w:t xml:space="preserve"> </w:t>
+      </w:r>
+      <w:r>
+        <w:rPr>
+          <w:rStyle w:val="VerbatimChar"/>
+        </w:rPr>
+        <w:t xml:space="preserve">+</w:t>
+      </w:r>
+      <w:r>
+        <w:t xml:space="preserve"> </w:t>
+      </w:r>
+      <w:r>
+        <w:t xml:space="preserve">at the</w:t>
+      </w:r>
+      <w:r>
+        <w:t xml:space="preserve"> </w:t>
+      </w:r>
+      <w:r>
+        <w:rPr>
+          <w:i/>
+          <w:iCs/>
+        </w:rPr>
+        <w:t xml:space="preserve">start</w:t>
+      </w:r>
+      <w:r>
+        <w:t xml:space="preserve"> </w:t>
+      </w:r>
+      <w:r>
+        <w:t xml:space="preserve">of a line?</w:t>
+      </w:r>
+    </w:p>
+    <w:p>
+      <w:pPr>
+        <w:pStyle w:val="Compact"/>
+        <w:numPr>
+          <w:ilvl w:val="0"/>
+          <w:numId w:val="1016"/>
+        </w:numPr>
+      </w:pPr>
+      <w:r>
+        <w:rPr>
+          <w:rStyle w:val="VerbatimChar"/>
+        </w:rPr>
+        <w:t xml:space="preserve">?function_name</w:t>
+      </w:r>
+      <w:r>
+        <w:t xml:space="preserve"> </w:t>
+      </w:r>
+      <w:r>
+        <w:t xml:space="preserve">opens the built-in help page.</w:t>
+      </w:r>
+    </w:p>
+    <w:p>
+      <w:pPr>
+        <w:pStyle w:val="Compact"/>
+        <w:numPr>
+          <w:ilvl w:val="0"/>
+          <w:numId w:val="1016"/>
+        </w:numPr>
+      </w:pPr>
+      <w:r>
+        <w:rPr>
+          <w:b/>
+          <w:bCs/>
+        </w:rPr>
+        <w:t xml:space="preserve">Bring the exact error</w:t>
+      </w:r>
+      <w:r>
+        <w:t xml:space="preserve"> </w:t>
+      </w:r>
+      <w:r>
+        <w:t xml:space="preserve">(copy-paste it) to class or office hours.</w:t>
+      </w:r>
+    </w:p>
+    <w:p>
+      <w:pPr>
+        <w:pStyle w:val="BlockText"/>
+      </w:pPr>
+      <w:r>
+        <w:t xml:space="preserve">📖</w:t>
+      </w:r>
+      <w:r>
+        <w:t xml:space="preserve"> </w:t>
+      </w:r>
+      <w:r>
+        <w:rPr>
+          <w:b/>
+          <w:bCs/>
+        </w:rPr>
+        <w:t xml:space="preserve">Read more:</w:t>
+      </w:r>
+      <w:r>
+        <w:t xml:space="preserve"> </w:t>
+      </w:r>
+      <w:hyperlink r:id="rId68">
+        <w:r>
+          <w:rPr>
+            <w:rStyle w:val="Hyperlink"/>
+          </w:rPr>
+          <w:t xml:space="preserve">R4DS §8 — Workflow: getting help</w:t>
+        </w:r>
+      </w:hyperlink>
+      <w:r>
+        <w:t xml:space="preserve"> </w:t>
+      </w:r>
+      <w:r>
+        <w:t xml:space="preserve">shows how to write a question others can actually answer.</w:t>
+      </w:r>
+    </w:p>
+    <w:p>
+      <w:pPr>
+        <w:pStyle w:val="BlockText"/>
+      </w:pPr>
+      <w:r>
+        <w:t xml:space="preserve">💡</w:t>
+      </w:r>
+      <w:r>
+        <w:t xml:space="preserve"> </w:t>
+      </w:r>
+      <w:r>
+        <w:rPr>
+          <w:b/>
+          <w:bCs/>
+        </w:rPr>
+        <w:t xml:space="preserve">Key idea:</w:t>
+      </w:r>
+      <w:r>
+        <w:t xml:space="preserve"> </w:t>
+      </w:r>
+      <w:r>
+        <w:t xml:space="preserve">Every working scientist googles error messages daily. Getting stuck is not failing — it is the job.</w:t>
+      </w:r>
+    </w:p>
+    <w:p>
+      <w:r>
+        <w:pict>
+          <v:rect style="width:0;height:1.5pt" o:hralign="center" o:hrstd="t" o:hr="t"/>
+        </w:pict>
+      </w:r>
+    </w:p>
+    <w:bookmarkEnd w:id="70"/>
     <w:sectPr>
       <w:pgSz w:h="15840" w:w="12240"/>
       <w:pgMar w:bottom="1440" w:footer="720" w:gutter="0" w:header="720" w:left="1440" w:right="1440" w:top="1440"/>
@@ -9669,6 +10388,12 @@
     </w:lvlOverride>
   </w:num>
   <w:num w:numId="1014">
+    <w:abstractNumId w:val="991"/>
+  </w:num>
+  <w:num w:numId="1015">
+    <w:abstractNumId w:val="991"/>
+  </w:num>
+  <w:num w:numId="1016">
     <w:abstractNumId w:val="99411"/>
     <w:lvlOverride w:ilvl="0">
       <w:startOverride w:val="1"/>

--- a/docs/content/getting_started/getting_started_activity.docx
+++ b/docs/content/getting_started/getting_started_activity.docx
@@ -11357,7 +11357,7 @@
         <w:bottom w:color="FF0000" w:space="1" w:sz="8" w:val="single"/>
         <w:right w:color="FF0000" w:space="4" w:sz="8" w:val="single"/>
       </w:pBdr>
-      <w:shd w:color="auto" w:fill="auto" w:val="pct15"/>
+      <w:shd w:color="auto" w:fill="FBFBFB" w:val="clear"/>
       <w:spacing w:after="120" w:before="120"/>
       <w:ind w:left="432" w:right="432"/>
     </w:pPr>
@@ -11373,12 +11373,12 @@
     <w:rsid w:val="00771E03"/>
     <w:pPr>
       <w:pBdr>
-        <w:top w:color="auto" w:space="1" w:sz="8" w:val="single"/>
-        <w:left w:color="auto" w:space="4" w:sz="8" w:val="single"/>
-        <w:bottom w:color="auto" w:space="1" w:sz="8" w:val="single"/>
-        <w:right w:color="auto" w:space="4" w:sz="8" w:val="single"/>
+        <w:top w:color="BFBFBF" w:space="1" w:sz="6" w:val="single"/>
+        <w:left w:color="BFBFBF" w:space="4" w:sz="6" w:val="single"/>
+        <w:bottom w:color="BFBFBF" w:space="1" w:sz="6" w:val="single"/>
+        <w:right w:color="BFBFBF" w:space="4" w:sz="6" w:val="single"/>
       </w:pBdr>
-      <w:shd w:color="auto" w:fill="auto" w:val="pct15"/>
+      <w:shd w:color="auto" w:fill="FBFBFB" w:val="clear"/>
       <w:spacing w:after="240" w:before="240"/>
       <w:ind w:left="432" w:right="432"/>
     </w:pPr>
@@ -11393,7 +11393,13 @@
     <w:qFormat/>
     <w:rsid w:val="00771E03"/>
     <w:pPr>
-      <w:shd w:color="auto" w:fill="auto" w:val="pct15"/>
+      <w:pBdr>
+        <w:top w:color="BFBFBF" w:space="1" w:sz="6" w:val="single"/>
+        <w:left w:color="BFBFBF" w:space="4" w:sz="6" w:val="single"/>
+        <w:bottom w:color="BFBFBF" w:space="1" w:sz="6" w:val="single"/>
+        <w:right w:color="BFBFBF" w:space="4" w:sz="6" w:val="single"/>
+      </w:pBdr>
+      <w:shd w:color="auto" w:fill="FBFBFB" w:val="clear"/>
       <w:spacing w:after="240" w:before="240"/>
       <w:ind w:left="432" w:right="432"/>
     </w:pPr>

--- a/docs/content/getting_started/getting_started_activity.docx
+++ b/docs/content/getting_started/getting_started_activity.docx
@@ -2268,9 +2268,11 @@
       <w:r>
         <w:t xml:space="preserve">trees? Show your arithmetic:</w:t>
       </w:r>
-      <w:r>
-        <w:t xml:space="preserve"> </w:t>
-      </w:r>
+    </w:p>
+    <w:p>
+      <w:pPr>
+        <w:pStyle w:val="BodyText"/>
+      </w:pPr>
       <w:r>
         <w:rPr>
           <w:rStyle w:val="VerbatimChar"/>
@@ -2742,9 +2744,11 @@
       <w:r>
         <w:br/>
       </w:r>
-      <w:r>
-        <w:br/>
-      </w:r>
+    </w:p>
+    <w:p>
+      <w:pPr>
+        <w:pStyle w:val="BodyText"/>
+      </w:pPr>
       <w:r>
         <w:rPr>
           <w:rStyle w:val="VerbatimChar"/>
@@ -3056,9 +3060,11 @@
       <w:r>
         <w:t xml:space="preserve">and press Enter. Result:</w:t>
       </w:r>
-      <w:r>
-        <w:t xml:space="preserve"> </w:t>
-      </w:r>
+    </w:p>
+    <w:p>
+      <w:pPr>
+        <w:pStyle w:val="BodyText"/>
+      </w:pPr>
       <w:r>
         <w:rPr>
           <w:rStyle w:val="VerbatimChar"/>
@@ -3580,9 +3586,11 @@
       <w:r>
         <w:t xml:space="preserve">. Result:</w:t>
       </w:r>
-      <w:r>
-        <w:t xml:space="preserve"> </w:t>
-      </w:r>
+    </w:p>
+    <w:p>
+      <w:pPr>
+        <w:pStyle w:val="BodyText"/>
+      </w:pPr>
       <w:r>
         <w:rPr>
           <w:rStyle w:val="VerbatimChar"/>
@@ -3607,7 +3615,7 @@
         <w:rPr>
           <w:rStyle w:val="CommentTok"/>
         </w:rPr>
-        <w:t xml:space="preserve"># Write your code here:</w:t>
+        <w:t xml:space="preserve"># Write your code in the R script:</w:t>
       </w:r>
     </w:p>
     <w:tbl>
@@ -4488,9 +4496,11 @@
       <w:r>
         <w:t xml:space="preserve">(R knows this by name) to 4 decimal places. Result:</w:t>
       </w:r>
-      <w:r>
-        <w:t xml:space="preserve"> </w:t>
-      </w:r>
+    </w:p>
+    <w:p>
+      <w:pPr>
+        <w:pStyle w:val="BodyText"/>
+      </w:pPr>
       <w:r>
         <w:rPr>
           <w:rStyle w:val="VerbatimChar"/>
@@ -4515,7 +4525,7 @@
         <w:rPr>
           <w:rStyle w:val="CommentTok"/>
         </w:rPr>
-        <w:t xml:space="preserve"># Write your code here:</w:t>
+        <w:t xml:space="preserve"># Write your code in the R script:</w:t>
       </w:r>
     </w:p>
     <w:p>
@@ -4966,7 +4976,7 @@
         <w:rPr>
           <w:rStyle w:val="CommentTok"/>
         </w:rPr>
-        <w:t xml:space="preserve"># Write your code here:</w:t>
+        <w:t xml:space="preserve"># Write your code in the R script:</w:t>
       </w:r>
     </w:p>
     <w:tbl>
@@ -5286,9 +5296,11 @@
       <w:r>
         <w:t xml:space="preserve">:</w:t>
       </w:r>
-      <w:r>
-        <w:t xml:space="preserve"> </w:t>
-      </w:r>
+    </w:p>
+    <w:p>
+      <w:pPr>
+        <w:pStyle w:val="BodyText"/>
+      </w:pPr>
       <w:r>
         <w:rPr>
           <w:rStyle w:val="VerbatimChar"/>
@@ -5770,9 +5782,11 @@
       <w:r>
         <w:t xml:space="preserve">were actually sampled? (Hint: count the teams, and remember each team measured one tree.)</w:t>
       </w:r>
-      <w:r>
-        <w:t xml:space="preserve"> </w:t>
-      </w:r>
+    </w:p>
+    <w:p>
+      <w:pPr>
+        <w:pStyle w:val="BodyText"/>
+      </w:pPr>
       <w:r>
         <w:rPr>
           <w:rStyle w:val="VerbatimChar"/>
@@ -5803,9 +5817,11 @@
       <w:r>
         <w:t xml:space="preserve">If two needles come off the same branch of the same tree, are they really two independent pieces of evidence about sun exposure? Why or why not?</w:t>
       </w:r>
-      <w:r>
-        <w:t xml:space="preserve"> </w:t>
-      </w:r>
+    </w:p>
+    <w:p>
+      <w:pPr>
+        <w:pStyle w:val="BodyText"/>
+      </w:pPr>
       <w:r>
         <w:rPr>
           <w:rStyle w:val="VerbatimChar"/>
@@ -6496,7 +6512,7 @@
         <w:rPr>
           <w:rStyle w:val="CommentTok"/>
         </w:rPr>
-        <w:t xml:space="preserve"># Write your modified code here:</w:t>
+        <w:t xml:space="preserve"># Write your modified code in the R script:</w:t>
       </w:r>
     </w:p>
     <w:p>
@@ -6506,9 +6522,11 @@
       <w:r>
         <w:t xml:space="preserve">What pattern do you see — does the shady or sunny side tend to have longer needles?</w:t>
       </w:r>
-      <w:r>
-        <w:t xml:space="preserve"> </w:t>
-      </w:r>
+    </w:p>
+    <w:p>
+      <w:pPr>
+        <w:pStyle w:val="BodyText"/>
+      </w:pPr>
       <w:r>
         <w:rPr>
           <w:rStyle w:val="VerbatimChar"/>
@@ -6554,9 +6572,11 @@
       <w:r>
         <w:t xml:space="preserve">plot, how much do the four teams differ from one another compared with how much the two sides differ?</w:t>
       </w:r>
-      <w:r>
-        <w:t xml:space="preserve"> </w:t>
-      </w:r>
+    </w:p>
+    <w:p>
+      <w:pPr>
+        <w:pStyle w:val="BodyText"/>
+      </w:pPr>
       <w:r>
         <w:rPr>
           <w:rStyle w:val="VerbatimChar"/>
@@ -7706,9 +7726,11 @@
       <w:r>
         <w:t xml:space="preserve">— if not, the error was:</w:t>
       </w:r>
-      <w:r>
-        <w:t xml:space="preserve"> </w:t>
-      </w:r>
+    </w:p>
+    <w:p>
+      <w:pPr>
+        <w:pStyle w:val="BodyText"/>
+      </w:pPr>
       <w:r>
         <w:rPr>
           <w:rStyle w:val="VerbatimChar"/>
@@ -8239,9 +8261,11 @@
       <w:r>
         <w:t xml:space="preserve">Are the two distributions similar in shape, or different?</w:t>
       </w:r>
-      <w:r>
-        <w:t xml:space="preserve"> </w:t>
-      </w:r>
+    </w:p>
+    <w:p>
+      <w:pPr>
+        <w:pStyle w:val="BodyText"/>
+      </w:pPr>
       <w:r>
         <w:rPr>
           <w:rStyle w:val="VerbatimChar"/>
@@ -8841,9 +8865,11 @@
       <w:r>
         <w:t xml:space="preserve">Which theme do you like best for this kind of biological comparison? Why?</w:t>
       </w:r>
-      <w:r>
-        <w:t xml:space="preserve"> </w:t>
-      </w:r>
+    </w:p>
+    <w:p>
+      <w:pPr>
+        <w:pStyle w:val="BodyText"/>
+      </w:pPr>
       <w:r>
         <w:rPr>
           <w:rStyle w:val="VerbatimChar"/>

--- a/docs/content/getting_started/getting_started_activity.docx
+++ b/docs/content/getting_started/getting_started_activity.docx
@@ -26,7 +26,7 @@
         <w:t xml:space="preserve">Bill Perry</w:t>
       </w:r>
     </w:p>
-    <w:bookmarkStart w:id="15" w:name="worksheet-getting-started"/>
+    <w:bookmarkStart w:id="16" w:name="worksheet-getting-started"/>
     <w:p>
       <w:pPr>
         <w:pStyle w:val="Heading1"/>
@@ -61,13 +61,26 @@
     </w:p>
     <w:p>
       <w:pPr>
+        <w:pStyle w:val="BodyText"/>
+      </w:pPr>
+      <w:hyperlink r:id="rId11">
+        <w:r>
+          <w:rPr>
+            <w:rStyle w:val="Hyperlink"/>
+          </w:rPr>
+          <w:t xml:space="preserve">📥 Script skeleton (.R)</w:t>
+        </w:r>
+      </w:hyperlink>
+    </w:p>
+    <w:p>
+      <w:pPr>
         <w:pStyle w:val="Heading2"/>
       </w:pPr>
-      <w:bookmarkStart w:id="11" w:name="how-to-use-this-worksheet"/>
+      <w:bookmarkStart w:id="12" w:name="how-to-use-this-worksheet"/>
       <w:r>
         <w:t xml:space="preserve">How to use this worksheet</w:t>
       </w:r>
-      <w:bookmarkEnd w:id="11"/>
+      <w:bookmarkEnd w:id="12"/>
     </w:p>
     <w:p>
       <w:pPr>
@@ -201,7 +214,7 @@
         <w:t xml:space="preserve"> </w:t>
       </w:r>
       <w:r>
-        <w:t xml:space="preserve">Before you start:</w:t>
+        <w:t xml:space="preserve">Before you start: build the script yourself —</w:t>
       </w:r>
       <w:r>
         <w:t xml:space="preserve"> </w:t>
@@ -244,7 +257,38 @@
         <w:t xml:space="preserve"> </w:t>
       </w:r>
       <w:r>
-        <w:t xml:space="preserve">folder. Then work down the worksheet, adding each block to the bottom of that one script, in order.</w:t>
+        <w:t xml:space="preserve">folder — or download the</w:t>
+      </w:r>
+      <w:r>
+        <w:t xml:space="preserve"> </w:t>
+      </w:r>
+      <w:r>
+        <w:rPr>
+          <w:b/>
+          <w:bCs/>
+        </w:rPr>
+        <w:t xml:space="preserve">script skeleton</w:t>
+      </w:r>
+      <w:r>
+        <w:t xml:space="preserve"> </w:t>
+      </w:r>
+      <w:r>
+        <w:t xml:space="preserve">above and put it in</w:t>
+      </w:r>
+      <w:r>
+        <w:t xml:space="preserve"> </w:t>
+      </w:r>
+      <w:r>
+        <w:rPr>
+          <w:rStyle w:val="VerbatimChar"/>
+        </w:rPr>
+        <w:t xml:space="preserve">scripts/</w:t>
+      </w:r>
+      <w:r>
+        <w:t xml:space="preserve"> </w:t>
+      </w:r>
+      <w:r>
+        <w:t xml:space="preserve">instead. Either way, work down the worksheet, adding each block to the bottom of that one script, in order.</w:t>
       </w:r>
     </w:p>
     <w:p>
@@ -350,18 +394,18 @@
                 <wp:inline>
                   <wp:extent cx="152400" cy="152400"/>
                   <wp:effectExtent b="0" l="0" r="0" t="0"/>
-                  <wp:docPr descr="" title="" id="13" name="Picture"/>
+                  <wp:docPr descr="" title="" id="14" name="Picture"/>
                   <a:graphic>
                     <a:graphicData uri="http://schemas.openxmlformats.org/drawingml/2006/picture">
                       <pic:pic>
                         <pic:nvPicPr>
-                          <pic:cNvPr descr="/Applications/Positron.app/Contents/Resources/app/quarto/share/formats/docx/important.png" id="14" name="Picture"/>
+                          <pic:cNvPr descr="/Applications/Positron.app/Contents/Resources/app/quarto/share/formats/docx/important.png" id="15" name="Picture"/>
                           <pic:cNvPicPr>
                             <a:picLocks noChangeArrowheads="1" noChangeAspect="1"/>
                           </pic:cNvPicPr>
                         </pic:nvPicPr>
                         <pic:blipFill>
-                          <a:blip r:embed="rId12"/>
+                          <a:blip r:embed="rId13"/>
                           <a:stretch>
                             <a:fillRect/>
                           </a:stretch>
@@ -771,8 +815,8 @@
         </w:pict>
       </w:r>
     </w:p>
-    <w:bookmarkEnd w:id="15"/>
-    <w:bookmarkStart w:id="18" w:name="part-1-todays-question"/>
+    <w:bookmarkEnd w:id="16"/>
+    <w:bookmarkStart w:id="19" w:name="part-1-todays-question"/>
     <w:p>
       <w:pPr>
         <w:pStyle w:val="Heading1"/>
@@ -781,7 +825,7 @@
         <w:t xml:space="preserve">Part 1 · Today’s question</w:t>
       </w:r>
     </w:p>
-    <w:bookmarkStart w:id="16" w:name="recap"/>
+    <w:bookmarkStart w:id="17" w:name="recap"/>
     <w:p>
       <w:pPr>
         <w:pStyle w:val="Heading3"/>
@@ -988,8 +1032,8 @@
         <w:t xml:space="preserve">Why one tree isn't enough:</w:t>
       </w:r>
     </w:p>
-    <w:bookmarkEnd w:id="16"/>
-    <w:bookmarkStart w:id="17" w:name="field-collection-plan"/>
+    <w:bookmarkEnd w:id="17"/>
+    <w:bookmarkStart w:id="18" w:name="field-collection-plan"/>
     <w:p>
       <w:pPr>
         <w:pStyle w:val="Heading3"/>
@@ -1078,9 +1122,9 @@
         </w:pict>
       </w:r>
     </w:p>
-    <w:bookmarkEnd w:id="17"/>
     <w:bookmarkEnd w:id="18"/>
-    <w:bookmarkStart w:id="22" w:name="part-2-build-your-project-folder"/>
+    <w:bookmarkEnd w:id="19"/>
+    <w:bookmarkStart w:id="23" w:name="part-2-build-your-project-folder"/>
     <w:p>
       <w:pPr>
         <w:pStyle w:val="Heading1"/>
@@ -1089,7 +1133,7 @@
         <w:t xml:space="preserve">Part 2 · Build your project folder</w:t>
       </w:r>
     </w:p>
-    <w:bookmarkStart w:id="20" w:name="why-a-project-folder"/>
+    <w:bookmarkStart w:id="21" w:name="why-a-project-folder"/>
     <w:p>
       <w:pPr>
         <w:pStyle w:val="Heading3"/>
@@ -1155,7 +1199,7 @@
       <w:r>
         <w:t xml:space="preserve"> </w:t>
       </w:r>
-      <w:hyperlink r:id="rId19">
+      <w:hyperlink r:id="rId20">
         <w:r>
           <w:rPr>
             <w:rStyle w:val="Hyperlink"/>
@@ -1167,8 +1211,8 @@
         <w:t xml:space="preserve">, and Gotelli &amp; Ellison Ch. 8 (Managing and Curating Data) on Canvas.</w:t>
       </w:r>
     </w:p>
-    <w:bookmarkEnd w:id="20"/>
-    <w:bookmarkStart w:id="21" w:name="create-the-folder-structure"/>
+    <w:bookmarkEnd w:id="21"/>
+    <w:bookmarkStart w:id="22" w:name="create-the-folder-structure"/>
     <w:p>
       <w:pPr>
         <w:pStyle w:val="Heading3"/>
@@ -1360,9 +1404,9 @@
         </w:pict>
       </w:r>
     </w:p>
-    <w:bookmarkEnd w:id="21"/>
     <w:bookmarkEnd w:id="22"/>
-    <w:bookmarkStart w:id="33" w:name="part-3-enter-your-data-in-excel"/>
+    <w:bookmarkEnd w:id="23"/>
+    <w:bookmarkStart w:id="34" w:name="part-3-enter-your-data-in-excel"/>
     <w:p>
       <w:pPr>
         <w:pStyle w:val="Heading1"/>
@@ -1379,7 +1423,7 @@
         <w:t xml:space="preserve">Before R ever sees your numbers, they have to get from your field notes into a spreadsheet. How you do that now determines how much pain you’re in later — so we do it deliberately.</w:t>
       </w:r>
     </w:p>
-    <w:bookmarkStart w:id="23" w:name="set-up-your-header-row-first"/>
+    <w:bookmarkStart w:id="24" w:name="set-up-your-header-row-first"/>
     <w:p>
       <w:pPr>
         <w:pStyle w:val="Heading3"/>
@@ -1749,8 +1793,8 @@
         <w:t xml:space="preserve">look equally clear to a human — only one of them is a header R can use without a fight. Spaces, parentheses, and units in the header text all cause problems later.</w:t>
       </w:r>
     </w:p>
-    <w:bookmarkEnd w:id="23"/>
-    <w:bookmarkStart w:id="27" w:name="one-row-one-measurement"/>
+    <w:bookmarkEnd w:id="24"/>
+    <w:bookmarkStart w:id="28" w:name="one-row-one-measurement"/>
     <w:p>
       <w:pPr>
         <w:pStyle w:val="Heading3"/>
@@ -1891,18 +1935,18 @@
                 <wp:inline>
                   <wp:extent cx="152400" cy="152400"/>
                   <wp:effectExtent b="0" l="0" r="0" t="0"/>
-                  <wp:docPr descr="" title="" id="25" name="Picture"/>
+                  <wp:docPr descr="" title="" id="26" name="Picture"/>
                   <a:graphic>
                     <a:graphicData uri="http://schemas.openxmlformats.org/drawingml/2006/picture">
                       <pic:pic>
                         <pic:nvPicPr>
-                          <pic:cNvPr descr="/Applications/Positron.app/Contents/Resources/app/quarto/share/formats/docx/warning.png" id="26" name="Picture"/>
+                          <pic:cNvPr descr="/Applications/Positron.app/Contents/Resources/app/quarto/share/formats/docx/warning.png" id="27" name="Picture"/>
                           <pic:cNvPicPr>
                             <a:picLocks noChangeArrowheads="1" noChangeAspect="1"/>
                           </pic:cNvPicPr>
                         </pic:nvPicPr>
                         <pic:blipFill>
-                          <a:blip r:embed="rId24"/>
+                          <a:blip r:embed="rId25"/>
                           <a:stretch>
                             <a:fillRect/>
                           </a:stretch>
@@ -2178,8 +2222,8 @@
         </w:tc>
       </w:tr>
     </w:tbl>
-    <w:bookmarkEnd w:id="27"/>
-    <w:bookmarkStart w:id="31" w:name="enter-your-groups-data"/>
+    <w:bookmarkEnd w:id="28"/>
+    <w:bookmarkStart w:id="32" w:name="enter-your-groups-data"/>
     <w:p>
       <w:pPr>
         <w:pStyle w:val="Heading3"/>
@@ -2321,18 +2365,18 @@
                 <wp:inline>
                   <wp:extent cx="152400" cy="152400"/>
                   <wp:effectExtent b="0" l="0" r="0" t="0"/>
-                  <wp:docPr descr="" title="" id="29" name="Picture"/>
+                  <wp:docPr descr="" title="" id="30" name="Picture"/>
                   <a:graphic>
                     <a:graphicData uri="http://schemas.openxmlformats.org/drawingml/2006/picture">
                       <pic:pic>
                         <pic:nvPicPr>
-                          <pic:cNvPr descr="/Applications/Positron.app/Contents/Resources/app/quarto/share/formats/docx/tip.png" id="30" name="Picture"/>
+                          <pic:cNvPr descr="/Applications/Positron.app/Contents/Resources/app/quarto/share/formats/docx/tip.png" id="31" name="Picture"/>
                           <pic:cNvPicPr>
                             <a:picLocks noChangeArrowheads="1" noChangeAspect="1"/>
                           </pic:cNvPicPr>
                         </pic:nvPicPr>
                         <pic:blipFill>
-                          <a:blip r:embed="rId28"/>
+                          <a:blip r:embed="rId29"/>
                           <a:stretch>
                             <a:fillRect/>
                           </a:stretch>
@@ -2541,8 +2585,8 @@
         </w:tc>
       </w:tr>
     </w:tbl>
-    <w:bookmarkEnd w:id="31"/>
-    <w:bookmarkStart w:id="32" w:name="save-it-both-formats"/>
+    <w:bookmarkEnd w:id="32"/>
+    <w:bookmarkStart w:id="33" w:name="save-it-both-formats"/>
     <w:p>
       <w:pPr>
         <w:pStyle w:val="Heading3"/>
@@ -2763,9 +2807,9 @@
         </w:pict>
       </w:r>
     </w:p>
-    <w:bookmarkEnd w:id="32"/>
     <w:bookmarkEnd w:id="33"/>
-    <w:bookmarkStart w:id="34" w:name="part-4-orient-yourself-in-positron"/>
+    <w:bookmarkEnd w:id="34"/>
+    <w:bookmarkStart w:id="35" w:name="part-4-orient-yourself-in-positron"/>
     <w:p>
       <w:pPr>
         <w:pStyle w:val="Heading1"/>
@@ -3079,8 +3123,8 @@
         </w:pict>
       </w:r>
     </w:p>
-    <w:bookmarkEnd w:id="34"/>
-    <w:bookmarkStart w:id="37" w:name="X1563e2f34802f34eb6beac4d84528fd0fb900da"/>
+    <w:bookmarkEnd w:id="35"/>
+    <w:bookmarkStart w:id="38" w:name="X1563e2f34802f34eb6beac4d84528fd0fb900da"/>
     <w:p>
       <w:pPr>
         <w:pStyle w:val="Heading1"/>
@@ -3659,18 +3703,18 @@
                 <wp:inline>
                   <wp:extent cx="152400" cy="152400"/>
                   <wp:effectExtent b="0" l="0" r="0" t="0"/>
-                  <wp:docPr descr="" title="" id="35" name="Picture"/>
+                  <wp:docPr descr="" title="" id="36" name="Picture"/>
                   <a:graphic>
                     <a:graphicData uri="http://schemas.openxmlformats.org/drawingml/2006/picture">
                       <pic:pic>
                         <pic:nvPicPr>
-                          <pic:cNvPr descr="/Applications/Positron.app/Contents/Resources/app/quarto/share/formats/docx/tip.png" id="36" name="Picture"/>
+                          <pic:cNvPr descr="/Applications/Positron.app/Contents/Resources/app/quarto/share/formats/docx/tip.png" id="37" name="Picture"/>
                           <pic:cNvPicPr>
                             <a:picLocks noChangeArrowheads="1" noChangeAspect="1"/>
                           </pic:cNvPicPr>
                         </pic:nvPicPr>
                         <pic:blipFill>
-                          <a:blip r:embed="rId28"/>
+                          <a:blip r:embed="rId29"/>
                           <a:stretch>
                             <a:fillRect/>
                           </a:stretch>
@@ -3781,8 +3825,8 @@
         </w:pict>
       </w:r>
     </w:p>
-    <w:bookmarkEnd w:id="37"/>
-    <w:bookmarkStart w:id="38" w:name="part-6-naming-things-well"/>
+    <w:bookmarkEnd w:id="38"/>
+    <w:bookmarkStart w:id="39" w:name="part-6-naming-things-well"/>
     <w:p>
       <w:pPr>
         <w:pStyle w:val="Heading1"/>
@@ -3950,8 +3994,8 @@
         </w:pict>
       </w:r>
     </w:p>
-    <w:bookmarkEnd w:id="38"/>
-    <w:bookmarkStart w:id="39" w:name="part-7-comments"/>
+    <w:bookmarkEnd w:id="39"/>
+    <w:bookmarkStart w:id="40" w:name="part-7-comments"/>
     <w:p>
       <w:pPr>
         <w:pStyle w:val="Heading1"/>
@@ -4167,8 +4211,8 @@
         </w:pict>
       </w:r>
     </w:p>
-    <w:bookmarkEnd w:id="39"/>
-    <w:bookmarkStart w:id="40" w:name="part-8-functions-and-arguments"/>
+    <w:bookmarkEnd w:id="40"/>
+    <w:bookmarkStart w:id="41" w:name="part-8-functions-and-arguments"/>
     <w:p>
       <w:pPr>
         <w:pStyle w:val="Heading1"/>
@@ -4535,8 +4579,8 @@
         </w:pict>
       </w:r>
     </w:p>
-    <w:bookmarkEnd w:id="40"/>
-    <w:bookmarkStart w:id="43" w:name="part-9-vectors-and-data-types"/>
+    <w:bookmarkEnd w:id="41"/>
+    <w:bookmarkStart w:id="44" w:name="part-9-vectors-and-data-types"/>
     <w:p>
       <w:pPr>
         <w:pStyle w:val="Heading1"/>
@@ -5020,18 +5064,18 @@
                 <wp:inline>
                   <wp:extent cx="152400" cy="152400"/>
                   <wp:effectExtent b="0" l="0" r="0" t="0"/>
-                  <wp:docPr descr="" title="" id="41" name="Picture"/>
+                  <wp:docPr descr="" title="" id="42" name="Picture"/>
                   <a:graphic>
                     <a:graphicData uri="http://schemas.openxmlformats.org/drawingml/2006/picture">
                       <pic:pic>
                         <pic:nvPicPr>
-                          <pic:cNvPr descr="/Applications/Positron.app/Contents/Resources/app/quarto/share/formats/docx/tip.png" id="42" name="Picture"/>
+                          <pic:cNvPr descr="/Applications/Positron.app/Contents/Resources/app/quarto/share/formats/docx/tip.png" id="43" name="Picture"/>
                           <pic:cNvPicPr>
                             <a:picLocks noChangeArrowheads="1" noChangeAspect="1"/>
                           </pic:cNvPicPr>
                         </pic:nvPicPr>
                         <pic:blipFill>
-                          <a:blip r:embed="rId28"/>
+                          <a:blip r:embed="rId29"/>
                           <a:stretch>
                             <a:fillRect/>
                           </a:stretch>
@@ -5142,8 +5186,8 @@
         </w:pict>
       </w:r>
     </w:p>
-    <w:bookmarkEnd w:id="43"/>
-    <w:bookmarkStart w:id="46" w:name="part-10-packages-and-libraries"/>
+    <w:bookmarkEnd w:id="44"/>
+    <w:bookmarkStart w:id="47" w:name="part-10-packages-and-libraries"/>
     <w:p>
       <w:pPr>
         <w:pStyle w:val="Heading1"/>
@@ -5328,7 +5372,7 @@
       <w:r>
         <w:t xml:space="preserve"> </w:t>
       </w:r>
-      <w:hyperlink r:id="rId44">
+      <w:hyperlink r:id="rId45">
         <w:r>
           <w:rPr>
             <w:rStyle w:val="Hyperlink"/>
@@ -5345,7 +5389,7 @@
       <w:r>
         <w:t xml:space="preserve"> </w:t>
       </w:r>
-      <w:hyperlink r:id="rId45">
+      <w:hyperlink r:id="rId46">
         <w:r>
           <w:rPr>
             <w:rStyle w:val="Hyperlink"/>
@@ -5364,8 +5408,8 @@
         </w:pict>
       </w:r>
     </w:p>
-    <w:bookmarkEnd w:id="46"/>
-    <w:bookmarkStart w:id="50" w:name="part-11-load-the-pine-needle-data"/>
+    <w:bookmarkEnd w:id="47"/>
+    <w:bookmarkStart w:id="51" w:name="part-11-load-the-pine-needle-data"/>
     <w:p>
       <w:pPr>
         <w:pStyle w:val="Heading1"/>
@@ -5374,7 +5418,7 @@
         <w:t xml:space="preserve">Part 11 · Load the pine needle data</w:t>
       </w:r>
     </w:p>
-    <w:bookmarkStart w:id="48" w:name="create-your-script"/>
+    <w:bookmarkStart w:id="49" w:name="create-your-script"/>
     <w:p>
       <w:pPr>
         <w:pStyle w:val="Heading3"/>
@@ -5570,7 +5614,7 @@
       <w:r>
         <w:t xml:space="preserve"> </w:t>
       </w:r>
-      <w:hyperlink r:id="rId47">
+      <w:hyperlink r:id="rId48">
         <w:r>
           <w:rPr>
             <w:rStyle w:val="Hyperlink"/>
@@ -5582,8 +5626,8 @@
         <w:t xml:space="preserve">.</w:t>
       </w:r>
     </w:p>
-    <w:bookmarkEnd w:id="48"/>
-    <w:bookmarkStart w:id="49" w:name="always-look-before-you-trust-it"/>
+    <w:bookmarkEnd w:id="49"/>
+    <w:bookmarkStart w:id="50" w:name="always-look-before-you-trust-it"/>
     <w:p>
       <w:pPr>
         <w:pStyle w:val="Heading3"/>
@@ -5676,27 +5720,6 @@
           <w:rStyle w:val="CommentTok"/>
         </w:rPr>
         <w:t xml:space="preserve"># column names</w:t>
-      </w:r>
-      <w:r>
-        <w:br/>
-      </w:r>
-      <w:r>
-        <w:rPr>
-          <w:rStyle w:val="FunctionTok"/>
-        </w:rPr>
-        <w:t xml:space="preserve">glimpse</w:t>
-      </w:r>
-      <w:r>
-        <w:rPr>
-          <w:rStyle w:val="NormalTok"/>
-        </w:rPr>
-        <w:t xml:space="preserve">(pine_df)     </w:t>
-      </w:r>
-      <w:r>
-        <w:rPr>
-          <w:rStyle w:val="CommentTok"/>
-        </w:rPr>
-        <w:t xml:space="preserve"># one line per column: name, type, first values</w:t>
       </w:r>
     </w:p>
     <w:p>
@@ -5836,9 +5859,9 @@
         </w:pict>
       </w:r>
     </w:p>
-    <w:bookmarkEnd w:id="49"/>
     <w:bookmarkEnd w:id="50"/>
-    <w:bookmarkStart w:id="55" w:name="part-12-your-first-plot"/>
+    <w:bookmarkEnd w:id="51"/>
+    <w:bookmarkStart w:id="56" w:name="part-12-your-first-plot"/>
     <w:p>
       <w:pPr>
         <w:pStyle w:val="Heading1"/>
@@ -5947,7 +5970,7 @@
       <w:r>
         <w:t xml:space="preserve"> </w:t>
       </w:r>
-      <w:hyperlink r:id="rId51">
+      <w:hyperlink r:id="rId52">
         <w:r>
           <w:rPr>
             <w:rStyle w:val="Hyperlink"/>
@@ -6115,7 +6138,7 @@
         <w:t xml:space="preserve">of a line, never the start.</w:t>
       </w:r>
     </w:p>
-    <w:bookmarkStart w:id="54" w:name="improve-it-one-layer-at-a-time"/>
+    <w:bookmarkStart w:id="55" w:name="improve-it-one-layer-at-a-time"/>
     <w:p>
       <w:pPr>
         <w:pStyle w:val="Heading3"/>
@@ -6297,13 +6320,64 @@
         <w:rPr>
           <w:rStyle w:val="NormalTok"/>
         </w:rPr>
+        <w:t xml:space="preserve">) </w:t>
+      </w:r>
+      <w:r>
+        <w:rPr>
+          <w:rStyle w:val="SpecialCharTok"/>
+        </w:rPr>
+        <w:t xml:space="preserve">+</w:t>
+      </w:r>
+      <w:r>
+        <w:br/>
+      </w:r>
+      <w:r>
+        <w:rPr>
+          <w:rStyle w:val="NormalTok"/>
+        </w:rPr>
+        <w:t xml:space="preserve">  </w:t>
+      </w:r>
+      <w:r>
+        <w:rPr>
+          <w:rStyle w:val="FunctionTok"/>
+        </w:rPr>
+        <w:t xml:space="preserve">labs</w:t>
+      </w:r>
+      <w:r>
+        <w:rPr>
+          <w:rStyle w:val="NormalTok"/>
+        </w:rPr>
+        <w:t xml:space="preserve">(</w:t>
+      </w:r>
+      <w:r>
+        <w:rPr>
+          <w:rStyle w:val="AttributeTok"/>
+        </w:rPr>
+        <w:t xml:space="preserve">x =</w:t>
+      </w:r>
+      <w:r>
+        <w:rPr>
+          <w:rStyle w:val="NormalTok"/>
+        </w:rPr>
+        <w:t xml:space="preserve"> </w:t>
+      </w:r>
+      <w:r>
+        <w:rPr>
+          <w:rStyle w:val="StringTok"/>
+        </w:rPr>
+        <w:t xml:space="preserve">"Sun exposure"</w:t>
+      </w:r>
+      <w:r>
+        <w:rPr>
+          <w:rStyle w:val="NormalTok"/>
+        </w:rPr>
         <w:t xml:space="preserve">, </w:t>
       </w:r>
       <w:r>
         <w:rPr>
           <w:rStyle w:val="AttributeTok"/>
         </w:rPr>
-        <w:t xml:space="preserve">color =</w:t>
+        <w:t xml:space="preserve">y =</w:t>
       </w:r>
       <w:r>
         <w:rPr>
@@ -6315,124 +6389,7 @@
         <w:rPr>
           <w:rStyle w:val="StringTok"/>
         </w:rPr>
-        <w:t xml:space="preserve">"tomato"</w:t>
-      </w:r>
-      <w:r>
-        <w:rPr>
-          <w:rStyle w:val="NormalTok"/>
-        </w:rPr>
-        <w:t xml:space="preserve">) </w:t>
-      </w:r>
-      <w:r>
-        <w:rPr>
-          <w:rStyle w:val="SpecialCharTok"/>
-        </w:rPr>
-        <w:t xml:space="preserve">+</w:t>
-      </w:r>
-      <w:r>
-        <w:br/>
-      </w:r>
-      <w:r>
-        <w:rPr>
-          <w:rStyle w:val="NormalTok"/>
-        </w:rPr>
-        <w:t xml:space="preserve">  </w:t>
-      </w:r>
-      <w:r>
-        <w:rPr>
-          <w:rStyle w:val="FunctionTok"/>
-        </w:rPr>
-        <w:t xml:space="preserve">labs</w:t>
-      </w:r>
-      <w:r>
-        <w:rPr>
-          <w:rStyle w:val="NormalTok"/>
-        </w:rPr>
-        <w:t xml:space="preserve">(</w:t>
-      </w:r>
-      <w:r>
-        <w:rPr>
-          <w:rStyle w:val="AttributeTok"/>
-        </w:rPr>
-        <w:t xml:space="preserve">x =</w:t>
-      </w:r>
-      <w:r>
-        <w:rPr>
-          <w:rStyle w:val="NormalTok"/>
-        </w:rPr>
-        <w:t xml:space="preserve"> </w:t>
-      </w:r>
-      <w:r>
-        <w:rPr>
-          <w:rStyle w:val="StringTok"/>
-        </w:rPr>
-        <w:t xml:space="preserve">"Sun exposure"</w:t>
-      </w:r>
-      <w:r>
-        <w:rPr>
-          <w:rStyle w:val="NormalTok"/>
-        </w:rPr>
-        <w:t xml:space="preserve">,</w:t>
-      </w:r>
-      <w:r>
-        <w:br/>
-      </w:r>
-      <w:r>
-        <w:rPr>
-          <w:rStyle w:val="NormalTok"/>
-        </w:rPr>
-        <w:t xml:space="preserve">       </w:t>
-      </w:r>
-      <w:r>
-        <w:rPr>
-          <w:rStyle w:val="AttributeTok"/>
-        </w:rPr>
-        <w:t xml:space="preserve">y =</w:t>
-      </w:r>
-      <w:r>
-        <w:rPr>
-          <w:rStyle w:val="NormalTok"/>
-        </w:rPr>
-        <w:t xml:space="preserve"> </w:t>
-      </w:r>
-      <w:r>
-        <w:rPr>
-          <w:rStyle w:val="StringTok"/>
-        </w:rPr>
         <w:t xml:space="preserve">"Needle length (mm)"</w:t>
-      </w:r>
-      <w:r>
-        <w:rPr>
-          <w:rStyle w:val="NormalTok"/>
-        </w:rPr>
-        <w:t xml:space="preserve">,</w:t>
-      </w:r>
-      <w:r>
-        <w:br/>
-      </w:r>
-      <w:r>
-        <w:rPr>
-          <w:rStyle w:val="NormalTok"/>
-        </w:rPr>
-        <w:t xml:space="preserve">       </w:t>
-      </w:r>
-      <w:r>
-        <w:rPr>
-          <w:rStyle w:val="AttributeTok"/>
-        </w:rPr>
-        <w:t xml:space="preserve">title =</w:t>
-      </w:r>
-      <w:r>
-        <w:rPr>
-          <w:rStyle w:val="NormalTok"/>
-        </w:rPr>
-        <w:t xml:space="preserve"> </w:t>
-      </w:r>
-      <w:r>
-        <w:rPr>
-          <w:rStyle w:val="StringTok"/>
-        </w:rPr>
-        <w:t xml:space="preserve">"Needle length by sun exposure"</w:t>
       </w:r>
       <w:r>
         <w:rPr>
@@ -6625,18 +6582,18 @@
                 <wp:inline>
                   <wp:extent cx="152400" cy="152400"/>
                   <wp:effectExtent b="0" l="0" r="0" t="0"/>
-                  <wp:docPr descr="" title="" id="52" name="Picture"/>
+                  <wp:docPr descr="" title="" id="53" name="Picture"/>
                   <a:graphic>
                     <a:graphicData uri="http://schemas.openxmlformats.org/drawingml/2006/picture">
                       <pic:pic>
                         <pic:nvPicPr>
-                          <pic:cNvPr descr="/Applications/Positron.app/Contents/Resources/app/quarto/share/formats/docx/tip.png" id="53" name="Picture"/>
+                          <pic:cNvPr descr="/Applications/Positron.app/Contents/Resources/app/quarto/share/formats/docx/tip.png" id="54" name="Picture"/>
                           <pic:cNvPicPr>
                             <a:picLocks noChangeArrowheads="1" noChangeAspect="1"/>
                           </pic:cNvPicPr>
                         </pic:nvPicPr>
                         <pic:blipFill>
-                          <a:blip r:embed="rId28"/>
+                          <a:blip r:embed="rId29"/>
                           <a:stretch>
                             <a:fillRect/>
                           </a:stretch>
@@ -6774,9 +6731,9 @@
         </w:pict>
       </w:r>
     </w:p>
-    <w:bookmarkEnd w:id="54"/>
     <w:bookmarkEnd w:id="55"/>
-    <w:bookmarkStart w:id="56" w:name="part-13-save-your-plot"/>
+    <w:bookmarkEnd w:id="56"/>
+    <w:bookmarkStart w:id="57" w:name="part-13-save-your-plot"/>
     <w:p>
       <w:pPr>
         <w:pStyle w:val="Heading1"/>
@@ -6971,30 +6928,6 @@
           <w:rStyle w:val="FloatTok"/>
         </w:rPr>
         <w:t xml:space="preserve">0.6</w:t>
-      </w:r>
-      <w:r>
-        <w:rPr>
-          <w:rStyle w:val="NormalTok"/>
-        </w:rPr>
-        <w:t xml:space="preserve">, </w:t>
-      </w:r>
-      <w:r>
-        <w:rPr>
-          <w:rStyle w:val="AttributeTok"/>
-        </w:rPr>
-        <w:t xml:space="preserve">color =</w:t>
-      </w:r>
-      <w:r>
-        <w:rPr>
-          <w:rStyle w:val="NormalTok"/>
-        </w:rPr>
-        <w:t xml:space="preserve"> </w:t>
-      </w:r>
-      <w:r>
-        <w:rPr>
-          <w:rStyle w:val="StringTok"/>
-        </w:rPr>
-        <w:t xml:space="preserve">"tomato"</w:t>
       </w:r>
       <w:r>
         <w:rPr>
@@ -7361,8 +7294,8 @@
         </w:pict>
       </w:r>
     </w:p>
-    <w:bookmarkEnd w:id="56"/>
-    <w:bookmarkStart w:id="60" w:name="part-14-review-and-checkpoint"/>
+    <w:bookmarkEnd w:id="57"/>
+    <w:bookmarkStart w:id="61" w:name="part-14-review-and-checkpoint"/>
     <w:p>
       <w:pPr>
         <w:pStyle w:val="Heading1"/>
@@ -7625,7 +7558,7 @@
         <w:rPr>
           <w:rStyle w:val="VerbatimChar"/>
         </w:rPr>
-        <w:t xml:space="preserve">glimpse()</w:t>
+        <w:t xml:space="preserve">head()</w:t>
       </w:r>
       <w:r>
         <w:t xml:space="preserve">,</w:t>
@@ -7637,7 +7570,7 @@
         <w:rPr>
           <w:rStyle w:val="VerbatimChar"/>
         </w:rPr>
-        <w:t xml:space="preserve">head()</w:t>
+        <w:t xml:space="preserve">dim()</w:t>
       </w:r>
       <w:r>
         <w:t xml:space="preserve">,</w:t>
@@ -7649,7 +7582,7 @@
         <w:rPr>
           <w:rStyle w:val="VerbatimChar"/>
         </w:rPr>
-        <w:t xml:space="preserve">dim()</w:t>
+        <w:t xml:space="preserve">names()</w:t>
       </w:r>
     </w:p>
     <w:p>
@@ -7779,18 +7712,18 @@
                 <wp:inline>
                   <wp:extent cx="152400" cy="152400"/>
                   <wp:effectExtent b="0" l="0" r="0" t="0"/>
-                  <wp:docPr descr="" title="" id="58" name="Picture"/>
+                  <wp:docPr descr="" title="" id="59" name="Picture"/>
                   <a:graphic>
                     <a:graphicData uri="http://schemas.openxmlformats.org/drawingml/2006/picture">
                       <pic:pic>
                         <pic:nvPicPr>
-                          <pic:cNvPr descr="/Applications/Positron.app/Contents/Resources/app/quarto/share/formats/docx/note.png" id="59" name="Picture"/>
+                          <pic:cNvPr descr="/Applications/Positron.app/Contents/Resources/app/quarto/share/formats/docx/note.png" id="60" name="Picture"/>
                           <pic:cNvPicPr>
                             <a:picLocks noChangeArrowheads="1" noChangeAspect="1"/>
                           </pic:cNvPicPr>
                         </pic:nvPicPr>
                         <pic:blipFill>
-                          <a:blip r:embed="rId57"/>
+                          <a:blip r:embed="rId58"/>
                           <a:stretch>
                             <a:fillRect/>
                           </a:stretch>
@@ -7924,8 +7857,8 @@
         </w:pict>
       </w:r>
     </w:p>
-    <w:bookmarkEnd w:id="60"/>
-    <w:bookmarkStart w:id="65" w:name="X78579d1a359bdd8772e104d92e0e0610dcd281b"/>
+    <w:bookmarkEnd w:id="61"/>
+    <w:bookmarkStart w:id="66" w:name="X78579d1a359bdd8772e104d92e0e0610dcd281b"/>
     <w:p>
       <w:pPr>
         <w:pStyle w:val="Heading1"/>
@@ -7957,7 +7890,7 @@
         <w:t xml:space="preserve">can do.</w:t>
       </w:r>
     </w:p>
-    <w:bookmarkStart w:id="61" w:name="histograms-split-by-team"/>
+    <w:bookmarkStart w:id="62" w:name="histograms-split-by-team"/>
     <w:p>
       <w:pPr>
         <w:pStyle w:val="Heading3"/>
@@ -8273,8 +8206,8 @@
         <w:t xml:space="preserve">________________________</w:t>
       </w:r>
     </w:p>
-    <w:bookmarkEnd w:id="61"/>
-    <w:bookmarkStart w:id="62" w:name="facets-one-panel-per-team"/>
+    <w:bookmarkEnd w:id="62"/>
+    <w:bookmarkStart w:id="63" w:name="facets-one-panel-per-team"/>
     <w:p>
       <w:pPr>
         <w:pStyle w:val="Heading3"/>
@@ -8381,13 +8314,289 @@
         <w:rPr>
           <w:rStyle w:val="NormalTok"/>
         </w:rPr>
+        <w:t xml:space="preserve">) </w:t>
+      </w:r>
+      <w:r>
+        <w:rPr>
+          <w:rStyle w:val="SpecialCharTok"/>
+        </w:rPr>
+        <w:t xml:space="preserve">+</w:t>
+      </w:r>
+      <w:r>
+        <w:br/>
+      </w:r>
+      <w:r>
+        <w:rPr>
+          <w:rStyle w:val="NormalTok"/>
+        </w:rPr>
+        <w:t xml:space="preserve">  </w:t>
+      </w:r>
+      <w:r>
+        <w:rPr>
+          <w:rStyle w:val="FunctionTok"/>
+        </w:rPr>
+        <w:t xml:space="preserve">facet_wrap</w:t>
+      </w:r>
+      <w:r>
+        <w:rPr>
+          <w:rStyle w:val="NormalTok"/>
+        </w:rPr>
+        <w:t xml:space="preserve">(</w:t>
+      </w:r>
+      <w:r>
+        <w:rPr>
+          <w:rStyle w:val="SpecialCharTok"/>
+        </w:rPr>
+        <w:t xml:space="preserve">~</w:t>
+      </w:r>
+      <w:r>
+        <w:rPr>
+          <w:rStyle w:val="NormalTok"/>
+        </w:rPr>
+        <w:t xml:space="preserve">team)</w:t>
+      </w:r>
+    </w:p>
+    <w:bookmarkEnd w:id="63"/>
+    <w:bookmarkStart w:id="64" w:name="violin-plots"/>
+    <w:p>
+      <w:pPr>
+        <w:pStyle w:val="Heading3"/>
+      </w:pPr>
+      <w:r>
+        <w:t xml:space="preserve">Violin plots</w:t>
+      </w:r>
+    </w:p>
+    <w:p>
+      <w:pPr>
+        <w:pStyle w:val="SourceCode"/>
+      </w:pPr>
+      <w:r>
+        <w:rPr>
+          <w:rStyle w:val="CommentTok"/>
+        </w:rPr>
+        <w:t xml:space="preserve"># ── Part 15.3 · Going further ───────────────────────────────────────────</w:t>
+      </w:r>
+      <w:r>
+        <w:br/>
+      </w:r>
+      <w:r>
+        <w:rPr>
+          <w:rStyle w:val="FunctionTok"/>
+        </w:rPr>
+        <w:t xml:space="preserve">ggplot</w:t>
+      </w:r>
+      <w:r>
+        <w:rPr>
+          <w:rStyle w:val="NormalTok"/>
+        </w:rPr>
+        <w:t xml:space="preserve">(pine_df, </w:t>
+      </w:r>
+      <w:r>
+        <w:rPr>
+          <w:rStyle w:val="FunctionTok"/>
+        </w:rPr>
+        <w:t xml:space="preserve">aes</w:t>
+      </w:r>
+      <w:r>
+        <w:rPr>
+          <w:rStyle w:val="NormalTok"/>
+        </w:rPr>
+        <w:t xml:space="preserve">(</w:t>
+      </w:r>
+      <w:r>
+        <w:rPr>
+          <w:rStyle w:val="AttributeTok"/>
+        </w:rPr>
+        <w:t xml:space="preserve">x =</w:t>
+      </w:r>
+      <w:r>
+        <w:rPr>
+          <w:rStyle w:val="NormalTok"/>
+        </w:rPr>
+        <w:t xml:space="preserve"> side, </w:t>
+      </w:r>
+      <w:r>
+        <w:rPr>
+          <w:rStyle w:val="AttributeTok"/>
+        </w:rPr>
+        <w:t xml:space="preserve">y =</w:t>
+      </w:r>
+      <w:r>
+        <w:rPr>
+          <w:rStyle w:val="NormalTok"/>
+        </w:rPr>
+        <w:t xml:space="preserve"> needle_length_mm, </w:t>
+      </w:r>
+      <w:r>
+        <w:rPr>
+          <w:rStyle w:val="AttributeTok"/>
+        </w:rPr>
+        <w:t xml:space="preserve">fill =</w:t>
+      </w:r>
+      <w:r>
+        <w:rPr>
+          <w:rStyle w:val="NormalTok"/>
+        </w:rPr>
+        <w:t xml:space="preserve"> side)) </w:t>
+      </w:r>
+      <w:r>
+        <w:rPr>
+          <w:rStyle w:val="SpecialCharTok"/>
+        </w:rPr>
+        <w:t xml:space="preserve">+</w:t>
+      </w:r>
+      <w:r>
+        <w:br/>
+      </w:r>
+      <w:r>
+        <w:rPr>
+          <w:rStyle w:val="NormalTok"/>
+        </w:rPr>
+        <w:t xml:space="preserve">  </w:t>
+      </w:r>
+      <w:r>
+        <w:rPr>
+          <w:rStyle w:val="FunctionTok"/>
+        </w:rPr>
+        <w:t xml:space="preserve">geom_violin</w:t>
+      </w:r>
+      <w:r>
+        <w:rPr>
+          <w:rStyle w:val="NormalTok"/>
+        </w:rPr>
+        <w:t xml:space="preserve">(</w:t>
+      </w:r>
+      <w:r>
+        <w:rPr>
+          <w:rStyle w:val="AttributeTok"/>
+        </w:rPr>
+        <w:t xml:space="preserve">alpha =</w:t>
+      </w:r>
+      <w:r>
+        <w:rPr>
+          <w:rStyle w:val="NormalTok"/>
+        </w:rPr>
+        <w:t xml:space="preserve"> </w:t>
+      </w:r>
+      <w:r>
+        <w:rPr>
+          <w:rStyle w:val="FloatTok"/>
+        </w:rPr>
+        <w:t xml:space="preserve">0.5</w:t>
+      </w:r>
+      <w:r>
+        <w:rPr>
+          <w:rStyle w:val="NormalTok"/>
+        </w:rPr>
+        <w:t xml:space="preserve">) </w:t>
+      </w:r>
+      <w:r>
+        <w:rPr>
+          <w:rStyle w:val="SpecialCharTok"/>
+        </w:rPr>
+        <w:t xml:space="preserve">+</w:t>
+      </w:r>
+      <w:r>
+        <w:br/>
+      </w:r>
+      <w:r>
+        <w:rPr>
+          <w:rStyle w:val="NormalTok"/>
+        </w:rPr>
+        <w:t xml:space="preserve">  </w:t>
+      </w:r>
+      <w:r>
+        <w:rPr>
+          <w:rStyle w:val="FunctionTok"/>
+        </w:rPr>
+        <w:t xml:space="preserve">geom_jitter</w:t>
+      </w:r>
+      <w:r>
+        <w:rPr>
+          <w:rStyle w:val="NormalTok"/>
+        </w:rPr>
+        <w:t xml:space="preserve">(</w:t>
+      </w:r>
+      <w:r>
+        <w:rPr>
+          <w:rStyle w:val="AttributeTok"/>
+        </w:rPr>
+        <w:t xml:space="preserve">width =</w:t>
+      </w:r>
+      <w:r>
+        <w:rPr>
+          <w:rStyle w:val="NormalTok"/>
+        </w:rPr>
+        <w:t xml:space="preserve"> </w:t>
+      </w:r>
+      <w:r>
+        <w:rPr>
+          <w:rStyle w:val="FloatTok"/>
+        </w:rPr>
+        <w:t xml:space="preserve">0.1</w:t>
+      </w:r>
+      <w:r>
+        <w:rPr>
+          <w:rStyle w:val="NormalTok"/>
+        </w:rPr>
         <w:t xml:space="preserve">, </w:t>
       </w:r>
       <w:r>
         <w:rPr>
           <w:rStyle w:val="AttributeTok"/>
         </w:rPr>
-        <w:t xml:space="preserve">fill =</w:t>
+        <w:t xml:space="preserve">size =</w:t>
+      </w:r>
+      <w:r>
+        <w:rPr>
+          <w:rStyle w:val="NormalTok"/>
+        </w:rPr>
+        <w:t xml:space="preserve"> </w:t>
+      </w:r>
+      <w:r>
+        <w:rPr>
+          <w:rStyle w:val="DecValTok"/>
+        </w:rPr>
+        <w:t xml:space="preserve">2</w:t>
+      </w:r>
+      <w:r>
+        <w:rPr>
+          <w:rStyle w:val="NormalTok"/>
+        </w:rPr>
+        <w:t xml:space="preserve">) </w:t>
+      </w:r>
+      <w:r>
+        <w:rPr>
+          <w:rStyle w:val="SpecialCharTok"/>
+        </w:rPr>
+        <w:t xml:space="preserve">+</w:t>
+      </w:r>
+      <w:r>
+        <w:br/>
+      </w:r>
+      <w:r>
+        <w:rPr>
+          <w:rStyle w:val="NormalTok"/>
+        </w:rPr>
+        <w:t xml:space="preserve">  </w:t>
+      </w:r>
+      <w:r>
+        <w:rPr>
+          <w:rStyle w:val="FunctionTok"/>
+        </w:rPr>
+        <w:t xml:space="preserve">theme</w:t>
+      </w:r>
+      <w:r>
+        <w:rPr>
+          <w:rStyle w:val="NormalTok"/>
+        </w:rPr>
+        <w:t xml:space="preserve">(</w:t>
+      </w:r>
+      <w:r>
+        <w:rPr>
+          <w:rStyle w:val="AttributeTok"/>
+        </w:rPr>
+        <w:t xml:space="preserve">legend.position =</w:t>
       </w:r>
       <w:r>
         <w:rPr>
@@ -8399,330 +8608,6 @@
         <w:rPr>
           <w:rStyle w:val="StringTok"/>
         </w:rPr>
-        <w:t xml:space="preserve">"darkblue"</w:t>
-      </w:r>
-      <w:r>
-        <w:rPr>
-          <w:rStyle w:val="NormalTok"/>
-        </w:rPr>
-        <w:t xml:space="preserve">, </w:t>
-      </w:r>
-      <w:r>
-        <w:rPr>
-          <w:rStyle w:val="AttributeTok"/>
-        </w:rPr>
-        <w:t xml:space="preserve">color =</w:t>
-      </w:r>
-      <w:r>
-        <w:rPr>
-          <w:rStyle w:val="NormalTok"/>
-        </w:rPr>
-        <w:t xml:space="preserve"> </w:t>
-      </w:r>
-      <w:r>
-        <w:rPr>
-          <w:rStyle w:val="StringTok"/>
-        </w:rPr>
-        <w:t xml:space="preserve">"white"</w:t>
-      </w:r>
-      <w:r>
-        <w:rPr>
-          <w:rStyle w:val="NormalTok"/>
-        </w:rPr>
-        <w:t xml:space="preserve">) </w:t>
-      </w:r>
-      <w:r>
-        <w:rPr>
-          <w:rStyle w:val="SpecialCharTok"/>
-        </w:rPr>
-        <w:t xml:space="preserve">+</w:t>
-      </w:r>
-      <w:r>
-        <w:br/>
-      </w:r>
-      <w:r>
-        <w:rPr>
-          <w:rStyle w:val="NormalTok"/>
-        </w:rPr>
-        <w:t xml:space="preserve">  </w:t>
-      </w:r>
-      <w:r>
-        <w:rPr>
-          <w:rStyle w:val="FunctionTok"/>
-        </w:rPr>
-        <w:t xml:space="preserve">facet_wrap</w:t>
-      </w:r>
-      <w:r>
-        <w:rPr>
-          <w:rStyle w:val="NormalTok"/>
-        </w:rPr>
-        <w:t xml:space="preserve">(</w:t>
-      </w:r>
-      <w:r>
-        <w:rPr>
-          <w:rStyle w:val="SpecialCharTok"/>
-        </w:rPr>
-        <w:t xml:space="preserve">~</w:t>
-      </w:r>
-      <w:r>
-        <w:rPr>
-          <w:rStyle w:val="NormalTok"/>
-        </w:rPr>
-        <w:t xml:space="preserve">team)</w:t>
-      </w:r>
-    </w:p>
-    <w:bookmarkEnd w:id="62"/>
-    <w:bookmarkStart w:id="63" w:name="violin-plots"/>
-    <w:p>
-      <w:pPr>
-        <w:pStyle w:val="Heading3"/>
-      </w:pPr>
-      <w:r>
-        <w:t xml:space="preserve">Violin plots</w:t>
-      </w:r>
-    </w:p>
-    <w:p>
-      <w:pPr>
-        <w:pStyle w:val="SourceCode"/>
-      </w:pPr>
-      <w:r>
-        <w:rPr>
-          <w:rStyle w:val="CommentTok"/>
-        </w:rPr>
-        <w:t xml:space="preserve"># ── Part 15.3 · Going further ───────────────────────────────────────────</w:t>
-      </w:r>
-      <w:r>
-        <w:br/>
-      </w:r>
-      <w:r>
-        <w:rPr>
-          <w:rStyle w:val="FunctionTok"/>
-        </w:rPr>
-        <w:t xml:space="preserve">ggplot</w:t>
-      </w:r>
-      <w:r>
-        <w:rPr>
-          <w:rStyle w:val="NormalTok"/>
-        </w:rPr>
-        <w:t xml:space="preserve">(pine_df, </w:t>
-      </w:r>
-      <w:r>
-        <w:rPr>
-          <w:rStyle w:val="FunctionTok"/>
-        </w:rPr>
-        <w:t xml:space="preserve">aes</w:t>
-      </w:r>
-      <w:r>
-        <w:rPr>
-          <w:rStyle w:val="NormalTok"/>
-        </w:rPr>
-        <w:t xml:space="preserve">(</w:t>
-      </w:r>
-      <w:r>
-        <w:rPr>
-          <w:rStyle w:val="AttributeTok"/>
-        </w:rPr>
-        <w:t xml:space="preserve">x =</w:t>
-      </w:r>
-      <w:r>
-        <w:rPr>
-          <w:rStyle w:val="NormalTok"/>
-        </w:rPr>
-        <w:t xml:space="preserve"> side, </w:t>
-      </w:r>
-      <w:r>
-        <w:rPr>
-          <w:rStyle w:val="AttributeTok"/>
-        </w:rPr>
-        <w:t xml:space="preserve">y =</w:t>
-      </w:r>
-      <w:r>
-        <w:rPr>
-          <w:rStyle w:val="NormalTok"/>
-        </w:rPr>
-        <w:t xml:space="preserve"> needle_length_mm, </w:t>
-      </w:r>
-      <w:r>
-        <w:rPr>
-          <w:rStyle w:val="AttributeTok"/>
-        </w:rPr>
-        <w:t xml:space="preserve">fill =</w:t>
-      </w:r>
-      <w:r>
-        <w:rPr>
-          <w:rStyle w:val="NormalTok"/>
-        </w:rPr>
-        <w:t xml:space="preserve"> side)) </w:t>
-      </w:r>
-      <w:r>
-        <w:rPr>
-          <w:rStyle w:val="SpecialCharTok"/>
-        </w:rPr>
-        <w:t xml:space="preserve">+</w:t>
-      </w:r>
-      <w:r>
-        <w:br/>
-      </w:r>
-      <w:r>
-        <w:rPr>
-          <w:rStyle w:val="NormalTok"/>
-        </w:rPr>
-        <w:t xml:space="preserve">  </w:t>
-      </w:r>
-      <w:r>
-        <w:rPr>
-          <w:rStyle w:val="FunctionTok"/>
-        </w:rPr>
-        <w:t xml:space="preserve">geom_violin</w:t>
-      </w:r>
-      <w:r>
-        <w:rPr>
-          <w:rStyle w:val="NormalTok"/>
-        </w:rPr>
-        <w:t xml:space="preserve">(</w:t>
-      </w:r>
-      <w:r>
-        <w:rPr>
-          <w:rStyle w:val="AttributeTok"/>
-        </w:rPr>
-        <w:t xml:space="preserve">alpha =</w:t>
-      </w:r>
-      <w:r>
-        <w:rPr>
-          <w:rStyle w:val="NormalTok"/>
-        </w:rPr>
-        <w:t xml:space="preserve"> </w:t>
-      </w:r>
-      <w:r>
-        <w:rPr>
-          <w:rStyle w:val="FloatTok"/>
-        </w:rPr>
-        <w:t xml:space="preserve">0.5</w:t>
-      </w:r>
-      <w:r>
-        <w:rPr>
-          <w:rStyle w:val="NormalTok"/>
-        </w:rPr>
-        <w:t xml:space="preserve">) </w:t>
-      </w:r>
-      <w:r>
-        <w:rPr>
-          <w:rStyle w:val="SpecialCharTok"/>
-        </w:rPr>
-        <w:t xml:space="preserve">+</w:t>
-      </w:r>
-      <w:r>
-        <w:br/>
-      </w:r>
-      <w:r>
-        <w:rPr>
-          <w:rStyle w:val="NormalTok"/>
-        </w:rPr>
-        <w:t xml:space="preserve">  </w:t>
-      </w:r>
-      <w:r>
-        <w:rPr>
-          <w:rStyle w:val="FunctionTok"/>
-        </w:rPr>
-        <w:t xml:space="preserve">geom_jitter</w:t>
-      </w:r>
-      <w:r>
-        <w:rPr>
-          <w:rStyle w:val="NormalTok"/>
-        </w:rPr>
-        <w:t xml:space="preserve">(</w:t>
-      </w:r>
-      <w:r>
-        <w:rPr>
-          <w:rStyle w:val="AttributeTok"/>
-        </w:rPr>
-        <w:t xml:space="preserve">width =</w:t>
-      </w:r>
-      <w:r>
-        <w:rPr>
-          <w:rStyle w:val="NormalTok"/>
-        </w:rPr>
-        <w:t xml:space="preserve"> </w:t>
-      </w:r>
-      <w:r>
-        <w:rPr>
-          <w:rStyle w:val="FloatTok"/>
-        </w:rPr>
-        <w:t xml:space="preserve">0.1</w:t>
-      </w:r>
-      <w:r>
-        <w:rPr>
-          <w:rStyle w:val="NormalTok"/>
-        </w:rPr>
-        <w:t xml:space="preserve">, </w:t>
-      </w:r>
-      <w:r>
-        <w:rPr>
-          <w:rStyle w:val="AttributeTok"/>
-        </w:rPr>
-        <w:t xml:space="preserve">size =</w:t>
-      </w:r>
-      <w:r>
-        <w:rPr>
-          <w:rStyle w:val="NormalTok"/>
-        </w:rPr>
-        <w:t xml:space="preserve"> </w:t>
-      </w:r>
-      <w:r>
-        <w:rPr>
-          <w:rStyle w:val="DecValTok"/>
-        </w:rPr>
-        <w:t xml:space="preserve">2</w:t>
-      </w:r>
-      <w:r>
-        <w:rPr>
-          <w:rStyle w:val="NormalTok"/>
-        </w:rPr>
-        <w:t xml:space="preserve">) </w:t>
-      </w:r>
-      <w:r>
-        <w:rPr>
-          <w:rStyle w:val="SpecialCharTok"/>
-        </w:rPr>
-        <w:t xml:space="preserve">+</w:t>
-      </w:r>
-      <w:r>
-        <w:br/>
-      </w:r>
-      <w:r>
-        <w:rPr>
-          <w:rStyle w:val="NormalTok"/>
-        </w:rPr>
-        <w:t xml:space="preserve">  </w:t>
-      </w:r>
-      <w:r>
-        <w:rPr>
-          <w:rStyle w:val="FunctionTok"/>
-        </w:rPr>
-        <w:t xml:space="preserve">theme</w:t>
-      </w:r>
-      <w:r>
-        <w:rPr>
-          <w:rStyle w:val="NormalTok"/>
-        </w:rPr>
-        <w:t xml:space="preserve">(</w:t>
-      </w:r>
-      <w:r>
-        <w:rPr>
-          <w:rStyle w:val="AttributeTok"/>
-        </w:rPr>
-        <w:t xml:space="preserve">legend.position =</w:t>
-      </w:r>
-      <w:r>
-        <w:rPr>
-          <w:rStyle w:val="NormalTok"/>
-        </w:rPr>
-        <w:t xml:space="preserve"> </w:t>
-      </w:r>
-      <w:r>
-        <w:rPr>
-          <w:rStyle w:val="StringTok"/>
-        </w:rPr>
         <w:t xml:space="preserve">"none"</w:t>
       </w:r>
       <w:r>
@@ -8732,8 +8617,8 @@
         <w:t xml:space="preserve">)</w:t>
       </w:r>
     </w:p>
-    <w:bookmarkEnd w:id="63"/>
-    <w:bookmarkStart w:id="64" w:name="themes-change-the-look"/>
+    <w:bookmarkEnd w:id="64"/>
+    <w:bookmarkStart w:id="65" w:name="themes-change-the-look"/>
     <w:p>
       <w:pPr>
         <w:pStyle w:val="Heading3"/>
@@ -8884,9 +8769,9 @@
         </w:pict>
       </w:r>
     </w:p>
-    <w:bookmarkEnd w:id="64"/>
     <w:bookmarkEnd w:id="65"/>
-    <w:bookmarkStart w:id="66" w:name="X970ef8e44a72b051900e5951f7952ab34f9e7c0"/>
+    <w:bookmarkEnd w:id="66"/>
+    <w:bookmarkStart w:id="67" w:name="X970ef8e44a72b051900e5951f7952ab34f9e7c0"/>
     <w:p>
       <w:pPr>
         <w:pStyle w:val="Heading1"/>
@@ -9173,8 +9058,8 @@
         </w:pict>
       </w:r>
     </w:p>
-    <w:bookmarkEnd w:id="66"/>
-    <w:bookmarkStart w:id="69" w:name="readings"/>
+    <w:bookmarkEnd w:id="67"/>
+    <w:bookmarkStart w:id="70" w:name="readings"/>
     <w:p>
       <w:pPr>
         <w:pStyle w:val="Heading1"/>
@@ -9366,7 +9251,7 @@
       <w:r>
         <w:t xml:space="preserve"> </w:t>
       </w:r>
-      <w:hyperlink r:id="rId67">
+      <w:hyperlink r:id="rId68">
         <w:r>
           <w:rPr>
             <w:rStyle w:val="Hyperlink"/>
@@ -9435,7 +9320,7 @@
             <w:pPr>
               <w:pStyle w:val="Compact"/>
             </w:pPr>
-            <w:hyperlink r:id="rId51">
+            <w:hyperlink r:id="rId52">
               <w:r>
                 <w:rPr>
                   <w:rStyle w:val="Hyperlink"/>
@@ -9493,7 +9378,7 @@
             <w:pPr>
               <w:pStyle w:val="Compact"/>
             </w:pPr>
-            <w:hyperlink r:id="rId44">
+            <w:hyperlink r:id="rId45">
               <w:r>
                 <w:rPr>
                   <w:rStyle w:val="Hyperlink"/>
@@ -9545,7 +9430,7 @@
             <w:pPr>
               <w:pStyle w:val="Compact"/>
             </w:pPr>
-            <w:hyperlink r:id="rId45">
+            <w:hyperlink r:id="rId46">
               <w:r>
                 <w:rPr>
                   <w:rStyle w:val="Hyperlink"/>
@@ -9585,7 +9470,7 @@
             <w:pPr>
               <w:pStyle w:val="Compact"/>
             </w:pPr>
-            <w:hyperlink r:id="rId19">
+            <w:hyperlink r:id="rId20">
               <w:r>
                 <w:rPr>
                   <w:rStyle w:val="Hyperlink"/>
@@ -9625,7 +9510,7 @@
             <w:pPr>
               <w:pStyle w:val="Compact"/>
             </w:pPr>
-            <w:hyperlink r:id="rId47">
+            <w:hyperlink r:id="rId48">
               <w:r>
                 <w:rPr>
                   <w:rStyle w:val="Hyperlink"/>
@@ -9671,7 +9556,7 @@
             <w:pPr>
               <w:pStyle w:val="Compact"/>
             </w:pPr>
-            <w:hyperlink r:id="rId68">
+            <w:hyperlink r:id="rId69">
               <w:r>
                 <w:rPr>
                   <w:rStyle w:val="Hyperlink"/>
@@ -9699,241 +9584,12 @@
               <w:pStyle w:val="Compact"/>
             </w:pPr>
             <w:r>
-              <w:t xml:space="preserve">Getting unstuck</w:t>
+              <w:t xml:space="preserve">reading errors</w:t>
             </w:r>
           </w:p>
         </w:tc>
       </w:tr>
     </w:tbl>
-    <w:p>
-      <w:r>
-        <w:pict>
-          <v:rect style="width:0;height:1.5pt" o:hralign="center" o:hrstd="t" o:hr="t"/>
-        </w:pict>
-      </w:r>
-    </w:p>
-    <w:bookmarkEnd w:id="69"/>
-    <w:bookmarkStart w:id="70" w:name="getting-unstuck"/>
-    <w:p>
-      <w:pPr>
-        <w:pStyle w:val="Heading1"/>
-      </w:pPr>
-      <w:r>
-        <w:t xml:space="preserve">Getting unstuck</w:t>
-      </w:r>
-    </w:p>
-    <w:p>
-      <w:pPr>
-        <w:pStyle w:val="FirstParagraph"/>
-      </w:pPr>
-      <w:r>
-        <w:t xml:space="preserve">When code breaks — and it will, that is normal:</w:t>
-      </w:r>
-    </w:p>
-    <w:p>
-      <w:pPr>
-        <w:pStyle w:val="Compact"/>
-        <w:numPr>
-          <w:ilvl w:val="0"/>
-          <w:numId w:val="1016"/>
-        </w:numPr>
-      </w:pPr>
-      <w:r>
-        <w:rPr>
-          <w:b/>
-          <w:bCs/>
-        </w:rPr>
-        <w:t xml:space="preserve">Read the error message out loud.</w:t>
-      </w:r>
-      <w:r>
-        <w:t xml:space="preserve"> </w:t>
-      </w:r>
-      <w:r>
-        <w:t xml:space="preserve">R usually names the line and the problem.</w:t>
-      </w:r>
-    </w:p>
-    <w:p>
-      <w:pPr>
-        <w:pStyle w:val="Compact"/>
-        <w:numPr>
-          <w:ilvl w:val="0"/>
-          <w:numId w:val="1016"/>
-        </w:numPr>
-      </w:pPr>
-      <w:r>
-        <w:rPr>
-          <w:b/>
-          <w:bCs/>
-        </w:rPr>
-        <w:t xml:space="preserve">Check the usual suspects:</w:t>
-      </w:r>
-      <w:r>
-        <w:t xml:space="preserve"> </w:t>
-      </w:r>
-      <w:r>
-        <w:t xml:space="preserve">did you run</w:t>
-      </w:r>
-      <w:r>
-        <w:t xml:space="preserve"> </w:t>
-      </w:r>
-      <w:r>
-        <w:rPr>
-          <w:rStyle w:val="VerbatimChar"/>
-        </w:rPr>
-        <w:t xml:space="preserve">library(tidyverse)</w:t>
-      </w:r>
-      <w:r>
-        <w:t xml:space="preserve">? Spelling? A missing</w:t>
-      </w:r>
-      <w:r>
-        <w:t xml:space="preserve"> </w:t>
-      </w:r>
-      <w:r>
-        <w:rPr>
-          <w:rStyle w:val="VerbatimChar"/>
-        </w:rPr>
-        <w:t xml:space="preserve">)</w:t>
-      </w:r>
-      <w:r>
-        <w:t xml:space="preserve"> </w:t>
-      </w:r>
-      <w:r>
-        <w:t xml:space="preserve">or a</w:t>
-      </w:r>
-      <w:r>
-        <w:t xml:space="preserve"> </w:t>
-      </w:r>
-      <w:r>
-        <w:rPr>
-          <w:rStyle w:val="VerbatimChar"/>
-        </w:rPr>
-        <w:t xml:space="preserve">+</w:t>
-      </w:r>
-      <w:r>
-        <w:t xml:space="preserve"> </w:t>
-      </w:r>
-      <w:r>
-        <w:t xml:space="preserve">at the</w:t>
-      </w:r>
-      <w:r>
-        <w:t xml:space="preserve"> </w:t>
-      </w:r>
-      <w:r>
-        <w:rPr>
-          <w:i/>
-          <w:iCs/>
-        </w:rPr>
-        <w:t xml:space="preserve">start</w:t>
-      </w:r>
-      <w:r>
-        <w:t xml:space="preserve"> </w:t>
-      </w:r>
-      <w:r>
-        <w:t xml:space="preserve">of a line?</w:t>
-      </w:r>
-    </w:p>
-    <w:p>
-      <w:pPr>
-        <w:pStyle w:val="Compact"/>
-        <w:numPr>
-          <w:ilvl w:val="0"/>
-          <w:numId w:val="1016"/>
-        </w:numPr>
-      </w:pPr>
-      <w:r>
-        <w:rPr>
-          <w:rStyle w:val="VerbatimChar"/>
-        </w:rPr>
-        <w:t xml:space="preserve">?function_name</w:t>
-      </w:r>
-      <w:r>
-        <w:t xml:space="preserve"> </w:t>
-      </w:r>
-      <w:r>
-        <w:t xml:space="preserve">opens the built-in help page.</w:t>
-      </w:r>
-    </w:p>
-    <w:p>
-      <w:pPr>
-        <w:pStyle w:val="Compact"/>
-        <w:numPr>
-          <w:ilvl w:val="0"/>
-          <w:numId w:val="1016"/>
-        </w:numPr>
-      </w:pPr>
-      <w:r>
-        <w:rPr>
-          <w:b/>
-          <w:bCs/>
-        </w:rPr>
-        <w:t xml:space="preserve">Bring the exact error</w:t>
-      </w:r>
-      <w:r>
-        <w:t xml:space="preserve"> </w:t>
-      </w:r>
-      <w:r>
-        <w:t xml:space="preserve">(copy-paste it) to class or office hours.</w:t>
-      </w:r>
-    </w:p>
-    <w:p>
-      <w:pPr>
-        <w:pStyle w:val="BlockText"/>
-      </w:pPr>
-      <w:r>
-        <w:t xml:space="preserve">📖</w:t>
-      </w:r>
-      <w:r>
-        <w:t xml:space="preserve"> </w:t>
-      </w:r>
-      <w:r>
-        <w:rPr>
-          <w:b/>
-          <w:bCs/>
-        </w:rPr>
-        <w:t xml:space="preserve">Read more:</w:t>
-      </w:r>
-      <w:r>
-        <w:t xml:space="preserve"> </w:t>
-      </w:r>
-      <w:hyperlink r:id="rId68">
-        <w:r>
-          <w:rPr>
-            <w:rStyle w:val="Hyperlink"/>
-          </w:rPr>
-          <w:t xml:space="preserve">R4DS §8 — Workflow: getting help</w:t>
-        </w:r>
-      </w:hyperlink>
-      <w:r>
-        <w:t xml:space="preserve"> </w:t>
-      </w:r>
-      <w:r>
-        <w:t xml:space="preserve">shows how to write a question others can actually answer.</w:t>
-      </w:r>
-    </w:p>
-    <w:p>
-      <w:pPr>
-        <w:pStyle w:val="BlockText"/>
-      </w:pPr>
-      <w:r>
-        <w:t xml:space="preserve">💡</w:t>
-      </w:r>
-      <w:r>
-        <w:t xml:space="preserve"> </w:t>
-      </w:r>
-      <w:r>
-        <w:rPr>
-          <w:b/>
-          <w:bCs/>
-        </w:rPr>
-        <w:t xml:space="preserve">Key idea:</w:t>
-      </w:r>
-      <w:r>
-        <w:t xml:space="preserve"> </w:t>
-      </w:r>
-      <w:r>
-        <w:t xml:space="preserve">Every working scientist googles error messages daily. Getting stuck is not failing — it is the job.</w:t>
-      </w:r>
-    </w:p>
     <w:p>
       <w:r>
         <w:pict>
@@ -10418,36 +10074,6 @@
   </w:num>
   <w:num w:numId="1015">
     <w:abstractNumId w:val="991"/>
-  </w:num>
-  <w:num w:numId="1016">
-    <w:abstractNumId w:val="99411"/>
-    <w:lvlOverride w:ilvl="0">
-      <w:startOverride w:val="1"/>
-    </w:lvlOverride>
-    <w:lvlOverride w:ilvl="1">
-      <w:startOverride w:val="1"/>
-    </w:lvlOverride>
-    <w:lvlOverride w:ilvl="2">
-      <w:startOverride w:val="1"/>
-    </w:lvlOverride>
-    <w:lvlOverride w:ilvl="3">
-      <w:startOverride w:val="1"/>
-    </w:lvlOverride>
-    <w:lvlOverride w:ilvl="4">
-      <w:startOverride w:val="1"/>
-    </w:lvlOverride>
-    <w:lvlOverride w:ilvl="5">
-      <w:startOverride w:val="1"/>
-    </w:lvlOverride>
-    <w:lvlOverride w:ilvl="6">
-      <w:startOverride w:val="1"/>
-    </w:lvlOverride>
-    <w:lvlOverride w:ilvl="7">
-      <w:startOverride w:val="1"/>
-    </w:lvlOverride>
-    <w:lvlOverride w:ilvl="8">
-      <w:startOverride w:val="1"/>
-    </w:lvlOverride>
   </w:num>
 </w:numbering>
 </file>

--- a/docs/content/getting_started/getting_started_activity.docx
+++ b/docs/content/getting_started/getting_started_activity.docx
@@ -26,7 +26,7 @@
         <w:t xml:space="preserve">Bill Perry</w:t>
       </w:r>
     </w:p>
-    <w:bookmarkStart w:id="16" w:name="worksheet-getting-started"/>
+    <w:bookmarkStart w:id="15" w:name="worksheet-getting-started"/>
     <w:p>
       <w:pPr>
         <w:pStyle w:val="Heading1"/>
@@ -71,287 +71,6 @@
           <w:t xml:space="preserve">📥 Script skeleton (.R)</w:t>
         </w:r>
       </w:hyperlink>
-    </w:p>
-    <w:p>
-      <w:pPr>
-        <w:pStyle w:val="Heading2"/>
-      </w:pPr>
-      <w:bookmarkStart w:id="12" w:name="how-to-use-this-worksheet"/>
-      <w:r>
-        <w:t xml:space="preserve">How to use this worksheet</w:t>
-      </w:r>
-      <w:bookmarkEnd w:id="12"/>
-    </w:p>
-    <w:p>
-      <w:pPr>
-        <w:pStyle w:val="BlockText"/>
-      </w:pPr>
-      <w:r>
-        <w:t xml:space="preserve">Work through each part in order, at your own pace. Type every line of code yourself into a</w:t>
-      </w:r>
-      <w:r>
-        <w:t xml:space="preserve"> </w:t>
-      </w:r>
-      <w:r>
-        <w:rPr>
-          <w:b/>
-          <w:bCs/>
-        </w:rPr>
-        <w:t xml:space="preserve">plain R script</w:t>
-      </w:r>
-      <w:r>
-        <w:t xml:space="preserve"> </w:t>
-      </w:r>
-      <w:r>
-        <w:t xml:space="preserve">— do not copy-paste. Blocks marked</w:t>
-      </w:r>
-      <w:r>
-        <w:t xml:space="preserve"> </w:t>
-      </w:r>
-      <w:r>
-        <w:rPr>
-          <w:b/>
-          <w:bCs/>
-        </w:rPr>
-        <w:t xml:space="preserve">▶ Run this</w:t>
-      </w:r>
-      <w:r>
-        <w:t xml:space="preserve"> </w:t>
-      </w:r>
-      <w:r>
-        <w:t xml:space="preserve">are code you should type and execute. Blocks marked</w:t>
-      </w:r>
-      <w:r>
-        <w:t xml:space="preserve"> </w:t>
-      </w:r>
-      <w:r>
-        <w:rPr>
-          <w:b/>
-          <w:bCs/>
-        </w:rPr>
-        <w:t xml:space="preserve">✏️ Your turn</w:t>
-      </w:r>
-      <w:r>
-        <w:t xml:space="preserve"> </w:t>
-      </w:r>
-      <w:r>
-        <w:t xml:space="preserve">ask you to write, modify, or answer something. Boxes marked</w:t>
-      </w:r>
-      <w:r>
-        <w:t xml:space="preserve"> </w:t>
-      </w:r>
-      <w:r>
-        <w:rPr>
-          <w:b/>
-          <w:bCs/>
-        </w:rPr>
-        <w:t xml:space="preserve">🚀 If you finish early</w:t>
-      </w:r>
-      <w:r>
-        <w:t xml:space="preserve"> </w:t>
-      </w:r>
-      <w:r>
-        <w:t xml:space="preserve">and</w:t>
-      </w:r>
-      <w:r>
-        <w:t xml:space="preserve"> </w:t>
-      </w:r>
-      <w:r>
-        <w:rPr>
-          <w:b/>
-          <w:bCs/>
-        </w:rPr>
-        <w:t xml:space="preserve">Part 15 (Going further)</w:t>
-      </w:r>
-      <w:r>
-        <w:t xml:space="preserve"> </w:t>
-      </w:r>
-      <w:r>
-        <w:t xml:space="preserve">are optional bonus material.</w:t>
-      </w:r>
-    </w:p>
-    <w:p>
-      <w:pPr>
-        <w:pStyle w:val="BlockText"/>
-      </w:pPr>
-      <w:r>
-        <w:rPr>
-          <w:b/>
-          <w:bCs/>
-        </w:rPr>
-        <w:t xml:space="preserve">Every grey</w:t>
-      </w:r>
-      <w:r>
-        <w:rPr>
-          <w:b/>
-          <w:bCs/>
-        </w:rPr>
-        <w:t xml:space="preserve"> </w:t>
-      </w:r>
-      <w:r>
-        <w:rPr>
-          <w:rStyle w:val="VerbatimChar"/>
-          <w:b/>
-          <w:bCs/>
-        </w:rPr>
-        <w:t xml:space="preserve">r</w:t>
-      </w:r>
-      <w:r>
-        <w:rPr>
-          <w:b/>
-          <w:bCs/>
-        </w:rPr>
-        <w:t xml:space="preserve"> </w:t>
-      </w:r>
-      <w:r>
-        <w:rPr>
-          <w:b/>
-          <w:bCs/>
-        </w:rPr>
-        <w:t xml:space="preserve">box below is code you type into an R script — not into the Console.</w:t>
-      </w:r>
-      <w:r>
-        <w:t xml:space="preserve"> </w:t>
-      </w:r>
-      <w:r>
-        <w:t xml:space="preserve">Before you start: build the script yourself —</w:t>
-      </w:r>
-      <w:r>
-        <w:t xml:space="preserve"> </w:t>
-      </w:r>
-      <w:r>
-        <w:rPr>
-          <w:b/>
-          <w:bCs/>
-        </w:rPr>
-        <w:t xml:space="preserve">File → New File → R Script</w:t>
-      </w:r>
-      <w:r>
-        <w:t xml:space="preserve">, and save it as</w:t>
-      </w:r>
-      <w:r>
-        <w:t xml:space="preserve"> </w:t>
-      </w:r>
-      <w:r>
-        <w:rPr>
-          <w:rStyle w:val="VerbatimChar"/>
-        </w:rPr>
-        <w:t xml:space="preserve">01_getting_started.R</w:t>
-      </w:r>
-      <w:r>
-        <w:t xml:space="preserve"> </w:t>
-      </w:r>
-      <w:r>
-        <w:t xml:space="preserve">in your project’s</w:t>
-      </w:r>
-      <w:r>
-        <w:t xml:space="preserve"> </w:t>
-      </w:r>
-      <w:r>
-        <w:rPr>
-          <w:rStyle w:val="VerbatimChar"/>
-        </w:rPr>
-        <w:t xml:space="preserve">scripts/</w:t>
-      </w:r>
-      <w:r>
-        <w:t xml:space="preserve"> </w:t>
-      </w:r>
-      <w:r>
-        <w:t xml:space="preserve">folder — or download the</w:t>
-      </w:r>
-      <w:r>
-        <w:t xml:space="preserve"> </w:t>
-      </w:r>
-      <w:r>
-        <w:rPr>
-          <w:b/>
-          <w:bCs/>
-        </w:rPr>
-        <w:t xml:space="preserve">script skeleton</w:t>
-      </w:r>
-      <w:r>
-        <w:t xml:space="preserve"> </w:t>
-      </w:r>
-      <w:r>
-        <w:t xml:space="preserve">above and put it in</w:t>
-      </w:r>
-      <w:r>
-        <w:t xml:space="preserve"> </w:t>
-      </w:r>
-      <w:r>
-        <w:rPr>
-          <w:rStyle w:val="VerbatimChar"/>
-        </w:rPr>
-        <w:t xml:space="preserve">scripts/</w:t>
-      </w:r>
-      <w:r>
-        <w:t xml:space="preserve"> </w:t>
-      </w:r>
-      <w:r>
-        <w:t xml:space="preserve">instead. Either way, work down the worksheet, adding each block to the bottom of that one script, in order.</w:t>
-      </w:r>
-    </w:p>
-    <w:p>
-      <w:pPr>
-        <w:pStyle w:val="BlockText"/>
-      </w:pPr>
-      <w:r>
-        <w:rPr>
-          <w:b/>
-          <w:bCs/>
-        </w:rPr>
-        <w:t xml:space="preserve">Type the</w:t>
-      </w:r>
-      <w:r>
-        <w:rPr>
-          <w:b/>
-          <w:bCs/>
-        </w:rPr>
-        <w:t xml:space="preserve"> </w:t>
-      </w:r>
-      <w:r>
-        <w:rPr>
-          <w:rStyle w:val="VerbatimChar"/>
-          <w:b/>
-          <w:bCs/>
-        </w:rPr>
-        <w:t xml:space="preserve"># ── Part …</w:t>
-      </w:r>
-      <w:r>
-        <w:rPr>
-          <w:b/>
-          <w:bCs/>
-        </w:rPr>
-        <w:t xml:space="preserve"> </w:t>
-      </w:r>
-      <w:r>
-        <w:rPr>
-          <w:b/>
-          <w:bCs/>
-        </w:rPr>
-        <w:t xml:space="preserve">header comment at the top of each block, too.</w:t>
-      </w:r>
-      <w:r>
-        <w:t xml:space="preserve"> </w:t>
-      </w:r>
-      <w:r>
-        <w:t xml:space="preserve">Those comment lines are not decoration — they are how your script stays navigable, how you find your way back to a block that broke, and how I find your work when I read your script. A block with no header comment is a block I cannot place. In RStudio they also show up in the document outline (the</w:t>
-      </w:r>
-      <w:r>
-        <w:t xml:space="preserve"> </w:t>
-      </w:r>
-      <w:r>
-        <w:rPr>
-          <w:rStyle w:val="VerbatimChar"/>
-        </w:rPr>
-        <w:t xml:space="preserve">≡</w:t>
-      </w:r>
-      <w:r>
-        <w:t xml:space="preserve"> </w:t>
-      </w:r>
-      <w:r>
-        <w:t xml:space="preserve">button at the bottom-left of the editor) so you can jump straight to any part.</w:t>
-      </w:r>
     </w:p>
     <w:tbl>
       <w:tblPr>
@@ -383,7 +102,7 @@
           </w:tcPr>
           <w:p>
             <w:pPr>
-              <w:pStyle w:val="FirstParagraph"/>
+              <w:pStyle w:val="BodyText"/>
             </w:pPr>
             <w:pPr>
               <w:spacing w:before="0" w:after="0"/>
@@ -394,18 +113,18 @@
                 <wp:inline>
                   <wp:extent cx="152400" cy="152400"/>
                   <wp:effectExtent b="0" l="0" r="0" t="0"/>
-                  <wp:docPr descr="" title="" id="14" name="Picture"/>
+                  <wp:docPr descr="" title="" id="13" name="Picture"/>
                   <a:graphic>
                     <a:graphicData uri="http://schemas.openxmlformats.org/drawingml/2006/picture">
                       <pic:pic>
                         <pic:nvPicPr>
-                          <pic:cNvPr descr="/Applications/Positron.app/Contents/Resources/app/quarto/share/formats/docx/important.png" id="15" name="Picture"/>
+                          <pic:cNvPr descr="/Applications/Positron.app/Contents/Resources/app/quarto/share/formats/docx/important.png" id="14" name="Picture"/>
                           <pic:cNvPicPr>
                             <a:picLocks noChangeArrowheads="1" noChangeAspect="1"/>
                           </pic:cNvPicPr>
                         </pic:nvPicPr>
                         <pic:blipFill>
-                          <a:blip r:embed="rId13"/>
+                          <a:blip r:embed="rId12"/>
                           <a:stretch>
                             <a:fillRect/>
                           </a:stretch>
@@ -815,8 +534,8 @@
         </w:pict>
       </w:r>
     </w:p>
-    <w:bookmarkEnd w:id="16"/>
-    <w:bookmarkStart w:id="19" w:name="part-1-todays-question"/>
+    <w:bookmarkEnd w:id="15"/>
+    <w:bookmarkStart w:id="18" w:name="part-1-todays-question"/>
     <w:p>
       <w:pPr>
         <w:pStyle w:val="Heading1"/>
@@ -825,7 +544,7 @@
         <w:t xml:space="preserve">Part 1 · Today’s question</w:t>
       </w:r>
     </w:p>
-    <w:bookmarkStart w:id="17" w:name="recap"/>
+    <w:bookmarkStart w:id="16" w:name="recap"/>
     <w:p>
       <w:pPr>
         <w:pStyle w:val="Heading3"/>
@@ -957,9 +676,6 @@
         <w:br/>
       </w:r>
       <w:r>
-        <w:br/>
-      </w:r>
-      <w:r>
         <w:rPr>
           <w:rStyle w:val="VerbatimChar"/>
         </w:rPr>
@@ -1023,84 +739,63 @@
         <w:br/>
       </w:r>
       <w:r>
+        <w:rPr>
+          <w:rStyle w:val="VerbatimChar"/>
+        </w:rPr>
+        <w:t xml:space="preserve">Why one tree isn't enough:</w:t>
+      </w:r>
+    </w:p>
+    <w:bookmarkEnd w:id="16"/>
+    <w:bookmarkStart w:id="17" w:name="field-collection-plan"/>
+    <w:p>
+      <w:pPr>
+        <w:pStyle w:val="Heading3"/>
+      </w:pPr>
+      <w:r>
+        <w:t xml:space="preserve">Field collection plan</w:t>
+      </w:r>
+    </w:p>
+    <w:p>
+      <w:pPr>
+        <w:pStyle w:val="FirstParagraph"/>
+      </w:pPr>
+      <w:r>
+        <w:t xml:space="preserve">As a group, agree on and record your answers before you go outside:</w:t>
+      </w:r>
+    </w:p>
+    <w:p>
+      <w:pPr>
+        <w:pStyle w:val="SourceCode"/>
+      </w:pPr>
+      <w:r>
+        <w:rPr>
+          <w:rStyle w:val="VerbatimChar"/>
+        </w:rPr>
+        <w:t xml:space="preserve">Sample height on tree:</w:t>
+      </w:r>
+      <w:r>
         <w:br/>
       </w:r>
       <w:r>
-        <w:rPr>
-          <w:rStyle w:val="VerbatimChar"/>
-        </w:rPr>
-        <w:t xml:space="preserve">Why one tree isn't enough:</w:t>
-      </w:r>
-    </w:p>
-    <w:bookmarkEnd w:id="17"/>
-    <w:bookmarkStart w:id="18" w:name="field-collection-plan"/>
-    <w:p>
-      <w:pPr>
-        <w:pStyle w:val="Heading3"/>
-      </w:pPr>
-      <w:r>
-        <w:t xml:space="preserve">Field collection plan</w:t>
-      </w:r>
-    </w:p>
-    <w:p>
-      <w:pPr>
-        <w:pStyle w:val="FirstParagraph"/>
-      </w:pPr>
-      <w:r>
-        <w:t xml:space="preserve">As a group, agree on and record your answers before you go outside:</w:t>
-      </w:r>
-    </w:p>
-    <w:p>
-      <w:pPr>
-        <w:pStyle w:val="SourceCode"/>
-      </w:pPr>
-      <w:r>
-        <w:rPr>
-          <w:rStyle w:val="VerbatimChar"/>
-        </w:rPr>
-        <w:t xml:space="preserve">Sample height on tree:</w:t>
-      </w:r>
-      <w:r>
         <w:br/>
       </w:r>
       <w:r>
+        <w:rPr>
+          <w:rStyle w:val="VerbatimChar"/>
+        </w:rPr>
+        <w:t xml:space="preserve">Definition of "mature" needle:</w:t>
+      </w:r>
+      <w:r>
         <w:br/>
       </w:r>
       <w:r>
         <w:br/>
       </w:r>
       <w:r>
-        <w:br/>
-      </w:r>
-      <w:r>
-        <w:rPr>
-          <w:rStyle w:val="VerbatimChar"/>
-        </w:rPr>
-        <w:t xml:space="preserve">Definition of "mature" needle:</w:t>
-      </w:r>
-      <w:r>
-        <w:br/>
-      </w:r>
-      <w:r>
-        <w:br/>
-      </w:r>
-      <w:r>
-        <w:br/>
-      </w:r>
-      <w:r>
-        <w:br/>
-      </w:r>
-      <w:r>
         <w:rPr>
           <w:rStyle w:val="VerbatimChar"/>
         </w:rPr>
         <w:t xml:space="preserve">Needles per side, per tree:</w:t>
-      </w:r>
-      <w:r>
-        <w:br/>
-      </w:r>
-      <w:r>
-        <w:br/>
       </w:r>
       <w:r>
         <w:br/>
@@ -1122,9 +817,9 @@
         </w:pict>
       </w:r>
     </w:p>
+    <w:bookmarkEnd w:id="17"/>
     <w:bookmarkEnd w:id="18"/>
-    <w:bookmarkEnd w:id="19"/>
-    <w:bookmarkStart w:id="23" w:name="part-2-build-your-project-folder"/>
+    <w:bookmarkStart w:id="22" w:name="part-2-build-your-project-folder"/>
     <w:p>
       <w:pPr>
         <w:pStyle w:val="Heading1"/>
@@ -1133,7 +828,7 @@
         <w:t xml:space="preserve">Part 2 · Build your project folder</w:t>
       </w:r>
     </w:p>
-    <w:bookmarkStart w:id="21" w:name="why-a-project-folder"/>
+    <w:bookmarkStart w:id="20" w:name="why-a-project-folder"/>
     <w:p>
       <w:pPr>
         <w:pStyle w:val="Heading3"/>
@@ -1199,7 +894,7 @@
       <w:r>
         <w:t xml:space="preserve"> </w:t>
       </w:r>
-      <w:hyperlink r:id="rId20">
+      <w:hyperlink r:id="rId19">
         <w:r>
           <w:rPr>
             <w:rStyle w:val="Hyperlink"/>
@@ -1211,8 +906,8 @@
         <w:t xml:space="preserve">, and Gotelli &amp; Ellison Ch. 8 (Managing and Curating Data) on Canvas.</w:t>
       </w:r>
     </w:p>
-    <w:bookmarkEnd w:id="21"/>
-    <w:bookmarkStart w:id="22" w:name="create-the-folder-structure"/>
+    <w:bookmarkEnd w:id="20"/>
+    <w:bookmarkStart w:id="21" w:name="create-the-folder-structure"/>
     <w:p>
       <w:pPr>
         <w:pStyle w:val="Heading3"/>
@@ -1404,9 +1099,9 @@
         </w:pict>
       </w:r>
     </w:p>
+    <w:bookmarkEnd w:id="21"/>
     <w:bookmarkEnd w:id="22"/>
-    <w:bookmarkEnd w:id="23"/>
-    <w:bookmarkStart w:id="34" w:name="part-3-enter-your-data-in-excel"/>
+    <w:bookmarkStart w:id="33" w:name="part-3-enter-your-data-in-excel"/>
     <w:p>
       <w:pPr>
         <w:pStyle w:val="Heading1"/>
@@ -1423,7 +1118,7 @@
         <w:t xml:space="preserve">Before R ever sees your numbers, they have to get from your field notes into a spreadsheet. How you do that now determines how much pain you’re in later — so we do it deliberately.</w:t>
       </w:r>
     </w:p>
-    <w:bookmarkStart w:id="24" w:name="set-up-your-header-row-first"/>
+    <w:bookmarkStart w:id="23" w:name="set-up-your-header-row-first"/>
     <w:p>
       <w:pPr>
         <w:pStyle w:val="Heading3"/>
@@ -1793,8 +1488,8 @@
         <w:t xml:space="preserve">look equally clear to a human — only one of them is a header R can use without a fight. Spaces, parentheses, and units in the header text all cause problems later.</w:t>
       </w:r>
     </w:p>
-    <w:bookmarkEnd w:id="24"/>
-    <w:bookmarkStart w:id="28" w:name="one-row-one-measurement"/>
+    <w:bookmarkEnd w:id="23"/>
+    <w:bookmarkStart w:id="27" w:name="one-row-one-measurement"/>
     <w:p>
       <w:pPr>
         <w:pStyle w:val="Heading3"/>
@@ -1935,18 +1630,18 @@
                 <wp:inline>
                   <wp:extent cx="152400" cy="152400"/>
                   <wp:effectExtent b="0" l="0" r="0" t="0"/>
-                  <wp:docPr descr="" title="" id="26" name="Picture"/>
+                  <wp:docPr descr="" title="" id="25" name="Picture"/>
                   <a:graphic>
                     <a:graphicData uri="http://schemas.openxmlformats.org/drawingml/2006/picture">
                       <pic:pic>
                         <pic:nvPicPr>
-                          <pic:cNvPr descr="/Applications/Positron.app/Contents/Resources/app/quarto/share/formats/docx/warning.png" id="27" name="Picture"/>
+                          <pic:cNvPr descr="/Applications/Positron.app/Contents/Resources/app/quarto/share/formats/docx/warning.png" id="26" name="Picture"/>
                           <pic:cNvPicPr>
                             <a:picLocks noChangeArrowheads="1" noChangeAspect="1"/>
                           </pic:cNvPicPr>
                         </pic:nvPicPr>
                         <pic:blipFill>
-                          <a:blip r:embed="rId25"/>
+                          <a:blip r:embed="rId24"/>
                           <a:stretch>
                             <a:fillRect/>
                           </a:stretch>
@@ -2222,8 +1917,8 @@
         </w:tc>
       </w:tr>
     </w:tbl>
-    <w:bookmarkEnd w:id="28"/>
-    <w:bookmarkStart w:id="32" w:name="enter-your-groups-data"/>
+    <w:bookmarkEnd w:id="27"/>
+    <w:bookmarkStart w:id="31" w:name="enter-your-groups-data"/>
     <w:p>
       <w:pPr>
         <w:pStyle w:val="Heading3"/>
@@ -2365,18 +2060,18 @@
                 <wp:inline>
                   <wp:extent cx="152400" cy="152400"/>
                   <wp:effectExtent b="0" l="0" r="0" t="0"/>
-                  <wp:docPr descr="" title="" id="30" name="Picture"/>
+                  <wp:docPr descr="" title="" id="29" name="Picture"/>
                   <a:graphic>
                     <a:graphicData uri="http://schemas.openxmlformats.org/drawingml/2006/picture">
                       <pic:pic>
                         <pic:nvPicPr>
-                          <pic:cNvPr descr="/Applications/Positron.app/Contents/Resources/app/quarto/share/formats/docx/tip.png" id="31" name="Picture"/>
+                          <pic:cNvPr descr="/Applications/Positron.app/Contents/Resources/app/quarto/share/formats/docx/tip.png" id="30" name="Picture"/>
                           <pic:cNvPicPr>
                             <a:picLocks noChangeArrowheads="1" noChangeAspect="1"/>
                           </pic:cNvPicPr>
                         </pic:nvPicPr>
                         <pic:blipFill>
-                          <a:blip r:embed="rId29"/>
+                          <a:blip r:embed="rId28"/>
                           <a:stretch>
                             <a:fillRect/>
                           </a:stretch>
@@ -2585,8 +2280,8 @@
         </w:tc>
       </w:tr>
     </w:tbl>
-    <w:bookmarkEnd w:id="32"/>
-    <w:bookmarkStart w:id="33" w:name="save-it-both-formats"/>
+    <w:bookmarkEnd w:id="31"/>
+    <w:bookmarkStart w:id="32" w:name="save-it-both-formats"/>
     <w:p>
       <w:pPr>
         <w:pStyle w:val="Heading3"/>
@@ -2807,9 +2502,9 @@
         </w:pict>
       </w:r>
     </w:p>
+    <w:bookmarkEnd w:id="32"/>
     <w:bookmarkEnd w:id="33"/>
-    <w:bookmarkEnd w:id="34"/>
-    <w:bookmarkStart w:id="35" w:name="part-4-orient-yourself-in-positron"/>
+    <w:bookmarkStart w:id="34" w:name="part-4-orient-yourself-in-positron"/>
     <w:p>
       <w:pPr>
         <w:pStyle w:val="Heading1"/>
@@ -3123,8 +2818,8 @@
         </w:pict>
       </w:r>
     </w:p>
-    <w:bookmarkEnd w:id="35"/>
-    <w:bookmarkStart w:id="38" w:name="X1563e2f34802f34eb6beac4d84528fd0fb900da"/>
+    <w:bookmarkEnd w:id="34"/>
+    <w:bookmarkStart w:id="37" w:name="X1563e2f34802f34eb6beac4d84528fd0fb900da"/>
     <w:p>
       <w:pPr>
         <w:pStyle w:val="Heading1"/>
@@ -3703,18 +3398,18 @@
                 <wp:inline>
                   <wp:extent cx="152400" cy="152400"/>
                   <wp:effectExtent b="0" l="0" r="0" t="0"/>
-                  <wp:docPr descr="" title="" id="36" name="Picture"/>
+                  <wp:docPr descr="" title="" id="35" name="Picture"/>
                   <a:graphic>
                     <a:graphicData uri="http://schemas.openxmlformats.org/drawingml/2006/picture">
                       <pic:pic>
                         <pic:nvPicPr>
-                          <pic:cNvPr descr="/Applications/Positron.app/Contents/Resources/app/quarto/share/formats/docx/tip.png" id="37" name="Picture"/>
+                          <pic:cNvPr descr="/Applications/Positron.app/Contents/Resources/app/quarto/share/formats/docx/tip.png" id="36" name="Picture"/>
                           <pic:cNvPicPr>
                             <a:picLocks noChangeArrowheads="1" noChangeAspect="1"/>
                           </pic:cNvPicPr>
                         </pic:nvPicPr>
                         <pic:blipFill>
-                          <a:blip r:embed="rId29"/>
+                          <a:blip r:embed="rId28"/>
                           <a:stretch>
                             <a:fillRect/>
                           </a:stretch>
@@ -3825,8 +3520,8 @@
         </w:pict>
       </w:r>
     </w:p>
-    <w:bookmarkEnd w:id="38"/>
-    <w:bookmarkStart w:id="39" w:name="part-6-naming-things-well"/>
+    <w:bookmarkEnd w:id="37"/>
+    <w:bookmarkStart w:id="38" w:name="part-6-naming-things-well"/>
     <w:p>
       <w:pPr>
         <w:pStyle w:val="Heading1"/>
@@ -3994,8 +3689,8 @@
         </w:pict>
       </w:r>
     </w:p>
-    <w:bookmarkEnd w:id="39"/>
-    <w:bookmarkStart w:id="40" w:name="part-7-comments"/>
+    <w:bookmarkEnd w:id="38"/>
+    <w:bookmarkStart w:id="39" w:name="part-7-comments"/>
     <w:p>
       <w:pPr>
         <w:pStyle w:val="Heading1"/>
@@ -4211,8 +3906,8 @@
         </w:pict>
       </w:r>
     </w:p>
-    <w:bookmarkEnd w:id="40"/>
-    <w:bookmarkStart w:id="41" w:name="part-8-functions-and-arguments"/>
+    <w:bookmarkEnd w:id="39"/>
+    <w:bookmarkStart w:id="40" w:name="part-8-functions-and-arguments"/>
     <w:p>
       <w:pPr>
         <w:pStyle w:val="Heading1"/>
@@ -4579,8 +4274,8 @@
         </w:pict>
       </w:r>
     </w:p>
-    <w:bookmarkEnd w:id="41"/>
-    <w:bookmarkStart w:id="44" w:name="part-9-vectors-and-data-types"/>
+    <w:bookmarkEnd w:id="40"/>
+    <w:bookmarkStart w:id="43" w:name="part-9-vectors-and-data-types"/>
     <w:p>
       <w:pPr>
         <w:pStyle w:val="Heading1"/>
@@ -5064,18 +4759,18 @@
                 <wp:inline>
                   <wp:extent cx="152400" cy="152400"/>
                   <wp:effectExtent b="0" l="0" r="0" t="0"/>
-                  <wp:docPr descr="" title="" id="42" name="Picture"/>
+                  <wp:docPr descr="" title="" id="41" name="Picture"/>
                   <a:graphic>
                     <a:graphicData uri="http://schemas.openxmlformats.org/drawingml/2006/picture">
                       <pic:pic>
                         <pic:nvPicPr>
-                          <pic:cNvPr descr="/Applications/Positron.app/Contents/Resources/app/quarto/share/formats/docx/tip.png" id="43" name="Picture"/>
+                          <pic:cNvPr descr="/Applications/Positron.app/Contents/Resources/app/quarto/share/formats/docx/tip.png" id="42" name="Picture"/>
                           <pic:cNvPicPr>
                             <a:picLocks noChangeArrowheads="1" noChangeAspect="1"/>
                           </pic:cNvPicPr>
                         </pic:nvPicPr>
                         <pic:blipFill>
-                          <a:blip r:embed="rId29"/>
+                          <a:blip r:embed="rId28"/>
                           <a:stretch>
                             <a:fillRect/>
                           </a:stretch>
@@ -5186,8 +4881,8 @@
         </w:pict>
       </w:r>
     </w:p>
-    <w:bookmarkEnd w:id="44"/>
-    <w:bookmarkStart w:id="47" w:name="part-10-packages-and-libraries"/>
+    <w:bookmarkEnd w:id="43"/>
+    <w:bookmarkStart w:id="46" w:name="part-10-packages-and-libraries"/>
     <w:p>
       <w:pPr>
         <w:pStyle w:val="Heading1"/>
@@ -5372,7 +5067,7 @@
       <w:r>
         <w:t xml:space="preserve"> </w:t>
       </w:r>
-      <w:hyperlink r:id="rId45">
+      <w:hyperlink r:id="rId44">
         <w:r>
           <w:rPr>
             <w:rStyle w:val="Hyperlink"/>
@@ -5389,7 +5084,7 @@
       <w:r>
         <w:t xml:space="preserve"> </w:t>
       </w:r>
-      <w:hyperlink r:id="rId46">
+      <w:hyperlink r:id="rId45">
         <w:r>
           <w:rPr>
             <w:rStyle w:val="Hyperlink"/>
@@ -5408,8 +5103,8 @@
         </w:pict>
       </w:r>
     </w:p>
-    <w:bookmarkEnd w:id="47"/>
-    <w:bookmarkStart w:id="51" w:name="part-11-load-the-pine-needle-data"/>
+    <w:bookmarkEnd w:id="46"/>
+    <w:bookmarkStart w:id="50" w:name="part-11-load-the-pine-needle-data"/>
     <w:p>
       <w:pPr>
         <w:pStyle w:val="Heading1"/>
@@ -5418,7 +5113,7 @@
         <w:t xml:space="preserve">Part 11 · Load the pine needle data</w:t>
       </w:r>
     </w:p>
-    <w:bookmarkStart w:id="49" w:name="create-your-script"/>
+    <w:bookmarkStart w:id="48" w:name="create-your-script"/>
     <w:p>
       <w:pPr>
         <w:pStyle w:val="Heading3"/>
@@ -5614,7 +5309,7 @@
       <w:r>
         <w:t xml:space="preserve"> </w:t>
       </w:r>
-      <w:hyperlink r:id="rId48">
+      <w:hyperlink r:id="rId47">
         <w:r>
           <w:rPr>
             <w:rStyle w:val="Hyperlink"/>
@@ -5626,8 +5321,8 @@
         <w:t xml:space="preserve">.</w:t>
       </w:r>
     </w:p>
-    <w:bookmarkEnd w:id="49"/>
-    <w:bookmarkStart w:id="50" w:name="always-look-before-you-trust-it"/>
+    <w:bookmarkEnd w:id="48"/>
+    <w:bookmarkStart w:id="49" w:name="always-look-before-you-trust-it"/>
     <w:p>
       <w:pPr>
         <w:pStyle w:val="Heading3"/>
@@ -5859,9 +5554,9 @@
         </w:pict>
       </w:r>
     </w:p>
+    <w:bookmarkEnd w:id="49"/>
     <w:bookmarkEnd w:id="50"/>
-    <w:bookmarkEnd w:id="51"/>
-    <w:bookmarkStart w:id="56" w:name="part-12-your-first-plot"/>
+    <w:bookmarkStart w:id="55" w:name="part-12-your-first-plot"/>
     <w:p>
       <w:pPr>
         <w:pStyle w:val="Heading1"/>
@@ -5970,7 +5665,7 @@
       <w:r>
         <w:t xml:space="preserve"> </w:t>
       </w:r>
-      <w:hyperlink r:id="rId52">
+      <w:hyperlink r:id="rId51">
         <w:r>
           <w:rPr>
             <w:rStyle w:val="Hyperlink"/>
@@ -6138,7 +5833,7 @@
         <w:t xml:space="preserve">of a line, never the start.</w:t>
       </w:r>
     </w:p>
-    <w:bookmarkStart w:id="55" w:name="improve-it-one-layer-at-a-time"/>
+    <w:bookmarkStart w:id="54" w:name="improve-it-one-layer-at-a-time"/>
     <w:p>
       <w:pPr>
         <w:pStyle w:val="Heading3"/>
@@ -6582,18 +6277,18 @@
                 <wp:inline>
                   <wp:extent cx="152400" cy="152400"/>
                   <wp:effectExtent b="0" l="0" r="0" t="0"/>
-                  <wp:docPr descr="" title="" id="53" name="Picture"/>
+                  <wp:docPr descr="" title="" id="52" name="Picture"/>
                   <a:graphic>
                     <a:graphicData uri="http://schemas.openxmlformats.org/drawingml/2006/picture">
                       <pic:pic>
                         <pic:nvPicPr>
-                          <pic:cNvPr descr="/Applications/Positron.app/Contents/Resources/app/quarto/share/formats/docx/tip.png" id="54" name="Picture"/>
+                          <pic:cNvPr descr="/Applications/Positron.app/Contents/Resources/app/quarto/share/formats/docx/tip.png" id="53" name="Picture"/>
                           <pic:cNvPicPr>
                             <a:picLocks noChangeArrowheads="1" noChangeAspect="1"/>
                           </pic:cNvPicPr>
                         </pic:nvPicPr>
                         <pic:blipFill>
-                          <a:blip r:embed="rId29"/>
+                          <a:blip r:embed="rId28"/>
                           <a:stretch>
                             <a:fillRect/>
                           </a:stretch>
@@ -6731,9 +6426,9 @@
         </w:pict>
       </w:r>
     </w:p>
+    <w:bookmarkEnd w:id="54"/>
     <w:bookmarkEnd w:id="55"/>
-    <w:bookmarkEnd w:id="56"/>
-    <w:bookmarkStart w:id="57" w:name="part-13-save-your-plot"/>
+    <w:bookmarkStart w:id="56" w:name="part-13-save-your-plot"/>
     <w:p>
       <w:pPr>
         <w:pStyle w:val="Heading1"/>
@@ -7294,8 +6989,8 @@
         </w:pict>
       </w:r>
     </w:p>
-    <w:bookmarkEnd w:id="57"/>
-    <w:bookmarkStart w:id="61" w:name="part-14-review-and-checkpoint"/>
+    <w:bookmarkEnd w:id="56"/>
+    <w:bookmarkStart w:id="60" w:name="part-14-review-and-checkpoint"/>
     <w:p>
       <w:pPr>
         <w:pStyle w:val="Heading1"/>
@@ -7712,18 +7407,18 @@
                 <wp:inline>
                   <wp:extent cx="152400" cy="152400"/>
                   <wp:effectExtent b="0" l="0" r="0" t="0"/>
-                  <wp:docPr descr="" title="" id="59" name="Picture"/>
+                  <wp:docPr descr="" title="" id="58" name="Picture"/>
                   <a:graphic>
                     <a:graphicData uri="http://schemas.openxmlformats.org/drawingml/2006/picture">
                       <pic:pic>
                         <pic:nvPicPr>
-                          <pic:cNvPr descr="/Applications/Positron.app/Contents/Resources/app/quarto/share/formats/docx/note.png" id="60" name="Picture"/>
+                          <pic:cNvPr descr="/Applications/Positron.app/Contents/Resources/app/quarto/share/formats/docx/note.png" id="59" name="Picture"/>
                           <pic:cNvPicPr>
                             <a:picLocks noChangeArrowheads="1" noChangeAspect="1"/>
                           </pic:cNvPicPr>
                         </pic:nvPicPr>
                         <pic:blipFill>
-                          <a:blip r:embed="rId58"/>
+                          <a:blip r:embed="rId57"/>
                           <a:stretch>
                             <a:fillRect/>
                           </a:stretch>
@@ -7857,8 +7552,8 @@
         </w:pict>
       </w:r>
     </w:p>
-    <w:bookmarkEnd w:id="61"/>
-    <w:bookmarkStart w:id="66" w:name="X78579d1a359bdd8772e104d92e0e0610dcd281b"/>
+    <w:bookmarkEnd w:id="60"/>
+    <w:bookmarkStart w:id="65" w:name="X78579d1a359bdd8772e104d92e0e0610dcd281b"/>
     <w:p>
       <w:pPr>
         <w:pStyle w:val="Heading1"/>
@@ -7890,7 +7585,7 @@
         <w:t xml:space="preserve">can do.</w:t>
       </w:r>
     </w:p>
-    <w:bookmarkStart w:id="62" w:name="histograms-split-by-team"/>
+    <w:bookmarkStart w:id="61" w:name="histograms-split-by-team"/>
     <w:p>
       <w:pPr>
         <w:pStyle w:val="Heading3"/>
@@ -8206,14 +7901,164 @@
         <w:t xml:space="preserve">________________________</w:t>
       </w:r>
     </w:p>
+    <w:bookmarkEnd w:id="61"/>
+    <w:bookmarkStart w:id="62" w:name="facets-one-panel-per-team"/>
+    <w:p>
+      <w:pPr>
+        <w:pStyle w:val="Heading3"/>
+      </w:pPr>
+      <w:r>
+        <w:t xml:space="preserve">Facets — one panel per team</w:t>
+      </w:r>
+    </w:p>
+    <w:p>
+      <w:pPr>
+        <w:pStyle w:val="SourceCode"/>
+      </w:pPr>
+      <w:r>
+        <w:rPr>
+          <w:rStyle w:val="CommentTok"/>
+        </w:rPr>
+        <w:t xml:space="preserve"># ── Part 15.2 · Going further ───────────────────────────────────────────</w:t>
+      </w:r>
+      <w:r>
+        <w:br/>
+      </w:r>
+      <w:r>
+        <w:rPr>
+          <w:rStyle w:val="FunctionTok"/>
+        </w:rPr>
+        <w:t xml:space="preserve">ggplot</w:t>
+      </w:r>
+      <w:r>
+        <w:rPr>
+          <w:rStyle w:val="NormalTok"/>
+        </w:rPr>
+        <w:t xml:space="preserve">(pine_df, </w:t>
+      </w:r>
+      <w:r>
+        <w:rPr>
+          <w:rStyle w:val="FunctionTok"/>
+        </w:rPr>
+        <w:t xml:space="preserve">aes</w:t>
+      </w:r>
+      <w:r>
+        <w:rPr>
+          <w:rStyle w:val="NormalTok"/>
+        </w:rPr>
+        <w:t xml:space="preserve">(</w:t>
+      </w:r>
+      <w:r>
+        <w:rPr>
+          <w:rStyle w:val="AttributeTok"/>
+        </w:rPr>
+        <w:t xml:space="preserve">x =</w:t>
+      </w:r>
+      <w:r>
+        <w:rPr>
+          <w:rStyle w:val="NormalTok"/>
+        </w:rPr>
+        <w:t xml:space="preserve"> needle_length_mm)) </w:t>
+      </w:r>
+      <w:r>
+        <w:rPr>
+          <w:rStyle w:val="SpecialCharTok"/>
+        </w:rPr>
+        <w:t xml:space="preserve">+</w:t>
+      </w:r>
+      <w:r>
+        <w:br/>
+      </w:r>
+      <w:r>
+        <w:rPr>
+          <w:rStyle w:val="NormalTok"/>
+        </w:rPr>
+        <w:t xml:space="preserve">  </w:t>
+      </w:r>
+      <w:r>
+        <w:rPr>
+          <w:rStyle w:val="FunctionTok"/>
+        </w:rPr>
+        <w:t xml:space="preserve">geom_histogram</w:t>
+      </w:r>
+      <w:r>
+        <w:rPr>
+          <w:rStyle w:val="NormalTok"/>
+        </w:rPr>
+        <w:t xml:space="preserve">(</w:t>
+      </w:r>
+      <w:r>
+        <w:rPr>
+          <w:rStyle w:val="AttributeTok"/>
+        </w:rPr>
+        <w:t xml:space="preserve">binwidth =</w:t>
+      </w:r>
+      <w:r>
+        <w:rPr>
+          <w:rStyle w:val="NormalTok"/>
+        </w:rPr>
+        <w:t xml:space="preserve"> </w:t>
+      </w:r>
+      <w:r>
+        <w:rPr>
+          <w:rStyle w:val="DecValTok"/>
+        </w:rPr>
+        <w:t xml:space="preserve">2</w:t>
+      </w:r>
+      <w:r>
+        <w:rPr>
+          <w:rStyle w:val="NormalTok"/>
+        </w:rPr>
+        <w:t xml:space="preserve">) </w:t>
+      </w:r>
+      <w:r>
+        <w:rPr>
+          <w:rStyle w:val="SpecialCharTok"/>
+        </w:rPr>
+        <w:t xml:space="preserve">+</w:t>
+      </w:r>
+      <w:r>
+        <w:br/>
+      </w:r>
+      <w:r>
+        <w:rPr>
+          <w:rStyle w:val="NormalTok"/>
+        </w:rPr>
+        <w:t xml:space="preserve">  </w:t>
+      </w:r>
+      <w:r>
+        <w:rPr>
+          <w:rStyle w:val="FunctionTok"/>
+        </w:rPr>
+        <w:t xml:space="preserve">facet_wrap</w:t>
+      </w:r>
+      <w:r>
+        <w:rPr>
+          <w:rStyle w:val="NormalTok"/>
+        </w:rPr>
+        <w:t xml:space="preserve">(</w:t>
+      </w:r>
+      <w:r>
+        <w:rPr>
+          <w:rStyle w:val="SpecialCharTok"/>
+        </w:rPr>
+        <w:t xml:space="preserve">~</w:t>
+      </w:r>
+      <w:r>
+        <w:rPr>
+          <w:rStyle w:val="NormalTok"/>
+        </w:rPr>
+        <w:t xml:space="preserve">team)</w:t>
+      </w:r>
+    </w:p>
     <w:bookmarkEnd w:id="62"/>
-    <w:bookmarkStart w:id="63" w:name="facets-one-panel-per-team"/>
+    <w:bookmarkStart w:id="63" w:name="violin-plots"/>
     <w:p>
       <w:pPr>
         <w:pStyle w:val="Heading3"/>
       </w:pPr>
       <w:r>
-        <w:t xml:space="preserve">Facets — one panel per team</w:t>
+        <w:t xml:space="preserve">Violin plots</w:t>
       </w:r>
     </w:p>
     <w:p>
@@ -8224,7 +8069,7 @@
         <w:rPr>
           <w:rStyle w:val="CommentTok"/>
         </w:rPr>
-        <w:t xml:space="preserve"># ── Part 15.2 · Going further ───────────────────────────────────────────</w:t>
+        <w:t xml:space="preserve"># ── Part 15.3 · Going further ───────────────────────────────────────────</w:t>
       </w:r>
       <w:r>
         <w:br/>
@@ -8263,7 +8108,31 @@
         <w:rPr>
           <w:rStyle w:val="NormalTok"/>
         </w:rPr>
-        <w:t xml:space="preserve"> needle_length_mm)) </w:t>
+        <w:t xml:space="preserve"> side, </w:t>
+      </w:r>
+      <w:r>
+        <w:rPr>
+          <w:rStyle w:val="AttributeTok"/>
+        </w:rPr>
+        <w:t xml:space="preserve">y =</w:t>
+      </w:r>
+      <w:r>
+        <w:rPr>
+          <w:rStyle w:val="NormalTok"/>
+        </w:rPr>
+        <w:t xml:space="preserve"> needle_length_mm, </w:t>
+      </w:r>
+      <w:r>
+        <w:rPr>
+          <w:rStyle w:val="AttributeTok"/>
+        </w:rPr>
+        <w:t xml:space="preserve">fill =</w:t>
+      </w:r>
+      <w:r>
+        <w:rPr>
+          <w:rStyle w:val="NormalTok"/>
+        </w:rPr>
+        <w:t xml:space="preserve"> side)) </w:t>
       </w:r>
       <w:r>
         <w:rPr>
@@ -8284,7 +8153,7 @@
         <w:rPr>
           <w:rStyle w:val="FunctionTok"/>
         </w:rPr>
-        <w:t xml:space="preserve">geom_histogram</w:t>
+        <w:t xml:space="preserve">geom_violin</w:t>
       </w:r>
       <w:r>
         <w:rPr>
@@ -8296,7 +8165,82 @@
         <w:rPr>
           <w:rStyle w:val="AttributeTok"/>
         </w:rPr>
-        <w:t xml:space="preserve">binwidth =</w:t>
+        <w:t xml:space="preserve">alpha =</w:t>
+      </w:r>
+      <w:r>
+        <w:rPr>
+          <w:rStyle w:val="NormalTok"/>
+        </w:rPr>
+        <w:t xml:space="preserve"> </w:t>
+      </w:r>
+      <w:r>
+        <w:rPr>
+          <w:rStyle w:val="FloatTok"/>
+        </w:rPr>
+        <w:t xml:space="preserve">0.5</w:t>
+      </w:r>
+      <w:r>
+        <w:rPr>
+          <w:rStyle w:val="NormalTok"/>
+        </w:rPr>
+        <w:t xml:space="preserve">) </w:t>
+      </w:r>
+      <w:r>
+        <w:rPr>
+          <w:rStyle w:val="SpecialCharTok"/>
+        </w:rPr>
+        <w:t xml:space="preserve">+</w:t>
+      </w:r>
+      <w:r>
+        <w:br/>
+      </w:r>
+      <w:r>
+        <w:rPr>
+          <w:rStyle w:val="NormalTok"/>
+        </w:rPr>
+        <w:t xml:space="preserve">  </w:t>
+      </w:r>
+      <w:r>
+        <w:rPr>
+          <w:rStyle w:val="FunctionTok"/>
+        </w:rPr>
+        <w:t xml:space="preserve">geom_jitter</w:t>
+      </w:r>
+      <w:r>
+        <w:rPr>
+          <w:rStyle w:val="NormalTok"/>
+        </w:rPr>
+        <w:t xml:space="preserve">(</w:t>
+      </w:r>
+      <w:r>
+        <w:rPr>
+          <w:rStyle w:val="AttributeTok"/>
+        </w:rPr>
+        <w:t xml:space="preserve">width =</w:t>
+      </w:r>
+      <w:r>
+        <w:rPr>
+          <w:rStyle w:val="NormalTok"/>
+        </w:rPr>
+        <w:t xml:space="preserve"> </w:t>
+      </w:r>
+      <w:r>
+        <w:rPr>
+          <w:rStyle w:val="FloatTok"/>
+        </w:rPr>
+        <w:t xml:space="preserve">0.1</w:t>
+      </w:r>
+      <w:r>
+        <w:rPr>
+          <w:rStyle w:val="NormalTok"/>
+        </w:rPr>
+        <w:t xml:space="preserve">, </w:t>
+      </w:r>
+      <w:r>
+        <w:rPr>
+          <w:rStyle w:val="AttributeTok"/>
+        </w:rPr>
+        <w:t xml:space="preserve">size =</w:t>
       </w:r>
       <w:r>
         <w:rPr>
@@ -8335,7 +8279,7 @@
         <w:rPr>
           <w:rStyle w:val="FunctionTok"/>
         </w:rPr>
-        <w:t xml:space="preserve">facet_wrap</w:t>
+        <w:t xml:space="preserve">theme</w:t>
       </w:r>
       <w:r>
         <w:rPr>
@@ -8345,280 +8289,31 @@
       </w:r>
       <w:r>
         <w:rPr>
-          <w:rStyle w:val="SpecialCharTok"/>
-        </w:rPr>
-        <w:t xml:space="preserve">~</w:t>
-      </w:r>
-      <w:r>
-        <w:rPr>
-          <w:rStyle w:val="NormalTok"/>
-        </w:rPr>
-        <w:t xml:space="preserve">team)</w:t>
+          <w:rStyle w:val="AttributeTok"/>
+        </w:rPr>
+        <w:t xml:space="preserve">legend.position =</w:t>
+      </w:r>
+      <w:r>
+        <w:rPr>
+          <w:rStyle w:val="NormalTok"/>
+        </w:rPr>
+        <w:t xml:space="preserve"> </w:t>
+      </w:r>
+      <w:r>
+        <w:rPr>
+          <w:rStyle w:val="StringTok"/>
+        </w:rPr>
+        <w:t xml:space="preserve">"none"</w:t>
+      </w:r>
+      <w:r>
+        <w:rPr>
+          <w:rStyle w:val="NormalTok"/>
+        </w:rPr>
+        <w:t xml:space="preserve">)</w:t>
       </w:r>
     </w:p>
     <w:bookmarkEnd w:id="63"/>
-    <w:bookmarkStart w:id="64" w:name="violin-plots"/>
-    <w:p>
-      <w:pPr>
-        <w:pStyle w:val="Heading3"/>
-      </w:pPr>
-      <w:r>
-        <w:t xml:space="preserve">Violin plots</w:t>
-      </w:r>
-    </w:p>
-    <w:p>
-      <w:pPr>
-        <w:pStyle w:val="SourceCode"/>
-      </w:pPr>
-      <w:r>
-        <w:rPr>
-          <w:rStyle w:val="CommentTok"/>
-        </w:rPr>
-        <w:t xml:space="preserve"># ── Part 15.3 · Going further ───────────────────────────────────────────</w:t>
-      </w:r>
-      <w:r>
-        <w:br/>
-      </w:r>
-      <w:r>
-        <w:rPr>
-          <w:rStyle w:val="FunctionTok"/>
-        </w:rPr>
-        <w:t xml:space="preserve">ggplot</w:t>
-      </w:r>
-      <w:r>
-        <w:rPr>
-          <w:rStyle w:val="NormalTok"/>
-        </w:rPr>
-        <w:t xml:space="preserve">(pine_df, </w:t>
-      </w:r>
-      <w:r>
-        <w:rPr>
-          <w:rStyle w:val="FunctionTok"/>
-        </w:rPr>
-        <w:t xml:space="preserve">aes</w:t>
-      </w:r>
-      <w:r>
-        <w:rPr>
-          <w:rStyle w:val="NormalTok"/>
-        </w:rPr>
-        <w:t xml:space="preserve">(</w:t>
-      </w:r>
-      <w:r>
-        <w:rPr>
-          <w:rStyle w:val="AttributeTok"/>
-        </w:rPr>
-        <w:t xml:space="preserve">x =</w:t>
-      </w:r>
-      <w:r>
-        <w:rPr>
-          <w:rStyle w:val="NormalTok"/>
-        </w:rPr>
-        <w:t xml:space="preserve"> side, </w:t>
-      </w:r>
-      <w:r>
-        <w:rPr>
-          <w:rStyle w:val="AttributeTok"/>
-        </w:rPr>
-        <w:t xml:space="preserve">y =</w:t>
-      </w:r>
-      <w:r>
-        <w:rPr>
-          <w:rStyle w:val="NormalTok"/>
-        </w:rPr>
-        <w:t xml:space="preserve"> needle_length_mm, </w:t>
-      </w:r>
-      <w:r>
-        <w:rPr>
-          <w:rStyle w:val="AttributeTok"/>
-        </w:rPr>
-        <w:t xml:space="preserve">fill =</w:t>
-      </w:r>
-      <w:r>
-        <w:rPr>
-          <w:rStyle w:val="NormalTok"/>
-        </w:rPr>
-        <w:t xml:space="preserve"> side)) </w:t>
-      </w:r>
-      <w:r>
-        <w:rPr>
-          <w:rStyle w:val="SpecialCharTok"/>
-        </w:rPr>
-        <w:t xml:space="preserve">+</w:t>
-      </w:r>
-      <w:r>
-        <w:br/>
-      </w:r>
-      <w:r>
-        <w:rPr>
-          <w:rStyle w:val="NormalTok"/>
-        </w:rPr>
-        <w:t xml:space="preserve">  </w:t>
-      </w:r>
-      <w:r>
-        <w:rPr>
-          <w:rStyle w:val="FunctionTok"/>
-        </w:rPr>
-        <w:t xml:space="preserve">geom_violin</w:t>
-      </w:r>
-      <w:r>
-        <w:rPr>
-          <w:rStyle w:val="NormalTok"/>
-        </w:rPr>
-        <w:t xml:space="preserve">(</w:t>
-      </w:r>
-      <w:r>
-        <w:rPr>
-          <w:rStyle w:val="AttributeTok"/>
-        </w:rPr>
-        <w:t xml:space="preserve">alpha =</w:t>
-      </w:r>
-      <w:r>
-        <w:rPr>
-          <w:rStyle w:val="NormalTok"/>
-        </w:rPr>
-        <w:t xml:space="preserve"> </w:t>
-      </w:r>
-      <w:r>
-        <w:rPr>
-          <w:rStyle w:val="FloatTok"/>
-        </w:rPr>
-        <w:t xml:space="preserve">0.5</w:t>
-      </w:r>
-      <w:r>
-        <w:rPr>
-          <w:rStyle w:val="NormalTok"/>
-        </w:rPr>
-        <w:t xml:space="preserve">) </w:t>
-      </w:r>
-      <w:r>
-        <w:rPr>
-          <w:rStyle w:val="SpecialCharTok"/>
-        </w:rPr>
-        <w:t xml:space="preserve">+</w:t>
-      </w:r>
-      <w:r>
-        <w:br/>
-      </w:r>
-      <w:r>
-        <w:rPr>
-          <w:rStyle w:val="NormalTok"/>
-        </w:rPr>
-        <w:t xml:space="preserve">  </w:t>
-      </w:r>
-      <w:r>
-        <w:rPr>
-          <w:rStyle w:val="FunctionTok"/>
-        </w:rPr>
-        <w:t xml:space="preserve">geom_jitter</w:t>
-      </w:r>
-      <w:r>
-        <w:rPr>
-          <w:rStyle w:val="NormalTok"/>
-        </w:rPr>
-        <w:t xml:space="preserve">(</w:t>
-      </w:r>
-      <w:r>
-        <w:rPr>
-          <w:rStyle w:val="AttributeTok"/>
-        </w:rPr>
-        <w:t xml:space="preserve">width =</w:t>
-      </w:r>
-      <w:r>
-        <w:rPr>
-          <w:rStyle w:val="NormalTok"/>
-        </w:rPr>
-        <w:t xml:space="preserve"> </w:t>
-      </w:r>
-      <w:r>
-        <w:rPr>
-          <w:rStyle w:val="FloatTok"/>
-        </w:rPr>
-        <w:t xml:space="preserve">0.1</w:t>
-      </w:r>
-      <w:r>
-        <w:rPr>
-          <w:rStyle w:val="NormalTok"/>
-        </w:rPr>
-        <w:t xml:space="preserve">, </w:t>
-      </w:r>
-      <w:r>
-        <w:rPr>
-          <w:rStyle w:val="AttributeTok"/>
-        </w:rPr>
-        <w:t xml:space="preserve">size =</w:t>
-      </w:r>
-      <w:r>
-        <w:rPr>
-          <w:rStyle w:val="NormalTok"/>
-        </w:rPr>
-        <w:t xml:space="preserve"> </w:t>
-      </w:r>
-      <w:r>
-        <w:rPr>
-          <w:rStyle w:val="DecValTok"/>
-        </w:rPr>
-        <w:t xml:space="preserve">2</w:t>
-      </w:r>
-      <w:r>
-        <w:rPr>
-          <w:rStyle w:val="NormalTok"/>
-        </w:rPr>
-        <w:t xml:space="preserve">) </w:t>
-      </w:r>
-      <w:r>
-        <w:rPr>
-          <w:rStyle w:val="SpecialCharTok"/>
-        </w:rPr>
-        <w:t xml:space="preserve">+</w:t>
-      </w:r>
-      <w:r>
-        <w:br/>
-      </w:r>
-      <w:r>
-        <w:rPr>
-          <w:rStyle w:val="NormalTok"/>
-        </w:rPr>
-        <w:t xml:space="preserve">  </w:t>
-      </w:r>
-      <w:r>
-        <w:rPr>
-          <w:rStyle w:val="FunctionTok"/>
-        </w:rPr>
-        <w:t xml:space="preserve">theme</w:t>
-      </w:r>
-      <w:r>
-        <w:rPr>
-          <w:rStyle w:val="NormalTok"/>
-        </w:rPr>
-        <w:t xml:space="preserve">(</w:t>
-      </w:r>
-      <w:r>
-        <w:rPr>
-          <w:rStyle w:val="AttributeTok"/>
-        </w:rPr>
-        <w:t xml:space="preserve">legend.position =</w:t>
-      </w:r>
-      <w:r>
-        <w:rPr>
-          <w:rStyle w:val="NormalTok"/>
-        </w:rPr>
-        <w:t xml:space="preserve"> </w:t>
-      </w:r>
-      <w:r>
-        <w:rPr>
-          <w:rStyle w:val="StringTok"/>
-        </w:rPr>
-        <w:t xml:space="preserve">"none"</w:t>
-      </w:r>
-      <w:r>
-        <w:rPr>
-          <w:rStyle w:val="NormalTok"/>
-        </w:rPr>
-        <w:t xml:space="preserve">)</w:t>
-      </w:r>
-    </w:p>
-    <w:bookmarkEnd w:id="64"/>
-    <w:bookmarkStart w:id="65" w:name="themes-change-the-look"/>
+    <w:bookmarkStart w:id="64" w:name="themes-change-the-look"/>
     <w:p>
       <w:pPr>
         <w:pStyle w:val="Heading3"/>
@@ -8769,9 +8464,9 @@
         </w:pict>
       </w:r>
     </w:p>
+    <w:bookmarkEnd w:id="64"/>
     <w:bookmarkEnd w:id="65"/>
-    <w:bookmarkEnd w:id="66"/>
-    <w:bookmarkStart w:id="67" w:name="X970ef8e44a72b051900e5951f7952ab34f9e7c0"/>
+    <w:bookmarkStart w:id="66" w:name="X970ef8e44a72b051900e5951f7952ab34f9e7c0"/>
     <w:p>
       <w:pPr>
         <w:pStyle w:val="Heading1"/>
@@ -9058,8 +8753,8 @@
         </w:pict>
       </w:r>
     </w:p>
-    <w:bookmarkEnd w:id="67"/>
-    <w:bookmarkStart w:id="70" w:name="readings"/>
+    <w:bookmarkEnd w:id="66"/>
+    <w:bookmarkStart w:id="69" w:name="readings"/>
     <w:p>
       <w:pPr>
         <w:pStyle w:val="Heading1"/>
@@ -9251,7 +8946,7 @@
       <w:r>
         <w:t xml:space="preserve"> </w:t>
       </w:r>
-      <w:hyperlink r:id="rId68">
+      <w:hyperlink r:id="rId67">
         <w:r>
           <w:rPr>
             <w:rStyle w:val="Hyperlink"/>
@@ -9320,7 +9015,7 @@
             <w:pPr>
               <w:pStyle w:val="Compact"/>
             </w:pPr>
-            <w:hyperlink r:id="rId52">
+            <w:hyperlink r:id="rId51">
               <w:r>
                 <w:rPr>
                   <w:rStyle w:val="Hyperlink"/>
@@ -9378,7 +9073,7 @@
             <w:pPr>
               <w:pStyle w:val="Compact"/>
             </w:pPr>
-            <w:hyperlink r:id="rId45">
+            <w:hyperlink r:id="rId44">
               <w:r>
                 <w:rPr>
                   <w:rStyle w:val="Hyperlink"/>
@@ -9430,7 +9125,7 @@
             <w:pPr>
               <w:pStyle w:val="Compact"/>
             </w:pPr>
-            <w:hyperlink r:id="rId46">
+            <w:hyperlink r:id="rId45">
               <w:r>
                 <w:rPr>
                   <w:rStyle w:val="Hyperlink"/>
@@ -9470,7 +9165,7 @@
             <w:pPr>
               <w:pStyle w:val="Compact"/>
             </w:pPr>
-            <w:hyperlink r:id="rId20">
+            <w:hyperlink r:id="rId19">
               <w:r>
                 <w:rPr>
                   <w:rStyle w:val="Hyperlink"/>
@@ -9510,7 +9205,7 @@
             <w:pPr>
               <w:pStyle w:val="Compact"/>
             </w:pPr>
-            <w:hyperlink r:id="rId48">
+            <w:hyperlink r:id="rId47">
               <w:r>
                 <w:rPr>
                   <w:rStyle w:val="Hyperlink"/>
@@ -9556,7 +9251,7 @@
             <w:pPr>
               <w:pStyle w:val="Compact"/>
             </w:pPr>
-            <w:hyperlink r:id="rId69">
+            <w:hyperlink r:id="rId68">
               <w:r>
                 <w:rPr>
                   <w:rStyle w:val="Hyperlink"/>
@@ -9597,10 +9292,10 @@
         </w:pict>
       </w:r>
     </w:p>
-    <w:bookmarkEnd w:id="70"/>
+    <w:bookmarkEnd w:id="69"/>
     <w:sectPr>
       <w:pgSz w:h="15840" w:w="12240"/>
-      <w:pgMar w:bottom="1440" w:footer="720" w:gutter="0" w:header="720" w:left="1440" w:right="1440" w:top="1440"/>
+      <w:pgMar w:bottom="720" w:footer="360" w:gutter="0" w:header="360" w:left="1008" w:right="720" w:top="720"/>
       <w:cols w:space="720"/>
       <w:docGrid w:linePitch="360"/>
     </w:sectPr>
@@ -10091,7 +9786,11 @@
         <w14:ligatures w14:val="standardContextual"/>
       </w:rPr>
     </w:rPrDefault>
-    <w:pPrDefault/>
+    <w:pPrDefault>
+      <w:pPr>
+        <w:spacing w:before="0"/>
+      </w:pPr>
+    </w:pPrDefault>
   </w:docDefaults>
   <w:latentStyles w:count="376" w:defLockedState="0" w:defQFormat="0" w:defSemiHidden="0" w:defUIPriority="99" w:defUnhideWhenUsed="0">
     <w:lsdException w:name="Normal" w:qFormat="1" w:uiPriority="0"/>
@@ -10486,7 +10185,7 @@
     <w:pPr>
       <w:keepNext/>
       <w:keepLines/>
-      <w:spacing w:after="80" w:before="360"/>
+      <w:spacing w:after="80" w:before="120"/>
       <w:outlineLvl w:val="0"/>
     </w:pPr>
     <w:rPr>
@@ -10510,7 +10209,7 @@
     <w:pPr>
       <w:keepNext/>
       <w:keepLines/>
-      <w:spacing w:after="80" w:before="160"/>
+      <w:spacing w:after="80" w:before="100"/>
       <w:outlineLvl w:val="1"/>
     </w:pPr>
     <w:rPr>
@@ -10531,7 +10230,7 @@
     <w:pPr>
       <w:keepNext/>
       <w:keepLines/>
-      <w:spacing w:after="80" w:before="160"/>
+      <w:spacing w:after="80" w:before="80"/>
       <w:outlineLvl w:val="2"/>
     </w:pPr>
     <w:rPr>
@@ -10576,7 +10275,7 @@
     <w:pPr>
       <w:keepNext/>
       <w:keepLines/>
-      <w:spacing w:after="40" w:before="80"/>
+      <w:spacing w:after="40" w:before="60"/>
       <w:outlineLvl w:val="4"/>
     </w:pPr>
     <w:rPr>
@@ -10597,7 +10296,7 @@
     <w:pPr>
       <w:keepNext/>
       <w:keepLines/>
-      <w:spacing w:before="40"/>
+      <w:spacing w:before="60"/>
       <w:outlineLvl w:val="5"/>
     </w:pPr>
     <w:rPr>
@@ -10619,7 +10318,7 @@
     <w:pPr>
       <w:keepNext/>
       <w:keepLines/>
-      <w:spacing w:before="40"/>
+      <w:spacing w:before="60"/>
       <w:outlineLvl w:val="6"/>
     </w:pPr>
     <w:rPr>
@@ -10638,6 +10337,7 @@
     <w:qFormat/>
     <w:rsid w:val="00846576"/>
     <w:pPr>
+      <w:spacing w:before="60"/>
       <w:keepNext/>
       <w:keepLines/>
       <w:outlineLvl w:val="7"/>
@@ -10659,6 +10359,7 @@
     <w:qFormat/>
     <w:rsid w:val="00846576"/>
     <w:pPr>
+      <w:spacing w:before="60"/>
       <w:keepNext/>
       <w:keepLines/>
       <w:outlineLvl w:val="8"/>
@@ -10821,7 +10522,7 @@
     <w:qFormat/>
     <w:rsid w:val="00AF5CF1"/>
     <w:pPr>
-      <w:spacing w:after="80"/>
+      <w:spacing w:after="80" w:before="0"/>
       <w:contextualSpacing/>
     </w:pPr>
     <w:rPr>
@@ -10858,7 +10559,7 @@
       <w:numPr>
         <w:ilvl w:val="1"/>
       </w:numPr>
-      <w:spacing w:after="160"/>
+      <w:spacing w:after="160" w:before="0"/>
     </w:pPr>
     <w:rPr>
       <w:rFonts w:asciiTheme="minorHAnsi" w:cstheme="majorBidi" w:eastAsiaTheme="majorEastAsia" w:hAnsiTheme="minorHAnsi"/>
@@ -10891,7 +10592,7 @@
     <w:qFormat/>
     <w:rsid w:val="00AF5CF1"/>
     <w:pPr>
-      <w:spacing w:after="160" w:before="160"/>
+      <w:spacing w:after="160" w:before="0"/>
       <w:jc w:val="center"/>
     </w:pPr>
     <w:rPr>
@@ -10919,6 +10620,7 @@
     <w:qFormat/>
     <w:rsid w:val="00AF5CF1"/>
     <w:pPr>
+      <w:spacing w:before="0"/>
       <w:ind w:left="720"/>
       <w:contextualSpacing/>
     </w:pPr>
@@ -10948,7 +10650,7 @@
         <w:top w:color="0F4761" w:space="10" w:sz="4" w:themeColor="accent1" w:themeShade="BF" w:val="single"/>
         <w:bottom w:color="0F4761" w:space="10" w:sz="4" w:themeColor="accent1" w:themeShade="BF" w:val="single"/>
       </w:pBdr>
-      <w:spacing w:after="360" w:before="360"/>
+      <w:spacing w:after="360" w:before="0"/>
       <w:ind w:left="864" w:right="864"/>
       <w:jc w:val="center"/>
     </w:pPr>
@@ -11010,7 +10712,7 @@
         <w:right w:color="FF0000" w:space="4" w:sz="8" w:val="single"/>
       </w:pBdr>
       <w:shd w:color="auto" w:fill="FBFBFB" w:val="clear"/>
-      <w:spacing w:after="120" w:before="120"/>
+      <w:spacing w:after="60" w:before="0"/>
       <w:ind w:left="432" w:right="432"/>
     </w:pPr>
     <w:rPr>
@@ -11031,7 +10733,7 @@
         <w:right w:color="BFBFBF" w:space="4" w:sz="6" w:val="single"/>
       </w:pBdr>
       <w:shd w:color="auto" w:fill="FBFBFB" w:val="clear"/>
-      <w:spacing w:after="240" w:before="240"/>
+      <w:spacing w:after="60" w:before="0"/>
       <w:ind w:left="432" w:right="432"/>
     </w:pPr>
     <w:rPr>
@@ -11052,7 +10754,7 @@
         <w:right w:color="BFBFBF" w:space="4" w:sz="6" w:val="single"/>
       </w:pBdr>
       <w:shd w:color="auto" w:fill="FBFBFB" w:val="clear"/>
-      <w:spacing w:after="240" w:before="240"/>
+      <w:spacing w:after="60" w:before="0"/>
       <w:ind w:left="432" w:right="432"/>
     </w:pPr>
     <w:rPr>
@@ -11098,7 +10800,7 @@
     <w:unhideWhenUsed/>
     <w:rsid w:val="00322D32"/>
     <w:pPr>
-      <w:spacing w:after="100"/>
+      <w:spacing w:after="100" w:before="0"/>
     </w:pPr>
   </w:style>
   <w:style w:type="character" w:customStyle="1" w:styleId="KeywordTok">

--- a/docs/content/getting_started/getting_started_activity.docx
+++ b/docs/content/getting_started/getting_started_activity.docx
@@ -9788,7 +9788,7 @@
     </w:rPrDefault>
     <w:pPrDefault>
       <w:pPr>
-        <w:spacing w:before="0"/>
+        <w:spacing w:after="0" w:before="0" w:line="240" w:lineRule="auto"/>
       </w:pPr>
     </w:pPrDefault>
   </w:docDefaults>
